--- a/manual/Fundamento-MANUAL-v7.docx
+++ b/manual/Fundamento-MANUAL-v7.docx
@@ -70,7 +70,7 @@
           <w:sz w:val="20"/>
           <w:szCs w:val="20"/>
         </w:rPr>
-        <w:t xml:space="preserve">Níveis 1–20  ·  Faixa lendária 21–30  ·  Versão 7.8</w:t>
+        <w:t xml:space="preserve">Níveis 1–20  ·  Faixa lendária 21–30  ·  Versão 7.9</w:t>
       </w:r>
     </w:p>
     <w:p>
@@ -24430,7 +24430,7 @@
                 <w:sz w:val="19"/>
                 <w:szCs w:val="19"/>
               </w:rPr>
-              <w:t xml:space="preserve">Aplica uma: Derrubado, Lento, Cego, Agarrado, Surdo, Desarmado ou Calado (o alvo não conjura). Dura uma rodada.</w:t>
+              <w:t xml:space="preserve">Aplica uma: Derrubado, Cego, Surdo, Agarrado, Impedido, Envenenado, Lento, Desarmado ou Calado (o alvo não conjura). Dura uma rodada.</w:t>
             </w:r>
           </w:p>
         </w:tc>
@@ -24522,7 +24522,7 @@
                 <w:sz w:val="19"/>
                 <w:szCs w:val="19"/>
               </w:rPr>
-              <w:t xml:space="preserve">Aplica uma: Atordoado, Paralisado, Amedrontado, Enfeitiçado ou Incapacitado. Dura uma rodada, com Teste de Resistência no fim de cada turno do alvo. Uma por feitiço.</w:t>
+              <w:t xml:space="preserve">Aplica uma: Amedrontado, Enfeitiçado, Atordoado, Incapacitado ou Petrificado. Dura uma rodada, com Teste de Resistência no fim de cada turno do alvo. Uma por feitiço.</w:t>
             </w:r>
           </w:p>
         </w:tc>
@@ -25066,6 +25066,1263 @@
                 <w:szCs w:val="19"/>
               </w:rPr>
               <w:t xml:space="preserve">Cancela um efeito contínuo ou uma barreira de Classe igual ou menor que o seu.</w:t>
+            </w:r>
+          </w:p>
+        </w:tc>
+      </w:tr>
+    </w:tbl>
+    <w:p>
+      <w:pPr>
+        <w:pStyle w:val="Heading2"/>
+        <w:spacing w:after="160" w:before="340"/>
+      </w:pPr>
+      <w:r>
+        <w:rPr>
+          <w:rFonts w:ascii="Georgia" w:cs="Georgia" w:eastAsia="Georgia" w:hAnsi="Georgia"/>
+          <w:b/>
+          <w:bCs/>
+          <w:color w:val="741B47"/>
+          <w:sz w:val="28"/>
+          <w:szCs w:val="28"/>
+        </w:rPr>
+        <w:t xml:space="preserve">As condições, uma a uma</w:t>
+      </w:r>
+    </w:p>
+    <w:p>
+      <w:pPr>
+        <w:spacing w:after="140" w:before="0" w:line="276"/>
+      </w:pPr>
+      <w:r>
+        <w:t xml:space="preserve">As doze da lista acima nunca tiveram efeito escrito, e três novas entraram. Aqui está o que cada uma faz. </w:t>
+      </w:r>
+      <w:r>
+        <w:rPr>
+          <w:b/>
+          <w:bCs/>
+        </w:rPr>
+        <w:t xml:space="preserve">Uma condição dura uma rodada</w:t>
+      </w:r>
+      <w:r>
+        <w:t xml:space="preserve">, como as linhas de Controle já diziam.</w:t>
+      </w:r>
+    </w:p>
+    <w:tbl>
+      <w:tblPr>
+        <w:tblW w:type="dxa" w:w="9000"/>
+        <w:tblBorders>
+          <w:top w:val="single" w:color="C8C8C8" w:sz="4"/>
+          <w:left w:val="single" w:color="C8C8C8" w:sz="4"/>
+          <w:bottom w:val="single" w:color="C8C8C8" w:sz="4"/>
+          <w:right w:val="single" w:color="C8C8C8" w:sz="4"/>
+          <w:insideH w:val="single" w:color="C8C8C8" w:sz="2"/>
+          <w:insideV w:val="single" w:color="C8C8C8" w:sz="2"/>
+        </w:tblBorders>
+      </w:tblPr>
+      <w:tblGrid>
+        <w:gridCol w:w="2200"/>
+        <w:gridCol w:w="6800"/>
+      </w:tblGrid>
+      <w:tr>
+        <w:trPr>
+          <w:cantSplit/>
+          <w:tblHeader/>
+        </w:trPr>
+        <w:tc>
+          <w:tcPr>
+            <w:tcW w:type="dxa" w:w="2200"/>
+            <w:shd w:fill="4E1230" w:color="auto" w:val="clear"/>
+            <w:tcMar>
+              <w:top w:type="dxa" w:w="60"/>
+              <w:left w:type="dxa" w:w="110"/>
+              <w:bottom w:type="dxa" w:w="60"/>
+              <w:right w:type="dxa" w:w="110"/>
+            </w:tcMar>
+            <w:vAlign w:val="center"/>
+          </w:tcPr>
+          <w:p>
+            <w:pPr>
+              <w:spacing w:after="40" w:before="40" w:line="240"/>
+              <w:jc w:val="left"/>
+            </w:pPr>
+            <w:r>
+              <w:rPr>
+                <w:b/>
+                <w:bCs/>
+                <w:color w:val="FFFFFF"/>
+                <w:sz w:val="18"/>
+                <w:szCs w:val="18"/>
+              </w:rPr>
+              <w:t xml:space="preserve">Menor</w:t>
+            </w:r>
+          </w:p>
+        </w:tc>
+        <w:tc>
+          <w:tcPr>
+            <w:tcW w:type="dxa" w:w="6800"/>
+            <w:shd w:fill="4E1230" w:color="auto" w:val="clear"/>
+            <w:tcMar>
+              <w:top w:type="dxa" w:w="60"/>
+              <w:left w:type="dxa" w:w="110"/>
+              <w:bottom w:type="dxa" w:w="60"/>
+              <w:right w:type="dxa" w:w="110"/>
+            </w:tcMar>
+            <w:vAlign w:val="center"/>
+          </w:tcPr>
+          <w:p>
+            <w:pPr>
+              <w:spacing w:after="40" w:before="40" w:line="240"/>
+              <w:jc w:val="center"/>
+            </w:pPr>
+            <w:r>
+              <w:rPr>
+                <w:b/>
+                <w:bCs/>
+                <w:color w:val="FFFFFF"/>
+                <w:sz w:val="18"/>
+                <w:szCs w:val="18"/>
+              </w:rPr>
+              <w:t xml:space="preserve">O que faz</w:t>
+            </w:r>
+          </w:p>
+        </w:tc>
+      </w:tr>
+      <w:tr>
+        <w:trPr>
+          <w:cantSplit/>
+        </w:trPr>
+        <w:tc>
+          <w:tcPr>
+            <w:tcW w:type="dxa" w:w="2200"/>
+            <w:tcMar>
+              <w:top w:type="dxa" w:w="60"/>
+              <w:left w:type="dxa" w:w="110"/>
+              <w:bottom w:type="dxa" w:w="60"/>
+              <w:right w:type="dxa" w:w="110"/>
+            </w:tcMar>
+            <w:vAlign w:val="center"/>
+          </w:tcPr>
+          <w:p>
+            <w:pPr>
+              <w:spacing w:after="40" w:before="40" w:line="240"/>
+              <w:jc w:val="left"/>
+            </w:pPr>
+            <w:r>
+              <w:rPr>
+                <w:b/>
+                <w:bCs/>
+                <w:color w:val="1A1A1A"/>
+                <w:sz w:val="19"/>
+                <w:szCs w:val="19"/>
+              </w:rPr>
+              <w:t xml:space="preserve">Derrubado</w:t>
+            </w:r>
+          </w:p>
+        </w:tc>
+        <w:tc>
+          <w:tcPr>
+            <w:tcW w:type="dxa" w:w="6800"/>
+            <w:tcMar>
+              <w:top w:type="dxa" w:w="60"/>
+              <w:left w:type="dxa" w:w="110"/>
+              <w:bottom w:type="dxa" w:w="60"/>
+              <w:right w:type="dxa" w:w="110"/>
+            </w:tcMar>
+            <w:vAlign w:val="center"/>
+          </w:tcPr>
+          <w:p>
+            <w:pPr>
+              <w:spacing w:after="40" w:before="40" w:line="240"/>
+              <w:jc w:val="left"/>
+            </w:pPr>
+            <w:r>
+              <w:rPr>
+                <w:b w:val="false"/>
+                <w:bCs w:val="false"/>
+                <w:color w:val="1A1A1A"/>
+                <w:sz w:val="19"/>
+                <w:szCs w:val="19"/>
+              </w:rPr>
+              <w:t xml:space="preserve">No chão. Só se move rastejando, desvantagem nos seus ataques, e quem ataca de até 1,5 m tem vantagem — de longe, desvantagem.</w:t>
+            </w:r>
+          </w:p>
+        </w:tc>
+      </w:tr>
+      <w:tr>
+        <w:trPr>
+          <w:cantSplit/>
+        </w:trPr>
+        <w:tc>
+          <w:tcPr>
+            <w:tcW w:type="dxa" w:w="2200"/>
+            <w:shd w:fill="F7F4F6" w:color="auto" w:val="clear"/>
+            <w:tcMar>
+              <w:top w:type="dxa" w:w="60"/>
+              <w:left w:type="dxa" w:w="110"/>
+              <w:bottom w:type="dxa" w:w="60"/>
+              <w:right w:type="dxa" w:w="110"/>
+            </w:tcMar>
+            <w:vAlign w:val="center"/>
+          </w:tcPr>
+          <w:p>
+            <w:pPr>
+              <w:spacing w:after="40" w:before="40" w:line="240"/>
+              <w:jc w:val="left"/>
+            </w:pPr>
+            <w:r>
+              <w:rPr>
+                <w:b/>
+                <w:bCs/>
+                <w:color w:val="1A1A1A"/>
+                <w:sz w:val="19"/>
+                <w:szCs w:val="19"/>
+              </w:rPr>
+              <w:t xml:space="preserve">Cego</w:t>
+            </w:r>
+          </w:p>
+        </w:tc>
+        <w:tc>
+          <w:tcPr>
+            <w:tcW w:type="dxa" w:w="6800"/>
+            <w:shd w:fill="F7F4F6" w:color="auto" w:val="clear"/>
+            <w:tcMar>
+              <w:top w:type="dxa" w:w="60"/>
+              <w:left w:type="dxa" w:w="110"/>
+              <w:bottom w:type="dxa" w:w="60"/>
+              <w:right w:type="dxa" w:w="110"/>
+            </w:tcMar>
+            <w:vAlign w:val="center"/>
+          </w:tcPr>
+          <w:p>
+            <w:pPr>
+              <w:spacing w:after="40" w:before="40" w:line="240"/>
+              <w:jc w:val="left"/>
+            </w:pPr>
+            <w:r>
+              <w:rPr>
+                <w:b w:val="false"/>
+                <w:bCs w:val="false"/>
+                <w:color w:val="1A1A1A"/>
+                <w:sz w:val="19"/>
+                <w:szCs w:val="19"/>
+              </w:rPr>
+              <w:t xml:space="preserve">Não enxerga. Falha automático em teste que precise de vista, desvantagem nos seus ataques, vantagem para quem te ataca.</w:t>
+            </w:r>
+          </w:p>
+        </w:tc>
+      </w:tr>
+      <w:tr>
+        <w:trPr>
+          <w:cantSplit/>
+        </w:trPr>
+        <w:tc>
+          <w:tcPr>
+            <w:tcW w:type="dxa" w:w="2200"/>
+            <w:tcMar>
+              <w:top w:type="dxa" w:w="60"/>
+              <w:left w:type="dxa" w:w="110"/>
+              <w:bottom w:type="dxa" w:w="60"/>
+              <w:right w:type="dxa" w:w="110"/>
+            </w:tcMar>
+            <w:vAlign w:val="center"/>
+          </w:tcPr>
+          <w:p>
+            <w:pPr>
+              <w:spacing w:after="40" w:before="40" w:line="240"/>
+              <w:jc w:val="left"/>
+            </w:pPr>
+            <w:r>
+              <w:rPr>
+                <w:b/>
+                <w:bCs/>
+                <w:color w:val="1A1A1A"/>
+                <w:sz w:val="19"/>
+                <w:szCs w:val="19"/>
+              </w:rPr>
+              <w:t xml:space="preserve">Surdo</w:t>
+            </w:r>
+          </w:p>
+        </w:tc>
+        <w:tc>
+          <w:tcPr>
+            <w:tcW w:type="dxa" w:w="6800"/>
+            <w:tcMar>
+              <w:top w:type="dxa" w:w="60"/>
+              <w:left w:type="dxa" w:w="110"/>
+              <w:bottom w:type="dxa" w:w="60"/>
+              <w:right w:type="dxa" w:w="110"/>
+            </w:tcMar>
+            <w:vAlign w:val="center"/>
+          </w:tcPr>
+          <w:p>
+            <w:pPr>
+              <w:spacing w:after="40" w:before="40" w:line="240"/>
+              <w:jc w:val="left"/>
+            </w:pPr>
+            <w:r>
+              <w:rPr>
+                <w:b w:val="false"/>
+                <w:bCs w:val="false"/>
+                <w:color w:val="1A1A1A"/>
+                <w:sz w:val="19"/>
+                <w:szCs w:val="19"/>
+              </w:rPr>
+              <w:t xml:space="preserve">Não ouve. Falha automático em teste que precise de audição.</w:t>
+            </w:r>
+          </w:p>
+        </w:tc>
+      </w:tr>
+      <w:tr>
+        <w:trPr>
+          <w:cantSplit/>
+        </w:trPr>
+        <w:tc>
+          <w:tcPr>
+            <w:tcW w:type="dxa" w:w="2200"/>
+            <w:shd w:fill="F7F4F6" w:color="auto" w:val="clear"/>
+            <w:tcMar>
+              <w:top w:type="dxa" w:w="60"/>
+              <w:left w:type="dxa" w:w="110"/>
+              <w:bottom w:type="dxa" w:w="60"/>
+              <w:right w:type="dxa" w:w="110"/>
+            </w:tcMar>
+            <w:vAlign w:val="center"/>
+          </w:tcPr>
+          <w:p>
+            <w:pPr>
+              <w:spacing w:after="40" w:before="40" w:line="240"/>
+              <w:jc w:val="left"/>
+            </w:pPr>
+            <w:r>
+              <w:rPr>
+                <w:b/>
+                <w:bCs/>
+                <w:color w:val="1A1A1A"/>
+                <w:sz w:val="19"/>
+                <w:szCs w:val="19"/>
+              </w:rPr>
+              <w:t xml:space="preserve">Agarrado</w:t>
+            </w:r>
+          </w:p>
+        </w:tc>
+        <w:tc>
+          <w:tcPr>
+            <w:tcW w:type="dxa" w:w="6800"/>
+            <w:shd w:fill="F7F4F6" w:color="auto" w:val="clear"/>
+            <w:tcMar>
+              <w:top w:type="dxa" w:w="60"/>
+              <w:left w:type="dxa" w:w="110"/>
+              <w:bottom w:type="dxa" w:w="60"/>
+              <w:right w:type="dxa" w:w="110"/>
+            </w:tcMar>
+            <w:vAlign w:val="center"/>
+          </w:tcPr>
+          <w:p>
+            <w:pPr>
+              <w:spacing w:after="40" w:before="40" w:line="240"/>
+              <w:jc w:val="left"/>
+            </w:pPr>
+            <w:r>
+              <w:rPr>
+                <w:b w:val="false"/>
+                <w:bCs w:val="false"/>
+                <w:color w:val="1A1A1A"/>
+                <w:sz w:val="19"/>
+                <w:szCs w:val="19"/>
+              </w:rPr>
+              <w:t xml:space="preserve">Deslocamento 0. Acaba se quem agarrou ficar Incapacitado, ou se algo te tirar do alcance dele.</w:t>
+            </w:r>
+          </w:p>
+        </w:tc>
+      </w:tr>
+      <w:tr>
+        <w:trPr>
+          <w:cantSplit/>
+        </w:trPr>
+        <w:tc>
+          <w:tcPr>
+            <w:tcW w:type="dxa" w:w="2200"/>
+            <w:tcMar>
+              <w:top w:type="dxa" w:w="60"/>
+              <w:left w:type="dxa" w:w="110"/>
+              <w:bottom w:type="dxa" w:w="60"/>
+              <w:right w:type="dxa" w:w="110"/>
+            </w:tcMar>
+            <w:vAlign w:val="center"/>
+          </w:tcPr>
+          <w:p>
+            <w:pPr>
+              <w:spacing w:after="40" w:before="40" w:line="240"/>
+              <w:jc w:val="left"/>
+            </w:pPr>
+            <w:r>
+              <w:rPr>
+                <w:b/>
+                <w:bCs/>
+                <w:color w:val="1A1A1A"/>
+                <w:sz w:val="19"/>
+                <w:szCs w:val="19"/>
+              </w:rPr>
+              <w:t xml:space="preserve">Impedido</w:t>
+            </w:r>
+          </w:p>
+        </w:tc>
+        <w:tc>
+          <w:tcPr>
+            <w:tcW w:type="dxa" w:w="6800"/>
+            <w:tcMar>
+              <w:top w:type="dxa" w:w="60"/>
+              <w:left w:type="dxa" w:w="110"/>
+              <w:bottom w:type="dxa" w:w="60"/>
+              <w:right w:type="dxa" w:w="110"/>
+            </w:tcMar>
+            <w:vAlign w:val="center"/>
+          </w:tcPr>
+          <w:p>
+            <w:pPr>
+              <w:spacing w:after="40" w:before="40" w:line="240"/>
+              <w:jc w:val="left"/>
+            </w:pPr>
+            <w:r>
+              <w:rPr>
+                <w:b w:val="false"/>
+                <w:bCs w:val="false"/>
+                <w:color w:val="1A1A1A"/>
+                <w:sz w:val="19"/>
+                <w:szCs w:val="19"/>
+              </w:rPr>
+              <w:t xml:space="preserve">Deslocamento 0, desvantagem nos seus ataques e no Teste de Resistência Físico, e vantagem para quem te ataca.</w:t>
+            </w:r>
+          </w:p>
+        </w:tc>
+      </w:tr>
+      <w:tr>
+        <w:trPr>
+          <w:cantSplit/>
+        </w:trPr>
+        <w:tc>
+          <w:tcPr>
+            <w:tcW w:type="dxa" w:w="2200"/>
+            <w:shd w:fill="F7F4F6" w:color="auto" w:val="clear"/>
+            <w:tcMar>
+              <w:top w:type="dxa" w:w="60"/>
+              <w:left w:type="dxa" w:w="110"/>
+              <w:bottom w:type="dxa" w:w="60"/>
+              <w:right w:type="dxa" w:w="110"/>
+            </w:tcMar>
+            <w:vAlign w:val="center"/>
+          </w:tcPr>
+          <w:p>
+            <w:pPr>
+              <w:spacing w:after="40" w:before="40" w:line="240"/>
+              <w:jc w:val="left"/>
+            </w:pPr>
+            <w:r>
+              <w:rPr>
+                <w:b/>
+                <w:bCs/>
+                <w:color w:val="1A1A1A"/>
+                <w:sz w:val="19"/>
+                <w:szCs w:val="19"/>
+              </w:rPr>
+              <w:t xml:space="preserve">Envenenado</w:t>
+            </w:r>
+          </w:p>
+        </w:tc>
+        <w:tc>
+          <w:tcPr>
+            <w:tcW w:type="dxa" w:w="6800"/>
+            <w:shd w:fill="F7F4F6" w:color="auto" w:val="clear"/>
+            <w:tcMar>
+              <w:top w:type="dxa" w:w="60"/>
+              <w:left w:type="dxa" w:w="110"/>
+              <w:bottom w:type="dxa" w:w="60"/>
+              <w:right w:type="dxa" w:w="110"/>
+            </w:tcMar>
+            <w:vAlign w:val="center"/>
+          </w:tcPr>
+          <w:p>
+            <w:pPr>
+              <w:spacing w:after="40" w:before="40" w:line="240"/>
+              <w:jc w:val="left"/>
+            </w:pPr>
+            <w:r>
+              <w:rPr>
+                <w:b w:val="false"/>
+                <w:bCs w:val="false"/>
+                <w:color w:val="1A1A1A"/>
+                <w:sz w:val="19"/>
+                <w:szCs w:val="19"/>
+              </w:rPr>
+              <w:t xml:space="preserve">Desvantagem nos seus ataques e em todo teste de perícia.</w:t>
+            </w:r>
+          </w:p>
+        </w:tc>
+      </w:tr>
+      <w:tr>
+        <w:trPr>
+          <w:cantSplit/>
+        </w:trPr>
+        <w:tc>
+          <w:tcPr>
+            <w:tcW w:type="dxa" w:w="2200"/>
+            <w:tcMar>
+              <w:top w:type="dxa" w:w="60"/>
+              <w:left w:type="dxa" w:w="110"/>
+              <w:bottom w:type="dxa" w:w="60"/>
+              <w:right w:type="dxa" w:w="110"/>
+            </w:tcMar>
+            <w:vAlign w:val="center"/>
+          </w:tcPr>
+          <w:p>
+            <w:pPr>
+              <w:spacing w:after="40" w:before="40" w:line="240"/>
+              <w:jc w:val="left"/>
+            </w:pPr>
+            <w:r>
+              <w:rPr>
+                <w:b/>
+                <w:bCs/>
+                <w:color w:val="1A1A1A"/>
+                <w:sz w:val="19"/>
+                <w:szCs w:val="19"/>
+              </w:rPr>
+              <w:t xml:space="preserve">Lento</w:t>
+            </w:r>
+          </w:p>
+        </w:tc>
+        <w:tc>
+          <w:tcPr>
+            <w:tcW w:type="dxa" w:w="6800"/>
+            <w:tcMar>
+              <w:top w:type="dxa" w:w="60"/>
+              <w:left w:type="dxa" w:w="110"/>
+              <w:bottom w:type="dxa" w:w="60"/>
+              <w:right w:type="dxa" w:w="110"/>
+            </w:tcMar>
+            <w:vAlign w:val="center"/>
+          </w:tcPr>
+          <w:p>
+            <w:pPr>
+              <w:spacing w:after="40" w:before="40" w:line="240"/>
+              <w:jc w:val="left"/>
+            </w:pPr>
+            <w:r>
+              <w:rPr>
+                <w:b w:val="false"/>
+                <w:bCs w:val="false"/>
+                <w:color w:val="1A1A1A"/>
+                <w:sz w:val="19"/>
+                <w:szCs w:val="19"/>
+              </w:rPr>
+              <w:t xml:space="preserve">Deslocamento pela metade, e sem Ação Bônus.</w:t>
+            </w:r>
+          </w:p>
+        </w:tc>
+      </w:tr>
+      <w:tr>
+        <w:trPr>
+          <w:cantSplit/>
+        </w:trPr>
+        <w:tc>
+          <w:tcPr>
+            <w:tcW w:type="dxa" w:w="2200"/>
+            <w:shd w:fill="F7F4F6" w:color="auto" w:val="clear"/>
+            <w:tcMar>
+              <w:top w:type="dxa" w:w="60"/>
+              <w:left w:type="dxa" w:w="110"/>
+              <w:bottom w:type="dxa" w:w="60"/>
+              <w:right w:type="dxa" w:w="110"/>
+            </w:tcMar>
+            <w:vAlign w:val="center"/>
+          </w:tcPr>
+          <w:p>
+            <w:pPr>
+              <w:spacing w:after="40" w:before="40" w:line="240"/>
+              <w:jc w:val="left"/>
+            </w:pPr>
+            <w:r>
+              <w:rPr>
+                <w:b/>
+                <w:bCs/>
+                <w:color w:val="1A1A1A"/>
+                <w:sz w:val="19"/>
+                <w:szCs w:val="19"/>
+              </w:rPr>
+              <w:t xml:space="preserve">Desarmado</w:t>
+            </w:r>
+          </w:p>
+        </w:tc>
+        <w:tc>
+          <w:tcPr>
+            <w:tcW w:type="dxa" w:w="6800"/>
+            <w:shd w:fill="F7F4F6" w:color="auto" w:val="clear"/>
+            <w:tcMar>
+              <w:top w:type="dxa" w:w="60"/>
+              <w:left w:type="dxa" w:w="110"/>
+              <w:bottom w:type="dxa" w:w="60"/>
+              <w:right w:type="dxa" w:w="110"/>
+            </w:tcMar>
+            <w:vAlign w:val="center"/>
+          </w:tcPr>
+          <w:p>
+            <w:pPr>
+              <w:spacing w:after="40" w:before="40" w:line="240"/>
+              <w:jc w:val="left"/>
+            </w:pPr>
+            <w:r>
+              <w:rPr>
+                <w:b w:val="false"/>
+                <w:bCs w:val="false"/>
+                <w:color w:val="1A1A1A"/>
+                <w:sz w:val="19"/>
+                <w:szCs w:val="19"/>
+              </w:rPr>
+              <w:t xml:space="preserve">A sua arma está no chão ou na mão de outro. Você bate desarmado até pegar de volta.</w:t>
+            </w:r>
+          </w:p>
+        </w:tc>
+      </w:tr>
+      <w:tr>
+        <w:trPr>
+          <w:cantSplit/>
+        </w:trPr>
+        <w:tc>
+          <w:tcPr>
+            <w:tcW w:type="dxa" w:w="2200"/>
+            <w:tcMar>
+              <w:top w:type="dxa" w:w="60"/>
+              <w:left w:type="dxa" w:w="110"/>
+              <w:bottom w:type="dxa" w:w="60"/>
+              <w:right w:type="dxa" w:w="110"/>
+            </w:tcMar>
+            <w:vAlign w:val="center"/>
+          </w:tcPr>
+          <w:p>
+            <w:pPr>
+              <w:spacing w:after="40" w:before="40" w:line="240"/>
+              <w:jc w:val="left"/>
+            </w:pPr>
+            <w:r>
+              <w:rPr>
+                <w:b/>
+                <w:bCs/>
+                <w:color w:val="1A1A1A"/>
+                <w:sz w:val="19"/>
+                <w:szCs w:val="19"/>
+              </w:rPr>
+              <w:t xml:space="preserve">Calado</w:t>
+            </w:r>
+          </w:p>
+        </w:tc>
+        <w:tc>
+          <w:tcPr>
+            <w:tcW w:type="dxa" w:w="6800"/>
+            <w:tcMar>
+              <w:top w:type="dxa" w:w="60"/>
+              <w:left w:type="dxa" w:w="110"/>
+              <w:bottom w:type="dxa" w:w="60"/>
+              <w:right w:type="dxa" w:w="110"/>
+            </w:tcMar>
+            <w:vAlign w:val="center"/>
+          </w:tcPr>
+          <w:p>
+            <w:pPr>
+              <w:spacing w:after="40" w:before="40" w:line="240"/>
+              <w:jc w:val="left"/>
+            </w:pPr>
+            <w:r>
+              <w:rPr>
+                <w:b w:val="false"/>
+                <w:bCs w:val="false"/>
+                <w:color w:val="1A1A1A"/>
+                <w:sz w:val="19"/>
+                <w:szCs w:val="19"/>
+              </w:rPr>
+              <w:t xml:space="preserve">Você não conjura. Nada que precise de voz, gesto ou Selo sai.</w:t>
+            </w:r>
+          </w:p>
+        </w:tc>
+      </w:tr>
+    </w:tbl>
+    <w:tbl>
+      <w:tblPr>
+        <w:tblW w:type="dxa" w:w="9000"/>
+        <w:tblBorders>
+          <w:top w:val="single" w:color="C8C8C8" w:sz="4"/>
+          <w:left w:val="single" w:color="C8C8C8" w:sz="4"/>
+          <w:bottom w:val="single" w:color="C8C8C8" w:sz="4"/>
+          <w:right w:val="single" w:color="C8C8C8" w:sz="4"/>
+          <w:insideH w:val="single" w:color="C8C8C8" w:sz="2"/>
+          <w:insideV w:val="single" w:color="C8C8C8" w:sz="2"/>
+        </w:tblBorders>
+      </w:tblPr>
+      <w:tblGrid>
+        <w:gridCol w:w="2200"/>
+        <w:gridCol w:w="6800"/>
+      </w:tblGrid>
+      <w:tr>
+        <w:trPr>
+          <w:cantSplit/>
+          <w:tblHeader/>
+        </w:trPr>
+        <w:tc>
+          <w:tcPr>
+            <w:tcW w:type="dxa" w:w="2200"/>
+            <w:shd w:fill="4E1230" w:color="auto" w:val="clear"/>
+            <w:tcMar>
+              <w:top w:type="dxa" w:w="60"/>
+              <w:left w:type="dxa" w:w="110"/>
+              <w:bottom w:type="dxa" w:w="60"/>
+              <w:right w:type="dxa" w:w="110"/>
+            </w:tcMar>
+            <w:vAlign w:val="center"/>
+          </w:tcPr>
+          <w:p>
+            <w:pPr>
+              <w:spacing w:after="40" w:before="40" w:line="240"/>
+              <w:jc w:val="left"/>
+            </w:pPr>
+            <w:r>
+              <w:rPr>
+                <w:b/>
+                <w:bCs/>
+                <w:color w:val="FFFFFF"/>
+                <w:sz w:val="18"/>
+                <w:szCs w:val="18"/>
+              </w:rPr>
+              <w:t xml:space="preserve">Maior</w:t>
+            </w:r>
+          </w:p>
+        </w:tc>
+        <w:tc>
+          <w:tcPr>
+            <w:tcW w:type="dxa" w:w="6800"/>
+            <w:shd w:fill="4E1230" w:color="auto" w:val="clear"/>
+            <w:tcMar>
+              <w:top w:type="dxa" w:w="60"/>
+              <w:left w:type="dxa" w:w="110"/>
+              <w:bottom w:type="dxa" w:w="60"/>
+              <w:right w:type="dxa" w:w="110"/>
+            </w:tcMar>
+            <w:vAlign w:val="center"/>
+          </w:tcPr>
+          <w:p>
+            <w:pPr>
+              <w:spacing w:after="40" w:before="40" w:line="240"/>
+              <w:jc w:val="center"/>
+            </w:pPr>
+            <w:r>
+              <w:rPr>
+                <w:b/>
+                <w:bCs/>
+                <w:color w:val="FFFFFF"/>
+                <w:sz w:val="18"/>
+                <w:szCs w:val="18"/>
+              </w:rPr>
+              <w:t xml:space="preserve">O que faz</w:t>
+            </w:r>
+          </w:p>
+        </w:tc>
+      </w:tr>
+      <w:tr>
+        <w:trPr>
+          <w:cantSplit/>
+        </w:trPr>
+        <w:tc>
+          <w:tcPr>
+            <w:tcW w:type="dxa" w:w="2200"/>
+            <w:tcMar>
+              <w:top w:type="dxa" w:w="60"/>
+              <w:left w:type="dxa" w:w="110"/>
+              <w:bottom w:type="dxa" w:w="60"/>
+              <w:right w:type="dxa" w:w="110"/>
+            </w:tcMar>
+            <w:vAlign w:val="center"/>
+          </w:tcPr>
+          <w:p>
+            <w:pPr>
+              <w:spacing w:after="40" w:before="40" w:line="240"/>
+              <w:jc w:val="left"/>
+            </w:pPr>
+            <w:r>
+              <w:rPr>
+                <w:b/>
+                <w:bCs/>
+                <w:color w:val="1A1A1A"/>
+                <w:sz w:val="19"/>
+                <w:szCs w:val="19"/>
+              </w:rPr>
+              <w:t xml:space="preserve">Amedrontado</w:t>
+            </w:r>
+          </w:p>
+        </w:tc>
+        <w:tc>
+          <w:tcPr>
+            <w:tcW w:type="dxa" w:w="6800"/>
+            <w:tcMar>
+              <w:top w:type="dxa" w:w="60"/>
+              <w:left w:type="dxa" w:w="110"/>
+              <w:bottom w:type="dxa" w:w="60"/>
+              <w:right w:type="dxa" w:w="110"/>
+            </w:tcMar>
+            <w:vAlign w:val="center"/>
+          </w:tcPr>
+          <w:p>
+            <w:pPr>
+              <w:spacing w:after="40" w:before="40" w:line="240"/>
+              <w:jc w:val="left"/>
+            </w:pPr>
+            <w:r>
+              <w:rPr>
+                <w:b w:val="false"/>
+                <w:bCs w:val="false"/>
+                <w:color w:val="1A1A1A"/>
+                <w:sz w:val="19"/>
+                <w:szCs w:val="19"/>
+              </w:rPr>
+              <w:t xml:space="preserve">Desvantagem em ataque e teste enquanto enxergar a fonte do medo, e você não se aproxima dela de vontade própria.</w:t>
+            </w:r>
+          </w:p>
+        </w:tc>
+      </w:tr>
+      <w:tr>
+        <w:trPr>
+          <w:cantSplit/>
+        </w:trPr>
+        <w:tc>
+          <w:tcPr>
+            <w:tcW w:type="dxa" w:w="2200"/>
+            <w:shd w:fill="F7F4F6" w:color="auto" w:val="clear"/>
+            <w:tcMar>
+              <w:top w:type="dxa" w:w="60"/>
+              <w:left w:type="dxa" w:w="110"/>
+              <w:bottom w:type="dxa" w:w="60"/>
+              <w:right w:type="dxa" w:w="110"/>
+            </w:tcMar>
+            <w:vAlign w:val="center"/>
+          </w:tcPr>
+          <w:p>
+            <w:pPr>
+              <w:spacing w:after="40" w:before="40" w:line="240"/>
+              <w:jc w:val="left"/>
+            </w:pPr>
+            <w:r>
+              <w:rPr>
+                <w:b/>
+                <w:bCs/>
+                <w:color w:val="1A1A1A"/>
+                <w:sz w:val="19"/>
+                <w:szCs w:val="19"/>
+              </w:rPr>
+              <w:t xml:space="preserve">Enfeitiçado</w:t>
+            </w:r>
+          </w:p>
+        </w:tc>
+        <w:tc>
+          <w:tcPr>
+            <w:tcW w:type="dxa" w:w="6800"/>
+            <w:shd w:fill="F7F4F6" w:color="auto" w:val="clear"/>
+            <w:tcMar>
+              <w:top w:type="dxa" w:w="60"/>
+              <w:left w:type="dxa" w:w="110"/>
+              <w:bottom w:type="dxa" w:w="60"/>
+              <w:right w:type="dxa" w:w="110"/>
+            </w:tcMar>
+            <w:vAlign w:val="center"/>
+          </w:tcPr>
+          <w:p>
+            <w:pPr>
+              <w:spacing w:after="40" w:before="40" w:line="240"/>
+              <w:jc w:val="left"/>
+            </w:pPr>
+            <w:r>
+              <w:rPr>
+                <w:b w:val="false"/>
+                <w:bCs w:val="false"/>
+                <w:color w:val="1A1A1A"/>
+                <w:sz w:val="19"/>
+                <w:szCs w:val="19"/>
+              </w:rPr>
+              <w:t xml:space="preserve">Você não ataca quem enfeitiçou nem mira efeito nocivo nele, e ele tem vantagem em teste social contra você.</w:t>
+            </w:r>
+          </w:p>
+        </w:tc>
+      </w:tr>
+      <w:tr>
+        <w:trPr>
+          <w:cantSplit/>
+        </w:trPr>
+        <w:tc>
+          <w:tcPr>
+            <w:tcW w:type="dxa" w:w="2200"/>
+            <w:tcMar>
+              <w:top w:type="dxa" w:w="60"/>
+              <w:left w:type="dxa" w:w="110"/>
+              <w:bottom w:type="dxa" w:w="60"/>
+              <w:right w:type="dxa" w:w="110"/>
+            </w:tcMar>
+            <w:vAlign w:val="center"/>
+          </w:tcPr>
+          <w:p>
+            <w:pPr>
+              <w:spacing w:after="40" w:before="40" w:line="240"/>
+              <w:jc w:val="left"/>
+            </w:pPr>
+            <w:r>
+              <w:rPr>
+                <w:b/>
+                <w:bCs/>
+                <w:color w:val="1A1A1A"/>
+                <w:sz w:val="19"/>
+                <w:szCs w:val="19"/>
+              </w:rPr>
+              <w:t xml:space="preserve">Atordoado</w:t>
+            </w:r>
+          </w:p>
+        </w:tc>
+        <w:tc>
+          <w:tcPr>
+            <w:tcW w:type="dxa" w:w="6800"/>
+            <w:tcMar>
+              <w:top w:type="dxa" w:w="60"/>
+              <w:left w:type="dxa" w:w="110"/>
+              <w:bottom w:type="dxa" w:w="60"/>
+              <w:right w:type="dxa" w:w="110"/>
+            </w:tcMar>
+            <w:vAlign w:val="center"/>
+          </w:tcPr>
+          <w:p>
+            <w:pPr>
+              <w:spacing w:after="40" w:before="40" w:line="240"/>
+              <w:jc w:val="left"/>
+            </w:pPr>
+            <w:r>
+              <w:rPr>
+                <w:b w:val="false"/>
+                <w:bCs w:val="false"/>
+                <w:color w:val="1A1A1A"/>
+                <w:sz w:val="19"/>
+                <w:szCs w:val="19"/>
+              </w:rPr>
+              <w:t xml:space="preserve">Você perde a Ação Padrão e não usa reação. Quem tem mais de uma Ação Padrão no turno perde UMA, não todas.</w:t>
+            </w:r>
+          </w:p>
+        </w:tc>
+      </w:tr>
+      <w:tr>
+        <w:trPr>
+          <w:cantSplit/>
+        </w:trPr>
+        <w:tc>
+          <w:tcPr>
+            <w:tcW w:type="dxa" w:w="2200"/>
+            <w:shd w:fill="F7F4F6" w:color="auto" w:val="clear"/>
+            <w:tcMar>
+              <w:top w:type="dxa" w:w="60"/>
+              <w:left w:type="dxa" w:w="110"/>
+              <w:bottom w:type="dxa" w:w="60"/>
+              <w:right w:type="dxa" w:w="110"/>
+            </w:tcMar>
+            <w:vAlign w:val="center"/>
+          </w:tcPr>
+          <w:p>
+            <w:pPr>
+              <w:spacing w:after="40" w:before="40" w:line="240"/>
+              <w:jc w:val="left"/>
+            </w:pPr>
+            <w:r>
+              <w:rPr>
+                <w:b/>
+                <w:bCs/>
+                <w:color w:val="1A1A1A"/>
+                <w:sz w:val="19"/>
+                <w:szCs w:val="19"/>
+              </w:rPr>
+              <w:t xml:space="preserve">Incapacitado</w:t>
+            </w:r>
+          </w:p>
+        </w:tc>
+        <w:tc>
+          <w:tcPr>
+            <w:tcW w:type="dxa" w:w="6800"/>
+            <w:shd w:fill="F7F4F6" w:color="auto" w:val="clear"/>
+            <w:tcMar>
+              <w:top w:type="dxa" w:w="60"/>
+              <w:left w:type="dxa" w:w="110"/>
+              <w:bottom w:type="dxa" w:w="60"/>
+              <w:right w:type="dxa" w:w="110"/>
+            </w:tcMar>
+            <w:vAlign w:val="center"/>
+          </w:tcPr>
+          <w:p>
+            <w:pPr>
+              <w:spacing w:after="40" w:before="40" w:line="240"/>
+              <w:jc w:val="left"/>
+            </w:pPr>
+            <w:r>
+              <w:rPr>
+                <w:b w:val="false"/>
+                <w:bCs w:val="false"/>
+                <w:color w:val="1A1A1A"/>
+                <w:sz w:val="19"/>
+                <w:szCs w:val="19"/>
+              </w:rPr>
+              <w:t xml:space="preserve">Você não pode Bloquear, e todo ataque corpo a corpo contra você é crítico.</w:t>
+            </w:r>
+          </w:p>
+        </w:tc>
+      </w:tr>
+      <w:tr>
+        <w:trPr>
+          <w:cantSplit/>
+        </w:trPr>
+        <w:tc>
+          <w:tcPr>
+            <w:tcW w:type="dxa" w:w="2200"/>
+            <w:tcMar>
+              <w:top w:type="dxa" w:w="60"/>
+              <w:left w:type="dxa" w:w="110"/>
+              <w:bottom w:type="dxa" w:w="60"/>
+              <w:right w:type="dxa" w:w="110"/>
+            </w:tcMar>
+            <w:vAlign w:val="center"/>
+          </w:tcPr>
+          <w:p>
+            <w:pPr>
+              <w:spacing w:after="40" w:before="40" w:line="240"/>
+              <w:jc w:val="left"/>
+            </w:pPr>
+            <w:r>
+              <w:rPr>
+                <w:b/>
+                <w:bCs/>
+                <w:color w:val="1A1A1A"/>
+                <w:sz w:val="19"/>
+                <w:szCs w:val="19"/>
+              </w:rPr>
+              <w:t xml:space="preserve">Petrificado</w:t>
+            </w:r>
+          </w:p>
+        </w:tc>
+        <w:tc>
+          <w:tcPr>
+            <w:tcW w:type="dxa" w:w="6800"/>
+            <w:tcMar>
+              <w:top w:type="dxa" w:w="60"/>
+              <w:left w:type="dxa" w:w="110"/>
+              <w:bottom w:type="dxa" w:w="60"/>
+              <w:right w:type="dxa" w:w="110"/>
+            </w:tcMar>
+            <w:vAlign w:val="center"/>
+          </w:tcPr>
+          <w:p>
+            <w:pPr>
+              <w:spacing w:after="40" w:before="40" w:line="240"/>
+              <w:jc w:val="left"/>
+            </w:pPr>
+            <w:r>
+              <w:rPr>
+                <w:b w:val="false"/>
+                <w:bCs w:val="false"/>
+                <w:color w:val="1A1A1A"/>
+                <w:sz w:val="19"/>
+                <w:szCs w:val="19"/>
+              </w:rPr>
+              <w:t xml:space="preserve">Virou pedra. Incapacitado, deslocamento 0, sem perceber o que está em volta, vantagem para quem te ataca — e resistência a todo dano.</w:t>
+            </w:r>
+          </w:p>
+        </w:tc>
+      </w:tr>
+    </w:tbl>
+    <w:tbl>
+      <w:tblPr>
+        <w:tblW w:type="dxa" w:w="9000"/>
+        <w:tblBorders>
+          <w:top w:val="nil"/>
+          <w:left w:val="nil"/>
+          <w:bottom w:val="nil"/>
+          <w:right w:val="nil"/>
+          <w:insideH w:val="nil"/>
+          <w:insideV w:val="nil"/>
+        </w:tblBorders>
+      </w:tblPr>
+      <w:tblGrid>
+        <w:gridCol w:w="9000"/>
+      </w:tblGrid>
+      <w:tr>
+        <w:trPr>
+          <w:cantSplit/>
+        </w:trPr>
+        <w:tc>
+          <w:tcPr>
+            <w:tcW w:type="dxa" w:w="9000"/>
+            <w:tcBorders>
+              <w:top w:val="nil"/>
+              <w:left w:val="single" w:color="4E1230" w:sz="18"/>
+              <w:bottom w:val="nil"/>
+              <w:right w:val="nil"/>
+            </w:tcBorders>
+            <w:shd w:fill="F4F1EC" w:color="auto" w:val="clear"/>
+            <w:tcMar>
+              <w:top w:type="dxa" w:w="160"/>
+              <w:left w:type="dxa" w:w="220"/>
+              <w:bottom w:type="dxa" w:w="160"/>
+              <w:right w:type="dxa" w:w="220"/>
+            </w:tcMar>
+          </w:tcPr>
+          <w:p>
+            <w:pPr>
+              <w:spacing w:after="100" w:before="20"/>
+            </w:pPr>
+            <w:r>
+              <w:rPr>
+                <w:rFonts w:ascii="Georgia" w:cs="Georgia" w:eastAsia="Georgia" w:hAnsi="Georgia"/>
+                <w:b/>
+                <w:bCs/>
+                <w:color w:val="4E1230"/>
+                <w:sz w:val="18"/>
+                <w:szCs w:val="18"/>
+              </w:rPr>
+              <w:t xml:space="preserve">ATORDOADO E INCAPACITADO ATACAM EIXOS DIFERENTES, E NÃO SE EMPILHAM</w:t>
+            </w:r>
+          </w:p>
+          <w:p>
+            <w:pPr>
+              <w:spacing w:after="110" w:line="268"/>
+            </w:pPr>
+            <w:r>
+              <w:rPr>
+                <w:sz w:val="20"/>
+                <w:szCs w:val="20"/>
+              </w:rPr>
+              <w:t xml:space="preserve">Atordoado tira PARTE do turno: uma Ação Padrão e a reação. Você continua se defendendo.</w:t>
+            </w:r>
+          </w:p>
+          <w:p>
+            <w:pPr>
+              <w:spacing w:after="110" w:line="268"/>
+            </w:pPr>
+            <w:r>
+              <w:rPr>
+                <w:sz w:val="20"/>
+                <w:szCs w:val="20"/>
+              </w:rPr>
+              <w:t xml:space="preserve">Incapacitado não tira turno nenhum — tira a DEFESA. Você age e não se protege.</w:t>
+            </w:r>
+          </w:p>
+          <w:p>
+            <w:pPr>
+              <w:spacing w:after="110" w:line="268"/>
+            </w:pPr>
+            <w:r>
+              <w:rPr>
+                <w:sz w:val="20"/>
+                <w:szCs w:val="20"/>
+              </w:rPr>
+              <w:t xml:space="preserve">Uma Condição Maior custa Pesada e você escolhe o eixo: tirar o que ele faz, ou tirar o que protege ele.</w:t>
+            </w:r>
+          </w:p>
+          <w:p>
+            <w:pPr>
+              <w:spacing w:after="20" w:line="268"/>
+            </w:pPr>
+            <w:r>
+              <w:rPr>
+                <w:sz w:val="20"/>
+                <w:szCs w:val="20"/>
+              </w:rPr>
+              <w:t xml:space="preserve">O Atordoado cobra uma Ação Padrão só de propósito: um chefe age mais de uma vez por rodada, e apagar o turno dele com uma linha de Controle sairia barato demais.</w:t>
+            </w:r>
+          </w:p>
+        </w:tc>
+      </w:tr>
+    </w:tbl>
+    <w:tbl>
+      <w:tblPr>
+        <w:tblW w:type="dxa" w:w="9000"/>
+        <w:tblBorders>
+          <w:top w:val="nil"/>
+          <w:left w:val="nil"/>
+          <w:bottom w:val="nil"/>
+          <w:right w:val="nil"/>
+          <w:insideH w:val="nil"/>
+          <w:insideV w:val="nil"/>
+        </w:tblBorders>
+      </w:tblPr>
+      <w:tblGrid>
+        <w:gridCol w:w="9000"/>
+      </w:tblGrid>
+      <w:tr>
+        <w:trPr>
+          <w:cantSplit/>
+        </w:trPr>
+        <w:tc>
+          <w:tcPr>
+            <w:tcW w:type="dxa" w:w="9000"/>
+            <w:tcBorders>
+              <w:top w:val="nil"/>
+              <w:left w:val="single" w:color="741B47" w:sz="18"/>
+              <w:bottom w:val="nil"/>
+              <w:right w:val="nil"/>
+            </w:tcBorders>
+            <w:shd w:fill="F7E9F1" w:color="auto" w:val="clear"/>
+            <w:tcMar>
+              <w:top w:type="dxa" w:w="160"/>
+              <w:left w:type="dxa" w:w="220"/>
+              <w:bottom w:type="dxa" w:w="160"/>
+              <w:right w:type="dxa" w:w="220"/>
+            </w:tcMar>
+          </w:tcPr>
+          <w:p>
+            <w:pPr>
+              <w:spacing w:after="100" w:before="20"/>
+            </w:pPr>
+            <w:r>
+              <w:rPr>
+                <w:rFonts w:ascii="Georgia" w:cs="Georgia" w:eastAsia="Georgia" w:hAnsi="Georgia"/>
+                <w:b/>
+                <w:bCs/>
+                <w:color w:val="741B47"/>
+                <w:sz w:val="18"/>
+                <w:szCs w:val="18"/>
+              </w:rPr>
+              <w:t xml:space="preserve">TRÊS COISAS QUE NÃO SÃO CONDIÇÃO AQUI</w:t>
+            </w:r>
+          </w:p>
+          <w:p>
+            <w:pPr>
+              <w:spacing w:after="110" w:line="268"/>
+            </w:pPr>
+            <w:r>
+              <w:rPr>
+                <w:sz w:val="20"/>
+                <w:szCs w:val="20"/>
+              </w:rPr>
+              <w:t xml:space="preserve">Inconsciente é cair morrendo, e tem regra própria no sistema em volta — não é efeito de uma rodada.</w:t>
+            </w:r>
+          </w:p>
+          <w:p>
+            <w:pPr>
+              <w:spacing w:after="110" w:line="268"/>
+            </w:pPr>
+            <w:r>
+              <w:rPr>
+                <w:sz w:val="20"/>
+                <w:szCs w:val="20"/>
+              </w:rPr>
+              <w:t xml:space="preserve">Exaustão é relógio de descanso, e Condição Menor não alcança ela.</w:t>
+            </w:r>
+          </w:p>
+          <w:p>
+            <w:pPr>
+              <w:spacing w:after="20" w:line="268"/>
+            </w:pPr>
+            <w:r>
+              <w:rPr>
+                <w:sz w:val="20"/>
+                <w:szCs w:val="20"/>
+              </w:rPr>
+              <w:t xml:space="preserve">Invisível é benefício: comprar para aplicar num inimigo é pagar para ajudar ele.</w:t>
             </w:r>
           </w:p>
         </w:tc>
@@ -40744,7 +42001,7 @@
                 <w:sz w:val="19"/>
                 <w:szCs w:val="19"/>
               </w:rPr>
-              <w:t xml:space="preserve">Explosão (−2) · Paralisado (−5) · Terreno (−2)</w:t>
+              <w:t xml:space="preserve">Explosão (−2) · Atordoado (−5) · Terreno (−2)</w:t>
             </w:r>
           </w:p>
         </w:tc>
@@ -40772,7 +42029,7 @@
                 <w:sz w:val="19"/>
                 <w:szCs w:val="19"/>
               </w:rPr>
-              <w:t xml:space="preserve">zero dano: Paralisado + terreno difícil, CD +2, tudo durando uma rodada a mais</w:t>
+              <w:t xml:space="preserve">zero dano: Atordoado + terreno difícil, CD +2, tudo durando uma rodada a mais</w:t>
             </w:r>
           </w:p>
         </w:tc>
@@ -41142,7 +42399,7 @@
                 <w:sz w:val="19"/>
                 <w:szCs w:val="19"/>
               </w:rPr>
-              <w:t xml:space="preserve">Explosão (−2) · Paralisado (−6) · Escolher (−4) · Sangra (+4)</w:t>
+              <w:t xml:space="preserve">Explosão (−2) · Atordoado (−6) · Escolher (−4) · Sangra (+4)</w:t>
             </w:r>
           </w:p>
         </w:tc>
@@ -41170,7 +42427,7 @@
                 <w:sz w:val="19"/>
                 <w:szCs w:val="19"/>
               </w:rPr>
-              <w:t xml:space="preserve">4d8 = 18 + Paralisado durando uma rodada a mais; você toma 8</w:t>
+              <w:t xml:space="preserve">4d8 = 18 + Atordoado durando uma rodada a mais; você toma 8</w:t>
             </w:r>
           </w:p>
         </w:tc>

--- a/manual/Fundamento-MANUAL-v7.docx
+++ b/manual/Fundamento-MANUAL-v7.docx
@@ -70,7 +70,7 @@
           <w:sz w:val="20"/>
           <w:szCs w:val="20"/>
         </w:rPr>
-        <w:t xml:space="preserve">Níveis 1–20  ·  Faixa lendária 21–30  ·  Versão 7.9</w:t>
+        <w:t xml:space="preserve">Níveis 1–20  ·  Faixa lendária 21–30  ·  Versão 7.10</w:t>
       </w:r>
     </w:p>
     <w:p>
@@ -19421,7 +19421,7 @@
                 <w:sz w:val="18"/>
                 <w:szCs w:val="18"/>
               </w:rPr>
-              <w:t xml:space="preserve">Derrubado (Média)</w:t>
+              <w:t xml:space="preserve">Derrubado (Leve)</w:t>
             </w:r>
           </w:p>
         </w:tc>
@@ -19625,7 +19625,7 @@
                 <w:sz w:val="19"/>
                 <w:szCs w:val="19"/>
               </w:rPr>
-              <w:t xml:space="preserve">−2</w:t>
+              <w:t xml:space="preserve">−1</w:t>
             </w:r>
           </w:p>
         </w:tc>
@@ -19681,7 +19681,7 @@
                 <w:sz w:val="19"/>
                 <w:szCs w:val="19"/>
               </w:rPr>
-              <w:t xml:space="preserve">5d8 = 22</w:t>
+              <w:t xml:space="preserve">6d8 = 27</w:t>
             </w:r>
           </w:p>
         </w:tc>
@@ -19830,7 +19830,7 @@
                 <w:sz w:val="19"/>
                 <w:szCs w:val="19"/>
               </w:rPr>
-              <w:t xml:space="preserve">−3</w:t>
+              <w:t xml:space="preserve">−2</w:t>
             </w:r>
           </w:p>
         </w:tc>
@@ -19888,7 +19888,7 @@
                 <w:sz w:val="19"/>
                 <w:szCs w:val="19"/>
               </w:rPr>
-              <w:t xml:space="preserve">7d8 = 31</w:t>
+              <w:t xml:space="preserve">8d8 = 36</w:t>
             </w:r>
           </w:p>
         </w:tc>
@@ -20034,7 +20034,7 @@
                 <w:sz w:val="19"/>
                 <w:szCs w:val="19"/>
               </w:rPr>
-              <w:t xml:space="preserve">−5</w:t>
+              <w:t xml:space="preserve">−3</w:t>
             </w:r>
           </w:p>
         </w:tc>
@@ -20090,7 +20090,7 @@
                 <w:sz w:val="19"/>
                 <w:szCs w:val="19"/>
               </w:rPr>
-              <w:t xml:space="preserve">12d8 = 54</w:t>
+              <w:t xml:space="preserve">14d8 = 63</w:t>
             </w:r>
           </w:p>
         </w:tc>
@@ -20134,7 +20134,7 @@
         <w:spacing w:after="140" w:before="0" w:line="276"/>
       </w:pPr>
       <w:r>
-        <w:t xml:space="preserve">O dano sobe, a proporção não: em todas as Classes a Palma sai perto de 60% do teto, bem acima do quarto que o bônus de Controle exige. Ampliar aumenta o número, não muda a natureza do feitiço — quem não alcançava o bônus continua sem alcançar (a regra de Controle está no fim desta seção).</w:t>
+        <w:t xml:space="preserve">O dano sobe, a proporção não: em todas as Classes a Palma sai perto de 70% do teto, bem acima do quarto que o bônus de Controle exige. Ampliar aumenta o número, não muda a natureza do feitiço — quem não alcançava o bônus continua sem alcançar (a regra de Controle está no fim desta seção).</w:t>
       </w:r>
     </w:p>
     <w:p>
@@ -21235,7 +21235,7 @@
                 <w:sz w:val="19"/>
                 <w:szCs w:val="19"/>
               </w:rPr>
-              <w:t xml:space="preserve">Condição Menor (−5)</w:t>
+              <w:t xml:space="preserve">Condição Leve (−3)</w:t>
             </w:r>
           </w:p>
         </w:tc>
@@ -21264,7 +21264,7 @@
                 <w:sz w:val="19"/>
                 <w:szCs w:val="19"/>
               </w:rPr>
-              <w:t xml:space="preserve">10d8</w:t>
+              <w:t xml:space="preserve">12d8</w:t>
             </w:r>
           </w:p>
         </w:tc>
@@ -21326,7 +21326,7 @@
                 <w:sz w:val="19"/>
                 <w:szCs w:val="19"/>
               </w:rPr>
-              <w:t xml:space="preserve">Condição Maior (−8)</w:t>
+              <w:t xml:space="preserve">Condição Média (−5)</w:t>
             </w:r>
           </w:p>
         </w:tc>
@@ -21354,7 +21354,7 @@
                 <w:sz w:val="19"/>
                 <w:szCs w:val="19"/>
               </w:rPr>
-              <w:t xml:space="preserve">7d8</w:t>
+              <w:t xml:space="preserve">10d8</w:t>
             </w:r>
           </w:p>
         </w:tc>
@@ -21416,7 +21416,7 @@
                 <w:sz w:val="19"/>
                 <w:szCs w:val="19"/>
               </w:rPr>
-              <w:t xml:space="preserve">Condição Maior (−8) · Condição Menor (−5)</w:t>
+              <w:t xml:space="preserve">Condição Pesada (−8)</w:t>
             </w:r>
           </w:p>
         </w:tc>
@@ -21445,7 +21445,7 @@
                 <w:sz w:val="19"/>
                 <w:szCs w:val="19"/>
               </w:rPr>
-              <w:t xml:space="preserve">2d8</w:t>
+              <w:t xml:space="preserve">7d8</w:t>
             </w:r>
           </w:p>
         </w:tc>
@@ -21474,7 +21474,7 @@
                 <w:sz w:val="19"/>
                 <w:szCs w:val="19"/>
               </w:rPr>
-              <w:t xml:space="preserve">dura uma rodada a mais</w:t>
+              <w:t xml:space="preserve">nada</w:t>
             </w:r>
           </w:p>
         </w:tc>
@@ -21507,7 +21507,7 @@
                 <w:sz w:val="19"/>
                 <w:szCs w:val="19"/>
               </w:rPr>
-              <w:t xml:space="preserve">Explosão (−3) · Cond. Menor (−5) · Prende (−5) · Puxa (−5) · Lento (+3)</w:t>
+              <w:t xml:space="preserve">Condição Pesada (−8) · Condição Média (−5)</w:t>
             </w:r>
           </w:p>
         </w:tc>
@@ -21535,6 +21535,97 @@
                 <w:sz w:val="19"/>
                 <w:szCs w:val="19"/>
               </w:rPr>
+              <w:t xml:space="preserve">2d8</w:t>
+            </w:r>
+          </w:p>
+        </w:tc>
+        <w:tc>
+          <w:tcPr>
+            <w:tcW w:type="dxa" w:w="3420"/>
+            <w:tcMar>
+              <w:top w:type="dxa" w:w="60"/>
+              <w:left w:type="dxa" w:w="110"/>
+              <w:bottom w:type="dxa" w:w="60"/>
+              <w:right w:type="dxa" w:w="110"/>
+            </w:tcMar>
+            <w:vAlign w:val="center"/>
+          </w:tcPr>
+          <w:p>
+            <w:pPr>
+              <w:spacing w:after="40" w:before="40" w:line="240"/>
+              <w:jc w:val="left"/>
+            </w:pPr>
+            <w:r>
+              <w:rPr>
+                <w:b w:val="false"/>
+                <w:bCs w:val="false"/>
+                <w:color w:val="1A1A1A"/>
+                <w:sz w:val="19"/>
+                <w:szCs w:val="19"/>
+              </w:rPr>
+              <w:t xml:space="preserve">dura uma rodada a mais</w:t>
+            </w:r>
+          </w:p>
+        </w:tc>
+      </w:tr>
+      <w:tr>
+        <w:trPr>
+          <w:cantSplit/>
+        </w:trPr>
+        <w:tc>
+          <w:tcPr>
+            <w:tcW w:type="dxa" w:w="4320"/>
+            <w:shd w:fill="F7F4F6" w:color="auto" w:val="clear"/>
+            <w:tcMar>
+              <w:top w:type="dxa" w:w="60"/>
+              <w:left w:type="dxa" w:w="110"/>
+              <w:bottom w:type="dxa" w:w="60"/>
+              <w:right w:type="dxa" w:w="110"/>
+            </w:tcMar>
+            <w:vAlign w:val="center"/>
+          </w:tcPr>
+          <w:p>
+            <w:pPr>
+              <w:spacing w:after="40" w:before="40" w:line="240"/>
+              <w:jc w:val="left"/>
+            </w:pPr>
+            <w:r>
+              <w:rPr>
+                <w:b/>
+                <w:bCs/>
+                <w:color w:val="1A1A1A"/>
+                <w:sz w:val="19"/>
+                <w:szCs w:val="19"/>
+              </w:rPr>
+              <w:t xml:space="preserve">Explosão (−3) · Cond. Média (−5) · Prende (−5) · Puxa (−5) · Parado (+3)</w:t>
+            </w:r>
+          </w:p>
+        </w:tc>
+        <w:tc>
+          <w:tcPr>
+            <w:tcW w:type="dxa" w:w="1260"/>
+            <w:shd w:fill="F7F4F6" w:color="auto" w:val="clear"/>
+            <w:tcMar>
+              <w:top w:type="dxa" w:w="60"/>
+              <w:left w:type="dxa" w:w="110"/>
+              <w:bottom w:type="dxa" w:w="60"/>
+              <w:right w:type="dxa" w:w="110"/>
+            </w:tcMar>
+            <w:vAlign w:val="center"/>
+          </w:tcPr>
+          <w:p>
+            <w:pPr>
+              <w:spacing w:after="40" w:before="40" w:line="240"/>
+              <w:jc w:val="center"/>
+            </w:pPr>
+            <w:r>
+              <w:rPr>
+                <w:b w:val="false"/>
+                <w:bCs w:val="false"/>
+                <w:color w:val="1A1A1A"/>
+                <w:sz w:val="19"/>
+                <w:szCs w:val="19"/>
+              </w:rPr>
               <w:t xml:space="preserve">0d8</w:t>
             </w:r>
           </w:p>
@@ -21542,6 +21633,7 @@
         <w:tc>
           <w:tcPr>
             <w:tcW w:type="dxa" w:w="3420"/>
+            <w:shd w:fill="F7F4F6" w:color="auto" w:val="clear"/>
             <w:tcMar>
               <w:top w:type="dxa" w:w="60"/>
               <w:left w:type="dxa" w:w="110"/>
@@ -24374,7 +24466,7 @@
                 <w:sz w:val="19"/>
                 <w:szCs w:val="19"/>
               </w:rPr>
-              <w:t xml:space="preserve">Condição Menor</w:t>
+              <w:t xml:space="preserve">Condição</w:t>
             </w:r>
           </w:p>
         </w:tc>
@@ -24402,7 +24494,7 @@
                 <w:sz w:val="19"/>
                 <w:szCs w:val="19"/>
               </w:rPr>
-              <w:t xml:space="preserve">Média</w:t>
+              <w:t xml:space="preserve">o nível dela</w:t>
             </w:r>
           </w:p>
         </w:tc>
@@ -24430,7 +24522,7 @@
                 <w:sz w:val="19"/>
                 <w:szCs w:val="19"/>
               </w:rPr>
-              <w:t xml:space="preserve">Aplica uma: Derrubado, Cego, Surdo, Agarrado, Impedido, Envenenado, Lento, Desarmado ou Calado (o alvo não conjura). Dura uma rodada.</w:t>
+              <w:t xml:space="preserve">Aplica uma das catorze condições. O preço é o nível dela — Leve, Média ou Pesada —, na tabela logo abaixo. Dura uma rodada. As de nível Pesada dão Teste de Resistência no fim de cada turno do alvo, e cabe só uma delas por feitiço.</w:t>
             </w:r>
           </w:p>
         </w:tc>
@@ -24464,7 +24556,7 @@
                 <w:sz w:val="19"/>
                 <w:szCs w:val="19"/>
               </w:rPr>
-              <w:t xml:space="preserve">Condição Maior</w:t>
+              <w:t xml:space="preserve">Terreno</w:t>
             </w:r>
           </w:p>
         </w:tc>
@@ -24493,7 +24585,7 @@
                 <w:sz w:val="19"/>
                 <w:szCs w:val="19"/>
               </w:rPr>
-              <w:t xml:space="preserve">Pesada</w:t>
+              <w:t xml:space="preserve">Leve</w:t>
             </w:r>
           </w:p>
         </w:tc>
@@ -24522,7 +24614,7 @@
                 <w:sz w:val="19"/>
                 <w:szCs w:val="19"/>
               </w:rPr>
-              <w:t xml:space="preserve">Aplica uma: Amedrontado, Enfeitiçado, Atordoado, Incapacitado ou Petrificado. Dura uma rodada, com Teste de Resistência no fim de cada turno do alvo. Uma por feitiço.</w:t>
+              <w:t xml:space="preserve">A área vira terreno difícil, ou fica obscurecida, por uma rodada.</w:t>
             </w:r>
           </w:p>
         </w:tc>
@@ -24555,7 +24647,7 @@
                 <w:sz w:val="19"/>
                 <w:szCs w:val="19"/>
               </w:rPr>
-              <w:t xml:space="preserve">Terreno</w:t>
+              <w:t xml:space="preserve">Anteparo</w:t>
             </w:r>
           </w:p>
         </w:tc>
@@ -24583,7 +24675,7 @@
                 <w:sz w:val="19"/>
                 <w:szCs w:val="19"/>
               </w:rPr>
-              <w:t xml:space="preserve">Leve</w:t>
+              <w:t xml:space="preserve">Média</w:t>
             </w:r>
           </w:p>
         </w:tc>
@@ -24611,7 +24703,7 @@
                 <w:sz w:val="19"/>
                 <w:szCs w:val="19"/>
               </w:rPr>
-              <w:t xml:space="preserve">A área vira terreno difícil, ou fica obscurecida, por uma rodada.</w:t>
+              <w:t xml:space="preserve">Deixa uma parede ou escudo com 10 × Classe de pontos de vida, por 1 minuto.</w:t>
             </w:r>
           </w:p>
         </w:tc>
@@ -24645,7 +24737,7 @@
                 <w:sz w:val="19"/>
                 <w:szCs w:val="19"/>
               </w:rPr>
-              <w:t xml:space="preserve">Anteparo</w:t>
+              <w:t xml:space="preserve">Prende</w:t>
             </w:r>
           </w:p>
         </w:tc>
@@ -24703,7 +24795,7 @@
                 <w:sz w:val="19"/>
                 <w:szCs w:val="19"/>
               </w:rPr>
-              <w:t xml:space="preserve">Deixa uma parede ou escudo com 10 × Classe de pontos de vida, por 1 minuto.</w:t>
+              <w:t xml:space="preserve">O alvo não sai do lugar até o fim do próximo turno dele. Ele pode gastar a ação pra tentar um Teste de Resistência e se soltar.</w:t>
             </w:r>
           </w:p>
         </w:tc>
@@ -24736,7 +24828,7 @@
                 <w:sz w:val="19"/>
                 <w:szCs w:val="19"/>
               </w:rPr>
-              <w:t xml:space="preserve">Prende</w:t>
+              <w:t xml:space="preserve">Cerca</w:t>
             </w:r>
           </w:p>
         </w:tc>
@@ -24764,7 +24856,7 @@
                 <w:sz w:val="19"/>
                 <w:szCs w:val="19"/>
               </w:rPr>
-              <w:t xml:space="preserve">Média</w:t>
+              <w:t xml:space="preserve">Leve</w:t>
             </w:r>
           </w:p>
         </w:tc>
@@ -24792,7 +24884,7 @@
                 <w:sz w:val="19"/>
                 <w:szCs w:val="19"/>
               </w:rPr>
-              <w:t xml:space="preserve">O alvo não sai do lugar até o fim do próximo turno dele. Ele pode gastar a ação pra tentar um Teste de Resistência e se soltar.</w:t>
+              <w:t xml:space="preserve">O alvo não consegue se aproximar de você até o fim do próximo turno dele.</w:t>
             </w:r>
           </w:p>
         </w:tc>
@@ -24826,7 +24918,7 @@
                 <w:sz w:val="19"/>
                 <w:szCs w:val="19"/>
               </w:rPr>
-              <w:t xml:space="preserve">Cerca</w:t>
+              <w:t xml:space="preserve">Puxa</w:t>
             </w:r>
           </w:p>
         </w:tc>
@@ -24855,7 +24947,7 @@
                 <w:sz w:val="19"/>
                 <w:szCs w:val="19"/>
               </w:rPr>
-              <w:t xml:space="preserve">Leve</w:t>
+              <w:t xml:space="preserve">Média</w:t>
             </w:r>
           </w:p>
         </w:tc>
@@ -24884,7 +24976,7 @@
                 <w:sz w:val="19"/>
                 <w:szCs w:val="19"/>
               </w:rPr>
-              <w:t xml:space="preserve">O alvo não consegue se aproximar de você até o fim do próximo turno dele.</w:t>
+              <w:t xml:space="preserve">Todo mundo na área é puxado 6 m na direção do centro.</w:t>
             </w:r>
           </w:p>
         </w:tc>
@@ -24917,7 +25009,7 @@
                 <w:sz w:val="19"/>
                 <w:szCs w:val="19"/>
               </w:rPr>
-              <w:t xml:space="preserve">Puxa</w:t>
+              <w:t xml:space="preserve">Desarma o Feitiço</w:t>
             </w:r>
           </w:p>
         </w:tc>
@@ -24952,98 +25044,6 @@
         <w:tc>
           <w:tcPr>
             <w:tcW w:type="dxa" w:w="5940"/>
-            <w:tcMar>
-              <w:top w:type="dxa" w:w="60"/>
-              <w:left w:type="dxa" w:w="110"/>
-              <w:bottom w:type="dxa" w:w="60"/>
-              <w:right w:type="dxa" w:w="110"/>
-            </w:tcMar>
-            <w:vAlign w:val="center"/>
-          </w:tcPr>
-          <w:p>
-            <w:pPr>
-              <w:spacing w:after="40" w:before="40" w:line="240"/>
-              <w:jc w:val="left"/>
-            </w:pPr>
-            <w:r>
-              <w:rPr>
-                <w:b w:val="false"/>
-                <w:bCs w:val="false"/>
-                <w:color w:val="1A1A1A"/>
-                <w:sz w:val="19"/>
-                <w:szCs w:val="19"/>
-              </w:rPr>
-              <w:t xml:space="preserve">Todo mundo na área é puxado 6 m na direção do centro.</w:t>
-            </w:r>
-          </w:p>
-        </w:tc>
-      </w:tr>
-      <w:tr>
-        <w:trPr>
-          <w:cantSplit/>
-        </w:trPr>
-        <w:tc>
-          <w:tcPr>
-            <w:tcW w:type="dxa" w:w="1890"/>
-            <w:shd w:fill="F7F4F6" w:color="auto" w:val="clear"/>
-            <w:tcMar>
-              <w:top w:type="dxa" w:w="60"/>
-              <w:left w:type="dxa" w:w="110"/>
-              <w:bottom w:type="dxa" w:w="60"/>
-              <w:right w:type="dxa" w:w="110"/>
-            </w:tcMar>
-            <w:vAlign w:val="center"/>
-          </w:tcPr>
-          <w:p>
-            <w:pPr>
-              <w:spacing w:after="40" w:before="40" w:line="240"/>
-              <w:jc w:val="left"/>
-            </w:pPr>
-            <w:r>
-              <w:rPr>
-                <w:b/>
-                <w:bCs/>
-                <w:color w:val="1A1A1A"/>
-                <w:sz w:val="19"/>
-                <w:szCs w:val="19"/>
-              </w:rPr>
-              <w:t xml:space="preserve">Desarma o Feitiço</w:t>
-            </w:r>
-          </w:p>
-        </w:tc>
-        <w:tc>
-          <w:tcPr>
-            <w:tcW w:type="dxa" w:w="1170"/>
-            <w:shd w:fill="F7F4F6" w:color="auto" w:val="clear"/>
-            <w:tcMar>
-              <w:top w:type="dxa" w:w="60"/>
-              <w:left w:type="dxa" w:w="110"/>
-              <w:bottom w:type="dxa" w:w="60"/>
-              <w:right w:type="dxa" w:w="110"/>
-            </w:tcMar>
-            <w:vAlign w:val="center"/>
-          </w:tcPr>
-          <w:p>
-            <w:pPr>
-              <w:spacing w:after="40" w:before="40" w:line="240"/>
-              <w:jc w:val="center"/>
-            </w:pPr>
-            <w:r>
-              <w:rPr>
-                <w:b w:val="false"/>
-                <w:bCs w:val="false"/>
-                <w:color w:val="1A1A1A"/>
-                <w:sz w:val="19"/>
-                <w:szCs w:val="19"/>
-              </w:rPr>
-              <w:t xml:space="preserve">Média</w:t>
-            </w:r>
-          </w:p>
-        </w:tc>
-        <w:tc>
-          <w:tcPr>
-            <w:tcW w:type="dxa" w:w="5940"/>
-            <w:shd w:fill="F7F4F6" w:color="auto" w:val="clear"/>
             <w:tcMar>
               <w:top w:type="dxa" w:w="60"/>
               <w:left w:type="dxa" w:w="110"/>
@@ -25093,17 +25093,45 @@
         <w:spacing w:after="140" w:before="0" w:line="276"/>
       </w:pPr>
       <w:r>
-        <w:t xml:space="preserve">As doze da lista acima nunca tiveram efeito escrito, e três novas entraram. Aqui está o que cada uma faz. </w:t>
+        <w:t xml:space="preserve">São catorze, e cada uma tem um </w:t>
       </w:r>
       <w:r>
         <w:rPr>
           <w:b/>
           <w:bCs/>
         </w:rPr>
-        <w:t xml:space="preserve">Uma condição dura uma rodada</w:t>
+        <w:t xml:space="preserve">nível</w:t>
       </w:r>
       <w:r>
-        <w:t xml:space="preserve">, como as linhas de Controle já diziam.</w:t>
+        <w:t xml:space="preserve">: Leve, Média ou Pesada. O nível faz duas coisas ao mesmo tempo — é o </w:t>
+      </w:r>
+      <w:r>
+        <w:rPr>
+          <w:b/>
+          <w:bCs/>
+        </w:rPr>
+        <w:t xml:space="preserve">preço</w:t>
+      </w:r>
+      <w:r>
+        <w:t xml:space="preserve"> da Melhoria Condição que aplica ela, e é o que custa em energia pra </w:t>
+      </w:r>
+      <w:r>
+        <w:rPr>
+          <w:b/>
+          <w:bCs/>
+        </w:rPr>
+        <w:t xml:space="preserve">tirar</w:t>
+      </w:r>
+      <w:r>
+        <w:t xml:space="preserve"> ela de alguém (1 ponto por nível). Uma condição dura uma rodada.</w:t>
+      </w:r>
+    </w:p>
+    <w:p>
+      <w:pPr>
+        <w:spacing w:after="140" w:before="0" w:line="276"/>
+      </w:pPr>
+      <w:r>
+        <w:t xml:space="preserve">As três tabelas abaixo são as catorze separadas por nível. Numa Classe 5, por exemplo, aplicar uma Leve custa 3 pontos, uma Média custa 5 e uma Pesada custa 8.</w:t>
       </w:r>
     </w:p>
     <w:tbl>
@@ -25152,7 +25180,7 @@
                 <w:sz w:val="18"/>
                 <w:szCs w:val="18"/>
               </w:rPr>
-              <w:t xml:space="preserve">Menor</w:t>
+              <w:t xml:space="preserve">Nível Leve</w:t>
             </w:r>
           </w:p>
         </w:tc>
@@ -25214,7 +25242,7 @@
                 <w:sz w:val="19"/>
                 <w:szCs w:val="19"/>
               </w:rPr>
-              <w:t xml:space="preserve">Derrubado</w:t>
+              <w:t xml:space="preserve">Lento</w:t>
             </w:r>
           </w:p>
         </w:tc>
@@ -25242,7 +25270,7 @@
                 <w:sz w:val="19"/>
                 <w:szCs w:val="19"/>
               </w:rPr>
-              <w:t xml:space="preserve">No chão. Só se move rastejando, desvantagem nos seus ataques, e quem ataca de até 1,5 m tem vantagem — de longe, desvantagem.</w:t>
+              <w:t xml:space="preserve">Deslocamento pela metade, e sem Ação Bônus.</w:t>
             </w:r>
           </w:p>
         </w:tc>
@@ -25276,7 +25304,7 @@
                 <w:sz w:val="19"/>
                 <w:szCs w:val="19"/>
               </w:rPr>
-              <w:t xml:space="preserve">Cego</w:t>
+              <w:t xml:space="preserve">Incapacitado</w:t>
             </w:r>
           </w:p>
         </w:tc>
@@ -25305,7 +25333,7 @@
                 <w:sz w:val="19"/>
                 <w:szCs w:val="19"/>
               </w:rPr>
-              <w:t xml:space="preserve">Não enxerga. Falha automático em teste que precise de vista, desvantagem nos seus ataques, vantagem para quem te ataca.</w:t>
+              <w:t xml:space="preserve">Você não pode Bloquear, e todo ataque corpo a corpo contra você é crítico.</w:t>
             </w:r>
           </w:p>
         </w:tc>
@@ -25338,7 +25366,7 @@
                 <w:sz w:val="19"/>
                 <w:szCs w:val="19"/>
               </w:rPr>
-              <w:t xml:space="preserve">Surdo</w:t>
+              <w:t xml:space="preserve">Derrubado</w:t>
             </w:r>
           </w:p>
         </w:tc>
@@ -25366,7 +25394,7 @@
                 <w:sz w:val="19"/>
                 <w:szCs w:val="19"/>
               </w:rPr>
-              <w:t xml:space="preserve">Não ouve. Falha automático em teste que precise de audição.</w:t>
+              <w:t xml:space="preserve">No chão. Só se move rastejando, desvantagem nos seus ataques, e quem ataca de até 1,5 m tem vantagem — de longe, desvantagem.</w:t>
             </w:r>
           </w:p>
         </w:tc>
@@ -25462,7 +25490,7 @@
                 <w:sz w:val="19"/>
                 <w:szCs w:val="19"/>
               </w:rPr>
-              <w:t xml:space="preserve">Impedido</w:t>
+              <w:t xml:space="preserve">Desarmado</w:t>
             </w:r>
           </w:p>
         </w:tc>
@@ -25490,7 +25518,7 @@
                 <w:sz w:val="19"/>
                 <w:szCs w:val="19"/>
               </w:rPr>
-              <w:t xml:space="preserve">Deslocamento 0, desvantagem nos seus ataques e no Teste de Resistência Físico, e vantagem para quem te ataca.</w:t>
+              <w:t xml:space="preserve">A sua arma está no chão ou na mão de outro. Você bate desarmado até pegar de volta.</w:t>
             </w:r>
           </w:p>
         </w:tc>
@@ -25524,7 +25552,7 @@
                 <w:sz w:val="19"/>
                 <w:szCs w:val="19"/>
               </w:rPr>
-              <w:t xml:space="preserve">Envenenado</w:t>
+              <w:t xml:space="preserve">Surdo</w:t>
             </w:r>
           </w:p>
         </w:tc>
@@ -25553,192 +25581,7 @@
                 <w:sz w:val="19"/>
                 <w:szCs w:val="19"/>
               </w:rPr>
-              <w:t xml:space="preserve">Desvantagem nos seus ataques e em todo teste de perícia.</w:t>
-            </w:r>
-          </w:p>
-        </w:tc>
-      </w:tr>
-      <w:tr>
-        <w:trPr>
-          <w:cantSplit/>
-        </w:trPr>
-        <w:tc>
-          <w:tcPr>
-            <w:tcW w:type="dxa" w:w="2200"/>
-            <w:tcMar>
-              <w:top w:type="dxa" w:w="60"/>
-              <w:left w:type="dxa" w:w="110"/>
-              <w:bottom w:type="dxa" w:w="60"/>
-              <w:right w:type="dxa" w:w="110"/>
-            </w:tcMar>
-            <w:vAlign w:val="center"/>
-          </w:tcPr>
-          <w:p>
-            <w:pPr>
-              <w:spacing w:after="40" w:before="40" w:line="240"/>
-              <w:jc w:val="left"/>
-            </w:pPr>
-            <w:r>
-              <w:rPr>
-                <w:b/>
-                <w:bCs/>
-                <w:color w:val="1A1A1A"/>
-                <w:sz w:val="19"/>
-                <w:szCs w:val="19"/>
-              </w:rPr>
-              <w:t xml:space="preserve">Lento</w:t>
-            </w:r>
-          </w:p>
-        </w:tc>
-        <w:tc>
-          <w:tcPr>
-            <w:tcW w:type="dxa" w:w="6800"/>
-            <w:tcMar>
-              <w:top w:type="dxa" w:w="60"/>
-              <w:left w:type="dxa" w:w="110"/>
-              <w:bottom w:type="dxa" w:w="60"/>
-              <w:right w:type="dxa" w:w="110"/>
-            </w:tcMar>
-            <w:vAlign w:val="center"/>
-          </w:tcPr>
-          <w:p>
-            <w:pPr>
-              <w:spacing w:after="40" w:before="40" w:line="240"/>
-              <w:jc w:val="left"/>
-            </w:pPr>
-            <w:r>
-              <w:rPr>
-                <w:b w:val="false"/>
-                <w:bCs w:val="false"/>
-                <w:color w:val="1A1A1A"/>
-                <w:sz w:val="19"/>
-                <w:szCs w:val="19"/>
-              </w:rPr>
-              <w:t xml:space="preserve">Deslocamento pela metade, e sem Ação Bônus.</w:t>
-            </w:r>
-          </w:p>
-        </w:tc>
-      </w:tr>
-      <w:tr>
-        <w:trPr>
-          <w:cantSplit/>
-        </w:trPr>
-        <w:tc>
-          <w:tcPr>
-            <w:tcW w:type="dxa" w:w="2200"/>
-            <w:shd w:fill="F7F4F6" w:color="auto" w:val="clear"/>
-            <w:tcMar>
-              <w:top w:type="dxa" w:w="60"/>
-              <w:left w:type="dxa" w:w="110"/>
-              <w:bottom w:type="dxa" w:w="60"/>
-              <w:right w:type="dxa" w:w="110"/>
-            </w:tcMar>
-            <w:vAlign w:val="center"/>
-          </w:tcPr>
-          <w:p>
-            <w:pPr>
-              <w:spacing w:after="40" w:before="40" w:line="240"/>
-              <w:jc w:val="left"/>
-            </w:pPr>
-            <w:r>
-              <w:rPr>
-                <w:b/>
-                <w:bCs/>
-                <w:color w:val="1A1A1A"/>
-                <w:sz w:val="19"/>
-                <w:szCs w:val="19"/>
-              </w:rPr>
-              <w:t xml:space="preserve">Desarmado</w:t>
-            </w:r>
-          </w:p>
-        </w:tc>
-        <w:tc>
-          <w:tcPr>
-            <w:tcW w:type="dxa" w:w="6800"/>
-            <w:shd w:fill="F7F4F6" w:color="auto" w:val="clear"/>
-            <w:tcMar>
-              <w:top w:type="dxa" w:w="60"/>
-              <w:left w:type="dxa" w:w="110"/>
-              <w:bottom w:type="dxa" w:w="60"/>
-              <w:right w:type="dxa" w:w="110"/>
-            </w:tcMar>
-            <w:vAlign w:val="center"/>
-          </w:tcPr>
-          <w:p>
-            <w:pPr>
-              <w:spacing w:after="40" w:before="40" w:line="240"/>
-              <w:jc w:val="left"/>
-            </w:pPr>
-            <w:r>
-              <w:rPr>
-                <w:b w:val="false"/>
-                <w:bCs w:val="false"/>
-                <w:color w:val="1A1A1A"/>
-                <w:sz w:val="19"/>
-                <w:szCs w:val="19"/>
-              </w:rPr>
-              <w:t xml:space="preserve">A sua arma está no chão ou na mão de outro. Você bate desarmado até pegar de volta.</w:t>
-            </w:r>
-          </w:p>
-        </w:tc>
-      </w:tr>
-      <w:tr>
-        <w:trPr>
-          <w:cantSplit/>
-        </w:trPr>
-        <w:tc>
-          <w:tcPr>
-            <w:tcW w:type="dxa" w:w="2200"/>
-            <w:tcMar>
-              <w:top w:type="dxa" w:w="60"/>
-              <w:left w:type="dxa" w:w="110"/>
-              <w:bottom w:type="dxa" w:w="60"/>
-              <w:right w:type="dxa" w:w="110"/>
-            </w:tcMar>
-            <w:vAlign w:val="center"/>
-          </w:tcPr>
-          <w:p>
-            <w:pPr>
-              <w:spacing w:after="40" w:before="40" w:line="240"/>
-              <w:jc w:val="left"/>
-            </w:pPr>
-            <w:r>
-              <w:rPr>
-                <w:b/>
-                <w:bCs/>
-                <w:color w:val="1A1A1A"/>
-                <w:sz w:val="19"/>
-                <w:szCs w:val="19"/>
-              </w:rPr>
-              <w:t xml:space="preserve">Calado</w:t>
-            </w:r>
-          </w:p>
-        </w:tc>
-        <w:tc>
-          <w:tcPr>
-            <w:tcW w:type="dxa" w:w="6800"/>
-            <w:tcMar>
-              <w:top w:type="dxa" w:w="60"/>
-              <w:left w:type="dxa" w:w="110"/>
-              <w:bottom w:type="dxa" w:w="60"/>
-              <w:right w:type="dxa" w:w="110"/>
-            </w:tcMar>
-            <w:vAlign w:val="center"/>
-          </w:tcPr>
-          <w:p>
-            <w:pPr>
-              <w:spacing w:after="40" w:before="40" w:line="240"/>
-              <w:jc w:val="left"/>
-            </w:pPr>
-            <w:r>
-              <w:rPr>
-                <w:b w:val="false"/>
-                <w:bCs w:val="false"/>
-                <w:color w:val="1A1A1A"/>
-                <w:sz w:val="19"/>
-                <w:szCs w:val="19"/>
-              </w:rPr>
-              <w:t xml:space="preserve">Você não conjura. Nada que precise de voz, gesto ou Selo sai.</w:t>
+              <w:t xml:space="preserve">Não ouve. Falha automático em teste que precise de audição, e −2 na iniciativa.</w:t>
             </w:r>
           </w:p>
         </w:tc>
@@ -25790,7 +25633,7 @@
                 <w:sz w:val="18"/>
                 <w:szCs w:val="18"/>
               </w:rPr>
-              <w:t xml:space="preserve">Maior</w:t>
+              <w:t xml:space="preserve">Nível Média</w:t>
             </w:r>
           </w:p>
         </w:tc>
@@ -25852,7 +25695,7 @@
                 <w:sz w:val="19"/>
                 <w:szCs w:val="19"/>
               </w:rPr>
-              <w:t xml:space="preserve">Amedrontado</w:t>
+              <w:t xml:space="preserve">Calado</w:t>
             </w:r>
           </w:p>
         </w:tc>
@@ -25880,7 +25723,7 @@
                 <w:sz w:val="19"/>
                 <w:szCs w:val="19"/>
               </w:rPr>
-              <w:t xml:space="preserve">Desvantagem em ataque e teste enquanto enxergar a fonte do medo, e você não se aproxima dela de vontade própria.</w:t>
+              <w:t xml:space="preserve">Você não conjura. Nada que precise de voz, gesto ou Selo sai.</w:t>
             </w:r>
           </w:p>
         </w:tc>
@@ -25948,63 +25791,83 @@
           </w:p>
         </w:tc>
       </w:tr>
+    </w:tbl>
+    <w:tbl>
+      <w:tblPr>
+        <w:tblW w:type="dxa" w:w="9000"/>
+        <w:tblBorders>
+          <w:top w:val="single" w:color="C8C8C8" w:sz="4"/>
+          <w:left w:val="single" w:color="C8C8C8" w:sz="4"/>
+          <w:bottom w:val="single" w:color="C8C8C8" w:sz="4"/>
+          <w:right w:val="single" w:color="C8C8C8" w:sz="4"/>
+          <w:insideH w:val="single" w:color="C8C8C8" w:sz="2"/>
+          <w:insideV w:val="single" w:color="C8C8C8" w:sz="2"/>
+        </w:tblBorders>
+      </w:tblPr>
+      <w:tblGrid>
+        <w:gridCol w:w="2200"/>
+        <w:gridCol w:w="6800"/>
+      </w:tblGrid>
       <w:tr>
         <w:trPr>
           <w:cantSplit/>
+          <w:tblHeader/>
         </w:trPr>
         <w:tc>
           <w:tcPr>
             <w:tcW w:type="dxa" w:w="2200"/>
-            <w:tcMar>
-              <w:top w:type="dxa" w:w="60"/>
-              <w:left w:type="dxa" w:w="110"/>
-              <w:bottom w:type="dxa" w:w="60"/>
-              <w:right w:type="dxa" w:w="110"/>
-            </w:tcMar>
-            <w:vAlign w:val="center"/>
-          </w:tcPr>
-          <w:p>
-            <w:pPr>
-              <w:spacing w:after="40" w:before="40" w:line="240"/>
-              <w:jc w:val="left"/>
-            </w:pPr>
-            <w:r>
-              <w:rPr>
-                <w:b/>
-                <w:bCs/>
-                <w:color w:val="1A1A1A"/>
-                <w:sz w:val="19"/>
-                <w:szCs w:val="19"/>
-              </w:rPr>
-              <w:t xml:space="preserve">Atordoado</w:t>
+            <w:shd w:fill="4E1230" w:color="auto" w:val="clear"/>
+            <w:tcMar>
+              <w:top w:type="dxa" w:w="60"/>
+              <w:left w:type="dxa" w:w="110"/>
+              <w:bottom w:type="dxa" w:w="60"/>
+              <w:right w:type="dxa" w:w="110"/>
+            </w:tcMar>
+            <w:vAlign w:val="center"/>
+          </w:tcPr>
+          <w:p>
+            <w:pPr>
+              <w:spacing w:after="40" w:before="40" w:line="240"/>
+              <w:jc w:val="left"/>
+            </w:pPr>
+            <w:r>
+              <w:rPr>
+                <w:b/>
+                <w:bCs/>
+                <w:color w:val="FFFFFF"/>
+                <w:sz w:val="18"/>
+                <w:szCs w:val="18"/>
+              </w:rPr>
+              <w:t xml:space="preserve">Nível Pesada</w:t>
             </w:r>
           </w:p>
         </w:tc>
         <w:tc>
           <w:tcPr>
             <w:tcW w:type="dxa" w:w="6800"/>
-            <w:tcMar>
-              <w:top w:type="dxa" w:w="60"/>
-              <w:left w:type="dxa" w:w="110"/>
-              <w:bottom w:type="dxa" w:w="60"/>
-              <w:right w:type="dxa" w:w="110"/>
-            </w:tcMar>
-            <w:vAlign w:val="center"/>
-          </w:tcPr>
-          <w:p>
-            <w:pPr>
-              <w:spacing w:after="40" w:before="40" w:line="240"/>
-              <w:jc w:val="left"/>
-            </w:pPr>
-            <w:r>
-              <w:rPr>
-                <w:b w:val="false"/>
-                <w:bCs w:val="false"/>
-                <w:color w:val="1A1A1A"/>
-                <w:sz w:val="19"/>
-                <w:szCs w:val="19"/>
-              </w:rPr>
-              <w:t xml:space="preserve">Você perde a Ação Padrão e não usa reação. Quem tem mais de uma Ação Padrão no turno perde UMA, não todas.</w:t>
+            <w:shd w:fill="4E1230" w:color="auto" w:val="clear"/>
+            <w:tcMar>
+              <w:top w:type="dxa" w:w="60"/>
+              <w:left w:type="dxa" w:w="110"/>
+              <w:bottom w:type="dxa" w:w="60"/>
+              <w:right w:type="dxa" w:w="110"/>
+            </w:tcMar>
+            <w:vAlign w:val="center"/>
+          </w:tcPr>
+          <w:p>
+            <w:pPr>
+              <w:spacing w:after="40" w:before="40" w:line="240"/>
+              <w:jc w:val="center"/>
+            </w:pPr>
+            <w:r>
+              <w:rPr>
+                <w:b/>
+                <w:bCs/>
+                <w:color w:val="FFFFFF"/>
+                <w:sz w:val="18"/>
+                <w:szCs w:val="18"/>
+              </w:rPr>
+              <w:t xml:space="preserve">O que faz</w:t>
             </w:r>
           </w:p>
         </w:tc>
@@ -26016,58 +25879,56 @@
         <w:tc>
           <w:tcPr>
             <w:tcW w:type="dxa" w:w="2200"/>
-            <w:shd w:fill="F7F4F6" w:color="auto" w:val="clear"/>
-            <w:tcMar>
-              <w:top w:type="dxa" w:w="60"/>
-              <w:left w:type="dxa" w:w="110"/>
-              <w:bottom w:type="dxa" w:w="60"/>
-              <w:right w:type="dxa" w:w="110"/>
-            </w:tcMar>
-            <w:vAlign w:val="center"/>
-          </w:tcPr>
-          <w:p>
-            <w:pPr>
-              <w:spacing w:after="40" w:before="40" w:line="240"/>
-              <w:jc w:val="left"/>
-            </w:pPr>
-            <w:r>
-              <w:rPr>
-                <w:b/>
-                <w:bCs/>
-                <w:color w:val="1A1A1A"/>
-                <w:sz w:val="19"/>
-                <w:szCs w:val="19"/>
-              </w:rPr>
-              <w:t xml:space="preserve">Incapacitado</w:t>
+            <w:tcMar>
+              <w:top w:type="dxa" w:w="60"/>
+              <w:left w:type="dxa" w:w="110"/>
+              <w:bottom w:type="dxa" w:w="60"/>
+              <w:right w:type="dxa" w:w="110"/>
+            </w:tcMar>
+            <w:vAlign w:val="center"/>
+          </w:tcPr>
+          <w:p>
+            <w:pPr>
+              <w:spacing w:after="40" w:before="40" w:line="240"/>
+              <w:jc w:val="left"/>
+            </w:pPr>
+            <w:r>
+              <w:rPr>
+                <w:b/>
+                <w:bCs/>
+                <w:color w:val="1A1A1A"/>
+                <w:sz w:val="19"/>
+                <w:szCs w:val="19"/>
+              </w:rPr>
+              <w:t xml:space="preserve">Petrificado</w:t>
             </w:r>
           </w:p>
         </w:tc>
         <w:tc>
           <w:tcPr>
             <w:tcW w:type="dxa" w:w="6800"/>
-            <w:shd w:fill="F7F4F6" w:color="auto" w:val="clear"/>
-            <w:tcMar>
-              <w:top w:type="dxa" w:w="60"/>
-              <w:left w:type="dxa" w:w="110"/>
-              <w:bottom w:type="dxa" w:w="60"/>
-              <w:right w:type="dxa" w:w="110"/>
-            </w:tcMar>
-            <w:vAlign w:val="center"/>
-          </w:tcPr>
-          <w:p>
-            <w:pPr>
-              <w:spacing w:after="40" w:before="40" w:line="240"/>
-              <w:jc w:val="left"/>
-            </w:pPr>
-            <w:r>
-              <w:rPr>
-                <w:b w:val="false"/>
-                <w:bCs w:val="false"/>
-                <w:color w:val="1A1A1A"/>
-                <w:sz w:val="19"/>
-                <w:szCs w:val="19"/>
-              </w:rPr>
-              <w:t xml:space="preserve">Você não pode Bloquear, e todo ataque corpo a corpo contra você é crítico.</w:t>
+            <w:tcMar>
+              <w:top w:type="dxa" w:w="60"/>
+              <w:left w:type="dxa" w:w="110"/>
+              <w:bottom w:type="dxa" w:w="60"/>
+              <w:right w:type="dxa" w:w="110"/>
+            </w:tcMar>
+            <w:vAlign w:val="center"/>
+          </w:tcPr>
+          <w:p>
+            <w:pPr>
+              <w:spacing w:after="40" w:before="40" w:line="240"/>
+              <w:jc w:val="left"/>
+            </w:pPr>
+            <w:r>
+              <w:rPr>
+                <w:b w:val="false"/>
+                <w:bCs w:val="false"/>
+                <w:color w:val="1A1A1A"/>
+                <w:sz w:val="19"/>
+                <w:szCs w:val="19"/>
+              </w:rPr>
+              <w:t xml:space="preserve">Virou pedra. Incapacitado, deslocamento 0, sem perceber o que está em volta, vantagem para quem te ataca — e resistência a todo dano.</w:t>
             </w:r>
           </w:p>
         </w:tc>
@@ -26079,56 +25940,306 @@
         <w:tc>
           <w:tcPr>
             <w:tcW w:type="dxa" w:w="2200"/>
-            <w:tcMar>
-              <w:top w:type="dxa" w:w="60"/>
-              <w:left w:type="dxa" w:w="110"/>
-              <w:bottom w:type="dxa" w:w="60"/>
-              <w:right w:type="dxa" w:w="110"/>
-            </w:tcMar>
-            <w:vAlign w:val="center"/>
-          </w:tcPr>
-          <w:p>
-            <w:pPr>
-              <w:spacing w:after="40" w:before="40" w:line="240"/>
-              <w:jc w:val="left"/>
-            </w:pPr>
-            <w:r>
-              <w:rPr>
-                <w:b/>
-                <w:bCs/>
-                <w:color w:val="1A1A1A"/>
-                <w:sz w:val="19"/>
-                <w:szCs w:val="19"/>
-              </w:rPr>
-              <w:t xml:space="preserve">Petrificado</w:t>
+            <w:shd w:fill="F7F4F6" w:color="auto" w:val="clear"/>
+            <w:tcMar>
+              <w:top w:type="dxa" w:w="60"/>
+              <w:left w:type="dxa" w:w="110"/>
+              <w:bottom w:type="dxa" w:w="60"/>
+              <w:right w:type="dxa" w:w="110"/>
+            </w:tcMar>
+            <w:vAlign w:val="center"/>
+          </w:tcPr>
+          <w:p>
+            <w:pPr>
+              <w:spacing w:after="40" w:before="40" w:line="240"/>
+              <w:jc w:val="left"/>
+            </w:pPr>
+            <w:r>
+              <w:rPr>
+                <w:b/>
+                <w:bCs/>
+                <w:color w:val="1A1A1A"/>
+                <w:sz w:val="19"/>
+                <w:szCs w:val="19"/>
+              </w:rPr>
+              <w:t xml:space="preserve">Impedido</w:t>
             </w:r>
           </w:p>
         </w:tc>
         <w:tc>
           <w:tcPr>
             <w:tcW w:type="dxa" w:w="6800"/>
-            <w:tcMar>
-              <w:top w:type="dxa" w:w="60"/>
-              <w:left w:type="dxa" w:w="110"/>
-              <w:bottom w:type="dxa" w:w="60"/>
-              <w:right w:type="dxa" w:w="110"/>
-            </w:tcMar>
-            <w:vAlign w:val="center"/>
-          </w:tcPr>
-          <w:p>
-            <w:pPr>
-              <w:spacing w:after="40" w:before="40" w:line="240"/>
-              <w:jc w:val="left"/>
-            </w:pPr>
-            <w:r>
-              <w:rPr>
-                <w:b w:val="false"/>
-                <w:bCs w:val="false"/>
-                <w:color w:val="1A1A1A"/>
-                <w:sz w:val="19"/>
-                <w:szCs w:val="19"/>
-              </w:rPr>
-              <w:t xml:space="preserve">Virou pedra. Incapacitado, deslocamento 0, sem perceber o que está em volta, vantagem para quem te ataca — e resistência a todo dano.</w:t>
+            <w:shd w:fill="F7F4F6" w:color="auto" w:val="clear"/>
+            <w:tcMar>
+              <w:top w:type="dxa" w:w="60"/>
+              <w:left w:type="dxa" w:w="110"/>
+              <w:bottom w:type="dxa" w:w="60"/>
+              <w:right w:type="dxa" w:w="110"/>
+            </w:tcMar>
+            <w:vAlign w:val="center"/>
+          </w:tcPr>
+          <w:p>
+            <w:pPr>
+              <w:spacing w:after="40" w:before="40" w:line="240"/>
+              <w:jc w:val="left"/>
+            </w:pPr>
+            <w:r>
+              <w:rPr>
+                <w:b w:val="false"/>
+                <w:bCs w:val="false"/>
+                <w:color w:val="1A1A1A"/>
+                <w:sz w:val="19"/>
+                <w:szCs w:val="19"/>
+              </w:rPr>
+              <w:t xml:space="preserve">Deslocamento 0, desvantagem nos seus ataques e no Teste de Resistência Físico, e vantagem para quem te ataca.</w:t>
+            </w:r>
+          </w:p>
+        </w:tc>
+      </w:tr>
+      <w:tr>
+        <w:trPr>
+          <w:cantSplit/>
+        </w:trPr>
+        <w:tc>
+          <w:tcPr>
+            <w:tcW w:type="dxa" w:w="2200"/>
+            <w:tcMar>
+              <w:top w:type="dxa" w:w="60"/>
+              <w:left w:type="dxa" w:w="110"/>
+              <w:bottom w:type="dxa" w:w="60"/>
+              <w:right w:type="dxa" w:w="110"/>
+            </w:tcMar>
+            <w:vAlign w:val="center"/>
+          </w:tcPr>
+          <w:p>
+            <w:pPr>
+              <w:spacing w:after="40" w:before="40" w:line="240"/>
+              <w:jc w:val="left"/>
+            </w:pPr>
+            <w:r>
+              <w:rPr>
+                <w:b/>
+                <w:bCs/>
+                <w:color w:val="1A1A1A"/>
+                <w:sz w:val="19"/>
+                <w:szCs w:val="19"/>
+              </w:rPr>
+              <w:t xml:space="preserve">Cego</w:t>
+            </w:r>
+          </w:p>
+        </w:tc>
+        <w:tc>
+          <w:tcPr>
+            <w:tcW w:type="dxa" w:w="6800"/>
+            <w:tcMar>
+              <w:top w:type="dxa" w:w="60"/>
+              <w:left w:type="dxa" w:w="110"/>
+              <w:bottom w:type="dxa" w:w="60"/>
+              <w:right w:type="dxa" w:w="110"/>
+            </w:tcMar>
+            <w:vAlign w:val="center"/>
+          </w:tcPr>
+          <w:p>
+            <w:pPr>
+              <w:spacing w:after="40" w:before="40" w:line="240"/>
+              <w:jc w:val="left"/>
+            </w:pPr>
+            <w:r>
+              <w:rPr>
+                <w:b w:val="false"/>
+                <w:bCs w:val="false"/>
+                <w:color w:val="1A1A1A"/>
+                <w:sz w:val="19"/>
+                <w:szCs w:val="19"/>
+              </w:rPr>
+              <w:t xml:space="preserve">Não enxerga. Falha automático em teste que precise de vista, desvantagem nos seus ataques, vantagem para quem te ataca.</w:t>
+            </w:r>
+          </w:p>
+        </w:tc>
+      </w:tr>
+      <w:tr>
+        <w:trPr>
+          <w:cantSplit/>
+        </w:trPr>
+        <w:tc>
+          <w:tcPr>
+            <w:tcW w:type="dxa" w:w="2200"/>
+            <w:shd w:fill="F7F4F6" w:color="auto" w:val="clear"/>
+            <w:tcMar>
+              <w:top w:type="dxa" w:w="60"/>
+              <w:left w:type="dxa" w:w="110"/>
+              <w:bottom w:type="dxa" w:w="60"/>
+              <w:right w:type="dxa" w:w="110"/>
+            </w:tcMar>
+            <w:vAlign w:val="center"/>
+          </w:tcPr>
+          <w:p>
+            <w:pPr>
+              <w:spacing w:after="40" w:before="40" w:line="240"/>
+              <w:jc w:val="left"/>
+            </w:pPr>
+            <w:r>
+              <w:rPr>
+                <w:b/>
+                <w:bCs/>
+                <w:color w:val="1A1A1A"/>
+                <w:sz w:val="19"/>
+                <w:szCs w:val="19"/>
+              </w:rPr>
+              <w:t xml:space="preserve">Amedrontado</w:t>
+            </w:r>
+          </w:p>
+        </w:tc>
+        <w:tc>
+          <w:tcPr>
+            <w:tcW w:type="dxa" w:w="6800"/>
+            <w:shd w:fill="F7F4F6" w:color="auto" w:val="clear"/>
+            <w:tcMar>
+              <w:top w:type="dxa" w:w="60"/>
+              <w:left w:type="dxa" w:w="110"/>
+              <w:bottom w:type="dxa" w:w="60"/>
+              <w:right w:type="dxa" w:w="110"/>
+            </w:tcMar>
+            <w:vAlign w:val="center"/>
+          </w:tcPr>
+          <w:p>
+            <w:pPr>
+              <w:spacing w:after="40" w:before="40" w:line="240"/>
+              <w:jc w:val="left"/>
+            </w:pPr>
+            <w:r>
+              <w:rPr>
+                <w:b w:val="false"/>
+                <w:bCs w:val="false"/>
+                <w:color w:val="1A1A1A"/>
+                <w:sz w:val="19"/>
+                <w:szCs w:val="19"/>
+              </w:rPr>
+              <w:t xml:space="preserve">Desvantagem em ataque e teste enquanto enxergar a fonte do medo, e você não se aproxima dela de vontade própria.</w:t>
+            </w:r>
+          </w:p>
+        </w:tc>
+      </w:tr>
+      <w:tr>
+        <w:trPr>
+          <w:cantSplit/>
+        </w:trPr>
+        <w:tc>
+          <w:tcPr>
+            <w:tcW w:type="dxa" w:w="2200"/>
+            <w:tcMar>
+              <w:top w:type="dxa" w:w="60"/>
+              <w:left w:type="dxa" w:w="110"/>
+              <w:bottom w:type="dxa" w:w="60"/>
+              <w:right w:type="dxa" w:w="110"/>
+            </w:tcMar>
+            <w:vAlign w:val="center"/>
+          </w:tcPr>
+          <w:p>
+            <w:pPr>
+              <w:spacing w:after="40" w:before="40" w:line="240"/>
+              <w:jc w:val="left"/>
+            </w:pPr>
+            <w:r>
+              <w:rPr>
+                <w:b/>
+                <w:bCs/>
+                <w:color w:val="1A1A1A"/>
+                <w:sz w:val="19"/>
+                <w:szCs w:val="19"/>
+              </w:rPr>
+              <w:t xml:space="preserve">Envenenado</w:t>
+            </w:r>
+          </w:p>
+        </w:tc>
+        <w:tc>
+          <w:tcPr>
+            <w:tcW w:type="dxa" w:w="6800"/>
+            <w:tcMar>
+              <w:top w:type="dxa" w:w="60"/>
+              <w:left w:type="dxa" w:w="110"/>
+              <w:bottom w:type="dxa" w:w="60"/>
+              <w:right w:type="dxa" w:w="110"/>
+            </w:tcMar>
+            <w:vAlign w:val="center"/>
+          </w:tcPr>
+          <w:p>
+            <w:pPr>
+              <w:spacing w:after="40" w:before="40" w:line="240"/>
+              <w:jc w:val="left"/>
+            </w:pPr>
+            <w:r>
+              <w:rPr>
+                <w:b w:val="false"/>
+                <w:bCs w:val="false"/>
+                <w:color w:val="1A1A1A"/>
+                <w:sz w:val="19"/>
+                <w:szCs w:val="19"/>
+              </w:rPr>
+              <w:t xml:space="preserve">Desvantagem nos seus ataques e em todo teste de perícia.</w:t>
+            </w:r>
+          </w:p>
+        </w:tc>
+      </w:tr>
+      <w:tr>
+        <w:trPr>
+          <w:cantSplit/>
+        </w:trPr>
+        <w:tc>
+          <w:tcPr>
+            <w:tcW w:type="dxa" w:w="2200"/>
+            <w:shd w:fill="F7F4F6" w:color="auto" w:val="clear"/>
+            <w:tcMar>
+              <w:top w:type="dxa" w:w="60"/>
+              <w:left w:type="dxa" w:w="110"/>
+              <w:bottom w:type="dxa" w:w="60"/>
+              <w:right w:type="dxa" w:w="110"/>
+            </w:tcMar>
+            <w:vAlign w:val="center"/>
+          </w:tcPr>
+          <w:p>
+            <w:pPr>
+              <w:spacing w:after="40" w:before="40" w:line="240"/>
+              <w:jc w:val="left"/>
+            </w:pPr>
+            <w:r>
+              <w:rPr>
+                <w:b/>
+                <w:bCs/>
+                <w:color w:val="1A1A1A"/>
+                <w:sz w:val="19"/>
+                <w:szCs w:val="19"/>
+              </w:rPr>
+              <w:t xml:space="preserve">Atordoado</w:t>
+            </w:r>
+          </w:p>
+        </w:tc>
+        <w:tc>
+          <w:tcPr>
+            <w:tcW w:type="dxa" w:w="6800"/>
+            <w:shd w:fill="F7F4F6" w:color="auto" w:val="clear"/>
+            <w:tcMar>
+              <w:top w:type="dxa" w:w="60"/>
+              <w:left w:type="dxa" w:w="110"/>
+              <w:bottom w:type="dxa" w:w="60"/>
+              <w:right w:type="dxa" w:w="110"/>
+            </w:tcMar>
+            <w:vAlign w:val="center"/>
+          </w:tcPr>
+          <w:p>
+            <w:pPr>
+              <w:spacing w:after="40" w:before="40" w:line="240"/>
+              <w:jc w:val="left"/>
+            </w:pPr>
+            <w:r>
+              <w:rPr>
+                <w:b w:val="false"/>
+                <w:bCs w:val="false"/>
+                <w:color w:val="1A1A1A"/>
+                <w:sz w:val="19"/>
+                <w:szCs w:val="19"/>
+              </w:rPr>
+              <w:t xml:space="preserve">Você perde a Ação Padrão e não usa reação. Quem tem mais de uma Ação Padrão no turno perde UMA, não todas.</w:t>
             </w:r>
           </w:p>
         </w:tc>
@@ -26183,7 +26294,7 @@
                 <w:sz w:val="18"/>
                 <w:szCs w:val="18"/>
               </w:rPr>
-              <w:t xml:space="preserve">ATORDOADO E INCAPACITADO ATACAM EIXOS DIFERENTES, E NÃO SE EMPILHAM</w:t>
+              <w:t xml:space="preserve">POR QUE AS TRÊS TABELAS NÃO SÃO "MENORES" E "MAIORES"</w:t>
             </w:r>
           </w:p>
           <w:p>
@@ -26195,7 +26306,7 @@
                 <w:sz w:val="20"/>
                 <w:szCs w:val="20"/>
               </w:rPr>
-              <w:t xml:space="preserve">Atordoado tira PARTE do turno: uma Ação Padrão e a reação. Você continua se defendendo.</w:t>
+              <w:t xml:space="preserve">Até a v7.8 as condições eram vendidas em dois pacotes: Condição Menor por Média e Condição Maior por Pesada. Um preço só, para coisas muito diferentes.</w:t>
             </w:r>
           </w:p>
           <w:p>
@@ -26207,31 +26318,19 @@
                 <w:sz w:val="20"/>
                 <w:szCs w:val="20"/>
               </w:rPr>
-              <w:t xml:space="preserve">Incapacitado não tira turno nenhum — tira a DEFESA. Você age e não se protege.</w:t>
-            </w:r>
-          </w:p>
-          <w:p>
-            <w:pPr>
-              <w:spacing w:after="110" w:line="268"/>
+              <w:t xml:space="preserve">A conta mediu as catorze e o espalhamento dentro de um pacote chegava a dezessete vezes: o Impedido custava o mesmo que o Surdo, e o Incapacitado custava o mesmo que o Petrificado.</w:t>
+            </w:r>
+          </w:p>
+          <w:p>
+            <w:pPr>
+              <w:spacing w:after="20" w:line="268"/>
             </w:pPr>
             <w:r>
               <w:rPr>
                 <w:sz w:val="20"/>
                 <w:szCs w:val="20"/>
               </w:rPr>
-              <w:t xml:space="preserve">Uma Condição Maior custa Pesada e você escolhe o eixo: tirar o que ele faz, ou tirar o que protege ele.</w:t>
-            </w:r>
-          </w:p>
-          <w:p>
-            <w:pPr>
-              <w:spacing w:after="20" w:line="268"/>
-            </w:pPr>
-            <w:r>
-              <w:rPr>
-                <w:sz w:val="20"/>
-                <w:szCs w:val="20"/>
-              </w:rPr>
-              <w:t xml:space="preserve">O Atordoado cobra uma Ação Padrão só de propósito: um chefe age mais de uma vez por rodada, e apagar o turno dele com uma linha de Controle sairia barato demais.</w:t>
+              <w:t xml:space="preserve">Agora cada condição custa o que ela vale. Dez das catorze estavam no degrau errado — três eram baratas demais e sete eram caras demais.</w:t>
             </w:r>
           </w:p>
         </w:tc>
@@ -26261,6 +26360,109 @@
             <w:tcW w:type="dxa" w:w="9000"/>
             <w:tcBorders>
               <w:top w:val="nil"/>
+              <w:left w:val="single" w:color="4E1230" w:sz="18"/>
+              <w:bottom w:val="nil"/>
+              <w:right w:val="nil"/>
+            </w:tcBorders>
+            <w:shd w:fill="F4F1EC" w:color="auto" w:val="clear"/>
+            <w:tcMar>
+              <w:top w:type="dxa" w:w="160"/>
+              <w:left w:type="dxa" w:w="220"/>
+              <w:bottom w:type="dxa" w:w="160"/>
+              <w:right w:type="dxa" w:w="220"/>
+            </w:tcMar>
+          </w:tcPr>
+          <w:p>
+            <w:pPr>
+              <w:spacing w:after="100" w:before="20"/>
+            </w:pPr>
+            <w:r>
+              <w:rPr>
+                <w:rFonts w:ascii="Georgia" w:cs="Georgia" w:eastAsia="Georgia" w:hAnsi="Georgia"/>
+                <w:b/>
+                <w:bCs/>
+                <w:color w:val="4E1230"/>
+                <w:sz w:val="18"/>
+                <w:szCs w:val="18"/>
+              </w:rPr>
+              <w:t xml:space="preserve">ATORDOADO E INCAPACITADO ATACAM EIXOS DIFERENTES, E NÃO SE EMPILHAM</w:t>
+            </w:r>
+          </w:p>
+          <w:p>
+            <w:pPr>
+              <w:spacing w:after="110" w:line="268"/>
+            </w:pPr>
+            <w:r>
+              <w:rPr>
+                <w:sz w:val="20"/>
+                <w:szCs w:val="20"/>
+              </w:rPr>
+              <w:t xml:space="preserve">Atordoado tira PARTE do turno: uma Ação Padrão e a reação. Você continua se defendendo.</w:t>
+            </w:r>
+          </w:p>
+          <w:p>
+            <w:pPr>
+              <w:spacing w:after="110" w:line="268"/>
+            </w:pPr>
+            <w:r>
+              <w:rPr>
+                <w:sz w:val="20"/>
+                <w:szCs w:val="20"/>
+              </w:rPr>
+              <w:t xml:space="preserve">Incapacitado não tira turno nenhum — tira a DEFESA. Você age e não se protege.</w:t>
+            </w:r>
+          </w:p>
+          <w:p>
+            <w:pPr>
+              <w:spacing w:after="110" w:line="268"/>
+            </w:pPr>
+            <w:r>
+              <w:rPr>
+                <w:sz w:val="20"/>
+                <w:szCs w:val="20"/>
+              </w:rPr>
+              <w:t xml:space="preserve">E eles não custam o mesmo: Atordoado é Pesada e Incapacitado é Leve. Tirar o que o alvo FAZ custa três vezes mais que tirar o que PROTEGE ele — e a conta concorda, porque em dano por rodada um vale pouco mais de três vezes o outro.</w:t>
+            </w:r>
+          </w:p>
+          <w:p>
+            <w:pPr>
+              <w:spacing w:after="20" w:line="268"/>
+            </w:pPr>
+            <w:r>
+              <w:rPr>
+                <w:sz w:val="20"/>
+                <w:szCs w:val="20"/>
+              </w:rPr>
+              <w:t xml:space="preserve">O Atordoado cobra uma Ação Padrão só de propósito: um chefe age mais de uma vez por rodada, e apagar o turno dele com uma linha de Controle sairia barato demais.</w:t>
+            </w:r>
+          </w:p>
+        </w:tc>
+      </w:tr>
+    </w:tbl>
+    <w:tbl>
+      <w:tblPr>
+        <w:tblW w:type="dxa" w:w="9000"/>
+        <w:tblBorders>
+          <w:top w:val="nil"/>
+          <w:left w:val="nil"/>
+          <w:bottom w:val="nil"/>
+          <w:right w:val="nil"/>
+          <w:insideH w:val="nil"/>
+          <w:insideV w:val="nil"/>
+        </w:tblBorders>
+      </w:tblPr>
+      <w:tblGrid>
+        <w:gridCol w:w="9000"/>
+      </w:tblGrid>
+      <w:tr>
+        <w:trPr>
+          <w:cantSplit/>
+        </w:trPr>
+        <w:tc>
+          <w:tcPr>
+            <w:tcW w:type="dxa" w:w="9000"/>
+            <w:tcBorders>
+              <w:top w:val="nil"/>
               <w:left w:val="single" w:color="741B47" w:sz="18"/>
               <w:bottom w:val="nil"/>
               <w:right w:val="nil"/>
@@ -26310,7 +26512,7 @@
                 <w:sz w:val="20"/>
                 <w:szCs w:val="20"/>
               </w:rPr>
-              <w:t xml:space="preserve">Exaustão é relógio de descanso, e Condição Menor não alcança ela.</w:t>
+              <w:t xml:space="preserve">Exaustão é relógio de descanso, e a Melhoria Condição não alcança ela.</w:t>
             </w:r>
           </w:p>
           <w:p>
@@ -29685,7 +29887,7 @@
                 <w:sz w:val="19"/>
                 <w:szCs w:val="19"/>
               </w:rPr>
-              <w:t xml:space="preserve">Remove uma Condição Menor de um aliado.</w:t>
+              <w:t xml:space="preserve">Remove de um aliado uma condição de nível Leve ou Média.</w:t>
             </w:r>
           </w:p>
         </w:tc>
@@ -29777,7 +29979,7 @@
                 <w:sz w:val="19"/>
                 <w:szCs w:val="19"/>
               </w:rPr>
-              <w:t xml:space="preserve">Remove uma Condição Maior de um aliado.</w:t>
+              <w:t xml:space="preserve">Remove de um aliado uma condição de qualquer nível.</w:t>
             </w:r>
           </w:p>
         </w:tc>
@@ -31160,7 +31362,7 @@
                 <w:sz w:val="19"/>
                 <w:szCs w:val="19"/>
               </w:rPr>
-              <w:t xml:space="preserve">Média</w:t>
+              <w:t xml:space="preserve">Leve ou Média</w:t>
             </w:r>
           </w:p>
         </w:tc>
@@ -31189,7 +31391,7 @@
                 <w:sz w:val="19"/>
                 <w:szCs w:val="19"/>
               </w:rPr>
-              <w:t xml:space="preserve">Você fica com uma Condição Menor até o fim do seu próximo turno.</w:t>
+              <w:t xml:space="preserve">Você fica com uma condição até o fim do seu próximo turno. Ela devolve o nível dela: uma condição Leve devolve Leve, uma Média devolve Média. Nível Pesada não entra, porque Restrição nunca devolve Pesada.</w:t>
             </w:r>
           </w:p>
         </w:tc>
@@ -41060,7 +41262,7 @@
                 <w:sz w:val="19"/>
                 <w:szCs w:val="19"/>
               </w:rPr>
-              <w:t xml:space="preserve">Cone (−1) · Derrubado (−2) · Lento (+2)</w:t>
+              <w:t xml:space="preserve">Cone (−1) · Derrubado (−1) · Lento (+2)</w:t>
             </w:r>
           </w:p>
         </w:tc>
@@ -41088,7 +41290,7 @@
                 <w:sz w:val="19"/>
                 <w:szCs w:val="19"/>
               </w:rPr>
-              <w:t xml:space="preserve">5d8 = 22 + Derrubado por uma rodada</w:t>
+              <w:t xml:space="preserve">6d8 = 27 + Derrubado por uma rodada</w:t>
             </w:r>
           </w:p>
         </w:tc>
@@ -41940,7 +42142,7 @@
                 <w:sz w:val="19"/>
                 <w:szCs w:val="19"/>
               </w:rPr>
-              <w:t xml:space="preserve">cura 5d8 = 22 e tira uma Condição Menor</w:t>
+              <w:t xml:space="preserve">cura 5d8 = 22 e tira uma condição de nível Leve ou Média</w:t>
             </w:r>
           </w:p>
         </w:tc>
@@ -43340,7 +43542,7 @@
                 <w:sz w:val="19"/>
                 <w:szCs w:val="19"/>
               </w:rPr>
-              <w:t xml:space="preserve">Explosão (−3) · Maior (−3) · Derrubado (−5) · Lento (+5)</w:t>
+              <w:t xml:space="preserve">Explosão (−3) · Maior (−3) · Derrubado (−3) · Lento (+5)</w:t>
             </w:r>
           </w:p>
         </w:tc>
@@ -43368,7 +43570,7 @@
                 <w:sz w:val="19"/>
                 <w:szCs w:val="19"/>
               </w:rPr>
-              <w:t xml:space="preserve">9d8 = 40 num raio de 4,5 m, todos Derrubados por uma rodada</w:t>
+              <w:t xml:space="preserve">11d8 = 49 num raio de 4,5 m, todos Derrubados por uma rodada</w:t>
             </w:r>
           </w:p>
         </w:tc>

--- a/manual/Fundamento-MANUAL-v7.docx
+++ b/manual/Fundamento-MANUAL-v7.docx
@@ -70,7 +70,7 @@
           <w:sz w:val="20"/>
           <w:szCs w:val="20"/>
         </w:rPr>
-        <w:t xml:space="preserve">Níveis 1–20  ·  Faixa lendária 21–30  ·  Versão 7.10</w:t>
+        <w:t xml:space="preserve">Níveis 1–20  ·  Faixa lendária 21–30  ·  Versão 7.11</w:t>
       </w:r>
     </w:p>
     <w:p>
@@ -39377,7 +39377,7 @@
                 <w:sz w:val="19"/>
                 <w:szCs w:val="19"/>
               </w:rPr>
-              <w:t xml:space="preserve">Liberação Máxima custa a rodada inteira, e você só tem as que o nível deu.</w:t>
+              <w:t xml:space="preserve">Liberação Máxima é Classe 3 ou mais, custa a rodada inteira, e você só tem as que o nível deu.</w:t>
             </w:r>
           </w:p>
         </w:tc>

--- a/manual/Fundamento-MANUAL-v7.docx
+++ b/manual/Fundamento-MANUAL-v7.docx
@@ -70,7 +70,7 @@
           <w:sz w:val="20"/>
           <w:szCs w:val="20"/>
         </w:rPr>
-        <w:t xml:space="preserve">Níveis 1–20  ·  Faixa lendária 21–30  ·  Versão 7.11</w:t>
+        <w:t xml:space="preserve">Níveis 1–20  ·  Faixa lendária 21–30  ·  Versão 7.12</w:t>
       </w:r>
     </w:p>
     <w:p>
@@ -1183,7 +1183,7 @@
                 <w:sz w:val="20"/>
                 <w:szCs w:val="20"/>
               </w:rPr>
-              <w:t xml:space="preserve">Lento</w:t>
+              <w:t xml:space="preserve">Atrasar</w:t>
             </w:r>
             <w:r>
               <w:rPr>
@@ -19450,7 +19450,7 @@
                 <w:sz w:val="18"/>
                 <w:szCs w:val="18"/>
               </w:rPr>
-              <w:t xml:space="preserve">Lento (devolve)</w:t>
+              <w:t xml:space="preserve">Atrasar (devolve)</w:t>
             </w:r>
           </w:p>
         </w:tc>
@@ -24522,7 +24522,7 @@
                 <w:sz w:val="19"/>
                 <w:szCs w:val="19"/>
               </w:rPr>
-              <w:t xml:space="preserve">Aplica uma das catorze condições. O preço é o nível dela — Leve, Média ou Pesada —, na tabela logo abaixo. Dura uma rodada. As de nível Pesada dão Teste de Resistência no fim de cada turno do alvo, e cabe só uma delas por feitiço.</w:t>
+              <w:t xml:space="preserve">Aplica uma das treze condições. O preço é o nível dela — Leve, Média ou Pesada —, na tabela logo abaixo. Dura uma rodada. As de nível Pesada dão Teste de Resistência no fim de cada turno do alvo, e cabe só uma delas por feitiço.</w:t>
             </w:r>
           </w:p>
         </w:tc>
@@ -25093,7 +25093,7 @@
         <w:spacing w:after="140" w:before="0" w:line="276"/>
       </w:pPr>
       <w:r>
-        <w:t xml:space="preserve">São catorze, e cada uma tem um </w:t>
+        <w:t xml:space="preserve">São treze, e cada uma tem um </w:t>
       </w:r>
       <w:r>
         <w:rPr>
@@ -25900,7 +25900,7 @@
                 <w:sz w:val="19"/>
                 <w:szCs w:val="19"/>
               </w:rPr>
-              <w:t xml:space="preserve">Petrificado</w:t>
+              <w:t xml:space="preserve">Impedido</w:t>
             </w:r>
           </w:p>
         </w:tc>
@@ -25928,7 +25928,7 @@
                 <w:sz w:val="19"/>
                 <w:szCs w:val="19"/>
               </w:rPr>
-              <w:t xml:space="preserve">Virou pedra. Incapacitado, deslocamento 0, sem perceber o que está em volta, vantagem para quem te ataca — e resistência a todo dano.</w:t>
+              <w:t xml:space="preserve">Deslocamento 0, desvantagem nos seus ataques e no Teste de Resistência Físico, e vantagem para quem te ataca.</w:t>
             </w:r>
           </w:p>
         </w:tc>
@@ -25962,7 +25962,7 @@
                 <w:sz w:val="19"/>
                 <w:szCs w:val="19"/>
               </w:rPr>
-              <w:t xml:space="preserve">Impedido</w:t>
+              <w:t xml:space="preserve">Cego</w:t>
             </w:r>
           </w:p>
         </w:tc>
@@ -25991,7 +25991,7 @@
                 <w:sz w:val="19"/>
                 <w:szCs w:val="19"/>
               </w:rPr>
-              <w:t xml:space="preserve">Deslocamento 0, desvantagem nos seus ataques e no Teste de Resistência Físico, e vantagem para quem te ataca.</w:t>
+              <w:t xml:space="preserve">Não enxerga. Falha automático em teste que precise de vista, desvantagem nos seus ataques, vantagem para quem te ataca.</w:t>
             </w:r>
           </w:p>
         </w:tc>
@@ -26024,7 +26024,7 @@
                 <w:sz w:val="19"/>
                 <w:szCs w:val="19"/>
               </w:rPr>
-              <w:t xml:space="preserve">Cego</w:t>
+              <w:t xml:space="preserve">Amedrontado</w:t>
             </w:r>
           </w:p>
         </w:tc>
@@ -26052,7 +26052,7 @@
                 <w:sz w:val="19"/>
                 <w:szCs w:val="19"/>
               </w:rPr>
-              <w:t xml:space="preserve">Não enxerga. Falha automático em teste que precise de vista, desvantagem nos seus ataques, vantagem para quem te ataca.</w:t>
+              <w:t xml:space="preserve">Desvantagem em ataque e teste enquanto enxergar a fonte do medo, e você não se aproxima dela de vontade própria.</w:t>
             </w:r>
           </w:p>
         </w:tc>
@@ -26086,7 +26086,7 @@
                 <w:sz w:val="19"/>
                 <w:szCs w:val="19"/>
               </w:rPr>
-              <w:t xml:space="preserve">Amedrontado</w:t>
+              <w:t xml:space="preserve">Envenenado</w:t>
             </w:r>
           </w:p>
         </w:tc>
@@ -26115,7 +26115,7 @@
                 <w:sz w:val="19"/>
                 <w:szCs w:val="19"/>
               </w:rPr>
-              <w:t xml:space="preserve">Desvantagem em ataque e teste enquanto enxergar a fonte do medo, e você não se aproxima dela de vontade própria.</w:t>
+              <w:t xml:space="preserve">Desvantagem nos seus ataques e em todo teste de perícia.</w:t>
             </w:r>
           </w:p>
         </w:tc>
@@ -26148,76 +26148,13 @@
                 <w:sz w:val="19"/>
                 <w:szCs w:val="19"/>
               </w:rPr>
-              <w:t xml:space="preserve">Envenenado</w:t>
+              <w:t xml:space="preserve">Atordoado</w:t>
             </w:r>
           </w:p>
         </w:tc>
         <w:tc>
           <w:tcPr>
             <w:tcW w:type="dxa" w:w="6800"/>
-            <w:tcMar>
-              <w:top w:type="dxa" w:w="60"/>
-              <w:left w:type="dxa" w:w="110"/>
-              <w:bottom w:type="dxa" w:w="60"/>
-              <w:right w:type="dxa" w:w="110"/>
-            </w:tcMar>
-            <w:vAlign w:val="center"/>
-          </w:tcPr>
-          <w:p>
-            <w:pPr>
-              <w:spacing w:after="40" w:before="40" w:line="240"/>
-              <w:jc w:val="left"/>
-            </w:pPr>
-            <w:r>
-              <w:rPr>
-                <w:b w:val="false"/>
-                <w:bCs w:val="false"/>
-                <w:color w:val="1A1A1A"/>
-                <w:sz w:val="19"/>
-                <w:szCs w:val="19"/>
-              </w:rPr>
-              <w:t xml:space="preserve">Desvantagem nos seus ataques e em todo teste de perícia.</w:t>
-            </w:r>
-          </w:p>
-        </w:tc>
-      </w:tr>
-      <w:tr>
-        <w:trPr>
-          <w:cantSplit/>
-        </w:trPr>
-        <w:tc>
-          <w:tcPr>
-            <w:tcW w:type="dxa" w:w="2200"/>
-            <w:shd w:fill="F7F4F6" w:color="auto" w:val="clear"/>
-            <w:tcMar>
-              <w:top w:type="dxa" w:w="60"/>
-              <w:left w:type="dxa" w:w="110"/>
-              <w:bottom w:type="dxa" w:w="60"/>
-              <w:right w:type="dxa" w:w="110"/>
-            </w:tcMar>
-            <w:vAlign w:val="center"/>
-          </w:tcPr>
-          <w:p>
-            <w:pPr>
-              <w:spacing w:after="40" w:before="40" w:line="240"/>
-              <w:jc w:val="left"/>
-            </w:pPr>
-            <w:r>
-              <w:rPr>
-                <w:b/>
-                <w:bCs/>
-                <w:color w:val="1A1A1A"/>
-                <w:sz w:val="19"/>
-                <w:szCs w:val="19"/>
-              </w:rPr>
-              <w:t xml:space="preserve">Atordoado</w:t>
-            </w:r>
-          </w:p>
-        </w:tc>
-        <w:tc>
-          <w:tcPr>
-            <w:tcW w:type="dxa" w:w="6800"/>
-            <w:shd w:fill="F7F4F6" w:color="auto" w:val="clear"/>
             <w:tcMar>
               <w:top w:type="dxa" w:w="60"/>
               <w:left w:type="dxa" w:w="110"/>
@@ -26318,7 +26255,7 @@
                 <w:sz w:val="20"/>
                 <w:szCs w:val="20"/>
               </w:rPr>
-              <w:t xml:space="preserve">A conta mediu as catorze e o espalhamento dentro de um pacote chegava a dezessete vezes: o Impedido custava o mesmo que o Surdo, e o Incapacitado custava o mesmo que o Petrificado.</w:t>
+              <w:t xml:space="preserve">A conta mediu as condições uma a uma e o espalhamento dentro de um pacote chegava a dezessete vezes: o Impedido custava o mesmo que o Surdo, e o Incapacitado custava o mesmo que o Amedrontado.</w:t>
             </w:r>
           </w:p>
           <w:p>
@@ -26330,7 +26267,7 @@
                 <w:sz w:val="20"/>
                 <w:szCs w:val="20"/>
               </w:rPr>
-              <w:t xml:space="preserve">Agora cada condição custa o que ela vale. Dez das catorze estavam no degrau errado — três eram baratas demais e sete eram caras demais.</w:t>
+              <w:t xml:space="preserve">Agora cada condição custa o que ela vale. Dez das treze estavam no degrau errado — três eram baratas demais e sete eram caras demais.</w:t>
             </w:r>
           </w:p>
         </w:tc>
@@ -30971,7 +30908,7 @@
                 <w:sz w:val="19"/>
                 <w:szCs w:val="19"/>
               </w:rPr>
-              <w:t xml:space="preserve">Lento</w:t>
+              <w:t xml:space="preserve">Atrasar</w:t>
             </w:r>
           </w:p>
         </w:tc>
@@ -41262,7 +41199,7 @@
                 <w:sz w:val="19"/>
                 <w:szCs w:val="19"/>
               </w:rPr>
-              <w:t xml:space="preserve">Cone (−1) · Derrubado (−1) · Lento (+2)</w:t>
+              <w:t xml:space="preserve">Cone (−1) · Derrubado (−1) · Atrasar (+2)</w:t>
             </w:r>
           </w:p>
         </w:tc>
@@ -41353,7 +41290,7 @@
                 <w:sz w:val="19"/>
                 <w:szCs w:val="19"/>
               </w:rPr>
-              <w:t xml:space="preserve">Projétil · Fura (−2) · Lento (+2)</w:t>
+              <w:t xml:space="preserve">Projétil · Fura (−2) · Atrasar (+2)</w:t>
             </w:r>
           </w:p>
         </w:tc>
@@ -41382,7 +41319,7 @@
                 <w:sz w:val="19"/>
                 <w:szCs w:val="19"/>
               </w:rPr>
-              <w:t xml:space="preserve">6d8 = 27, fura 6 de RD. O Lento pagou a Fura inteira</w:t>
+              <w:t xml:space="preserve">6d8 = 27, fura 6 de RD. O Atrasar pagou a Fura inteira</w:t>
             </w:r>
           </w:p>
         </w:tc>
@@ -42692,7 +42629,7 @@
                 <w:sz w:val="19"/>
                 <w:szCs w:val="19"/>
               </w:rPr>
-              <w:t xml:space="preserve">Linha (−2) · Fura (−4) · Precisão (−2) · Lento (+4)</w:t>
+              <w:t xml:space="preserve">Linha (−2) · Fura (−4) · Precisão (−2) · Atrasar (+4)</w:t>
             </w:r>
           </w:p>
         </w:tc>
@@ -43542,7 +43479,7 @@
                 <w:sz w:val="19"/>
                 <w:szCs w:val="19"/>
               </w:rPr>
-              <w:t xml:space="preserve">Explosão (−3) · Maior (−3) · Derrubado (−3) · Lento (+5)</w:t>
+              <w:t xml:space="preserve">Explosão (−3) · Maior (−3) · Derrubado (−3) · Atrasar (+5)</w:t>
             </w:r>
           </w:p>
         </w:tc>
@@ -43633,7 +43570,7 @@
                 <w:sz w:val="19"/>
                 <w:szCs w:val="19"/>
               </w:rPr>
-              <w:t xml:space="preserve">Explosão (−3) · Escolher (−5) · Lento (+5)</w:t>
+              <w:t xml:space="preserve">Explosão (−3) · Escolher (−5) · Atrasar (+5)</w:t>
             </w:r>
           </w:p>
         </w:tc>
@@ -43978,7 +43915,7 @@
         <w:t xml:space="preserve">Rachadura</w:t>
       </w:r>
       <w:r>
-        <w:t xml:space="preserve">: o Lento devolveria 3 pontos, mas a Linha só custou 2 — e devolução nunca passa do que foi gasto em Melhoria, então o terceiro ponto some sem virar dado.</w:t>
+        <w:t xml:space="preserve">: o Atrasar devolveria 3 pontos, mas a Linha só custou 2 — e devolução nunca passa do que foi gasto em Melhoria, então o terceiro ponto some sem virar dado.</w:t>
       </w:r>
     </w:p>
     <w:tbl>
@@ -44238,7 +44175,7 @@
                 <w:sz w:val="19"/>
                 <w:szCs w:val="19"/>
               </w:rPr>
-              <w:t xml:space="preserve">Classe 3 · Linha (−2) · Lento (+3, só 2 aproveitados)</w:t>
+              <w:t xml:space="preserve">Classe 3 · Linha (−2) · Atrasar (+3, só 2 aproveitados)</w:t>
             </w:r>
           </w:p>
         </w:tc>
@@ -44328,7 +44265,7 @@
                 <w:sz w:val="19"/>
                 <w:szCs w:val="19"/>
               </w:rPr>
-              <w:t xml:space="preserve">Classe 5 · Explosão (−3) · Escolher (−5) · Lento (+5)</w:t>
+              <w:t xml:space="preserve">Classe 5 · Explosão (−3) · Escolher (−5) · Atrasar (+5)</w:t>
             </w:r>
           </w:p>
         </w:tc>

--- a/manual/Fundamento-MANUAL-v7.docx
+++ b/manual/Fundamento-MANUAL-v7.docx
@@ -70,7 +70,7 @@
           <w:sz w:val="20"/>
           <w:szCs w:val="20"/>
         </w:rPr>
-        <w:t xml:space="preserve">Níveis 1–20  ·  Faixa lendária 21–30  ·  Versão 7.12</w:t>
+        <w:t xml:space="preserve">Níveis 1–20  ·  Faixa lendária 21–30  ·  Versão 7.13</w:t>
       </w:r>
     </w:p>
     <w:p>
@@ -47276,7 +47276,7 @@
           <w:b/>
           <w:bCs/>
         </w:rPr>
-        <w:t xml:space="preserve">Teste de Resistência de Integridade</w:t>
+        <w:t xml:space="preserve">Teste de Resistência de Espírito</w:t>
       </w:r>
       <w:r>
         <w:t xml:space="preserve"> contra a CD do atacante: no fracasso, você também avança um estágio na hora, mesmo que a fração ainda não tenha fechado.</w:t>

--- a/manual/Fundamento-MANUAL-v7.docx
+++ b/manual/Fundamento-MANUAL-v7.docx
@@ -70,7 +70,7 @@
           <w:sz w:val="20"/>
           <w:szCs w:val="20"/>
         </w:rPr>
-        <w:t xml:space="preserve">Níveis 1–20  ·  Faixa lendária 21–30  ·  Versão 7.13</w:t>
+        <w:t xml:space="preserve">Níveis 1–20  ·  Faixa lendária 21–30  ·  Versão 7.14</w:t>
       </w:r>
     </w:p>
     <w:p>
@@ -24884,7 +24884,7 @@
                 <w:sz w:val="19"/>
                 <w:szCs w:val="19"/>
               </w:rPr>
-              <w:t xml:space="preserve">O alvo não consegue se aproximar de você até o fim do próximo turno dele.</w:t>
+              <w:t xml:space="preserve">O alvo não consegue se aproximar de você até o fim do próximo turno dele. Acaba assim que você causar dano a ele — inclusive o dano do próprio feitiço que comprou esta Melhoria.</w:t>
             </w:r>
           </w:p>
         </w:tc>
@@ -25131,7 +25131,7 @@
         <w:spacing w:after="140" w:before="0" w:line="276"/>
       </w:pPr>
       <w:r>
-        <w:t xml:space="preserve">As três tabelas abaixo são as catorze separadas por nível. Numa Classe 5, por exemplo, aplicar uma Leve custa 3 pontos, uma Média custa 5 e uma Pesada custa 8.</w:t>
+        <w:t xml:space="preserve">As três tabelas abaixo são as treze separadas por nível. Numa Classe 5, por exemplo, aplicar uma Leve custa 3 pontos, uma Média custa 5 e uma Pesada custa 8.</w:t>
       </w:r>
     </w:p>
     <w:tbl>
@@ -25333,7 +25333,7 @@
                 <w:sz w:val="19"/>
                 <w:szCs w:val="19"/>
               </w:rPr>
-              <w:t xml:space="preserve">Você não pode Bloquear, e todo ataque corpo a corpo contra você é crítico.</w:t>
+              <w:t xml:space="preserve">Você não pode Bloquear, e todo ataque corpo a corpo que acertar você é crítico. Só ele: conjuração e ataque à distância não, e o feitiço de Toque é conjuração mesmo encostado em você.</w:t>
             </w:r>
           </w:p>
         </w:tc>
@@ -26358,7 +26358,7 @@
                 <w:sz w:val="20"/>
                 <w:szCs w:val="20"/>
               </w:rPr>
-              <w:t xml:space="preserve">E eles não custam o mesmo: Atordoado é Pesada e Incapacitado é Leve. Tirar o que o alvo FAZ custa três vezes mais que tirar o que PROTEGE ele — e a conta concorda, porque em dano por rodada um vale pouco mais de três vezes o outro.</w:t>
+              <w:t xml:space="preserve">E eles não custam o mesmo: Atordoado é Pesada e Incapacitado é Leve. Tirar o que o alvo FAZ custa três vezes mais que tirar o que PROTEGE ele.</w:t>
             </w:r>
           </w:p>
           <w:p>

--- a/manual/Fundamento-MANUAL-v7.docx
+++ b/manual/Fundamento-MANUAL-v7.docx
@@ -70,7 +70,7 @@
           <w:sz w:val="20"/>
           <w:szCs w:val="20"/>
         </w:rPr>
-        <w:t xml:space="preserve">Níveis 1–20  ·  Faixa lendária 21–30  ·  Versão 7.14</w:t>
+        <w:t xml:space="preserve">Níveis 1–20  ·  Faixa lendária 21–30  ·  Versão 7.15</w:t>
       </w:r>
     </w:p>
     <w:p>
@@ -47209,7 +47209,7 @@
           </w:tcPr>
           <w:p>
             <w:pPr>
-              <w:spacing w:after="20" w:line="268"/>
+              <w:spacing w:after="110" w:line="268"/>
             </w:pPr>
             <w:r>
               <w:rPr>
@@ -47226,6 +47226,34 @@
                 <w:szCs w:val="20"/>
               </w:rPr>
               <w:t xml:space="preserve"> É a vida da alma.</w:t>
+            </w:r>
+          </w:p>
+          <w:p>
+            <w:pPr>
+              <w:spacing w:after="20" w:line="268"/>
+            </w:pPr>
+            <w:r>
+              <w:rPr>
+                <w:sz w:val="20"/>
+                <w:szCs w:val="20"/>
+              </w:rPr>
+              <w:t xml:space="preserve">Isso vale para inimigo e para tudo que não seja personagem jogador. </w:t>
+            </w:r>
+            <w:r>
+              <w:rPr>
+                <w:b/>
+                <w:bCs/>
+                <w:sz w:val="20"/>
+                <w:szCs w:val="20"/>
+              </w:rPr>
+              <w:t xml:space="preserve">Personagem tem fórmula própria</w:t>
+            </w:r>
+            <w:r>
+              <w:rPr>
+                <w:sz w:val="20"/>
+                <w:szCs w:val="20"/>
+              </w:rPr>
+              <w:t xml:space="preserve">, com um atributo dentro, e quem é dono dela é o sistema em volta — é o que impede corpo duro de vir com alma dura de graça.</w:t>
             </w:r>
           </w:p>
         </w:tc>
@@ -49089,6 +49117,59 @@
       </w:pPr>
       <w:r>
         <w:t xml:space="preserve">Chefe sozinho precisa de três a quatro vezes o dano de rodada do grupo, porque ele perde a ação três vezes por rodada. Se não quiser inflar o número, use capangas ou uma barreira que absorva antes da vida.</w:t>
+      </w:r>
+    </w:p>
+    <w:p>
+      <w:pPr>
+        <w:spacing w:after="100"/>
+      </w:pPr>
+    </w:p>
+    <w:p>
+      <w:pPr>
+        <w:spacing w:after="140" w:before="0" w:line="276"/>
+      </w:pPr>
+      <w:r>
+        <w:t xml:space="preserve">E a ficha dele carrega mais duas coisas, que são de marcar e não de calcular:</w:t>
+      </w:r>
+    </w:p>
+    <w:p>
+      <w:pPr>
+        <w:pStyle w:val="ListParagraph"/>
+        <w:numPr>
+          <w:ilvl w:val="0"/>
+          <w:numId w:val="2"/>
+        </w:numPr>
+        <w:spacing w:after="90" w:line="268"/>
+      </w:pPr>
+      <w:r>
+        <w:rPr>
+          <w:b/>
+          <w:bCs/>
+        </w:rPr>
+        <w:t xml:space="preserve">Integridade.</w:t>
+      </w:r>
+      <w:r>
+        <w:t xml:space="preserve"> A do inimigo é a que a seção acima escreve: a vida máxima dele, então a coluna de vida serve para as duas barras. Anote as duas assim mesmo — o sistema em volta tem efeito que tira alma sem tirar vida, e é aí que os dois números se separam.</w:t>
+      </w:r>
+    </w:p>
+    <w:p>
+      <w:pPr>
+        <w:pStyle w:val="ListParagraph"/>
+        <w:numPr>
+          <w:ilvl w:val="0"/>
+          <w:numId w:val="2"/>
+        </w:numPr>
+        <w:spacing w:after="90" w:line="268"/>
+      </w:pPr>
+      <w:r>
+        <w:rPr>
+          <w:b/>
+          <w:bCs/>
+        </w:rPr>
+        <w:t xml:space="preserve">Reação.</w:t>
+      </w:r>
+      <w:r>
+        <w:t xml:space="preserve"> Uma por rodada, como qualquer personagem, e ela volta no começo do turno dele. Ela paga o ataque de oportunidade, e o sistema em volta pendura outras coisas nela. Marque quando for gasta: guardar ou não é decisão do inimigo do mesmo jeito que é da mesa.</w:t>
       </w:r>
     </w:p>
     <w:p>
@@ -52756,7 +52837,7 @@
                 <w:sz w:val="19"/>
                 <w:szCs w:val="19"/>
               </w:rPr>
-              <w:t xml:space="preserve">A vida da alma. Igual à vida máxima. Só volta com descanso longo ou com a Melhoria Remenda.</w:t>
+              <w:t xml:space="preserve">A vida da alma. Igual à vida máxima em inimigo; personagem tem fórmula própria, e o dono dela é o sistema em volta. Só volta com descanso longo ou com a Melhoria Remenda.</w:t>
             </w:r>
           </w:p>
         </w:tc>

--- a/manual/Fundamento-MANUAL-v7.docx
+++ b/manual/Fundamento-MANUAL-v7.docx
@@ -70,7 +70,7 @@
           <w:sz w:val="20"/>
           <w:szCs w:val="20"/>
         </w:rPr>
-        <w:t xml:space="preserve">Níveis 1–20  ·  Faixa lendária 21–30  ·  Versão 7.15</w:t>
+        <w:t xml:space="preserve">Níveis 1–20  ·  Faixa lendária 21–30  ·  Versão 7.16</w:t>
       </w:r>
     </w:p>
     <w:p>
@@ -14022,7 +14022,7 @@
                 <w:sz w:val="19"/>
                 <w:szCs w:val="19"/>
               </w:rPr>
-              <w:t xml:space="preserve">Escolha um tema da sua Regra. Feitiços daquele tema ignoram cobertura leve e resistência ao seu tipo de dano.</w:t>
+              <w:t xml:space="preserve">Escolha um tema da sua Regra. Feitiços daquele tema ignoram cobertura Parcial e resistência ao seu tipo de dano.</w:t>
             </w:r>
           </w:p>
         </w:tc>
@@ -24041,7 +24041,7 @@
                 <w:sz w:val="19"/>
                 <w:szCs w:val="19"/>
               </w:rPr>
-              <w:t xml:space="preserve">Cobertura leve e meia cobertura não atrapalham.</w:t>
+              <w:t xml:space="preserve">Cobertura Parcial não atrapalha. A Total não se fura: ela não é bônus, é a ausência de alvo legal.</w:t>
             </w:r>
           </w:p>
         </w:tc>

--- a/manual/Fundamento-MANUAL-v7.docx
+++ b/manual/Fundamento-MANUAL-v7.docx
@@ -70,7 +70,7 @@
           <w:sz w:val="20"/>
           <w:szCs w:val="20"/>
         </w:rPr>
-        <w:t xml:space="preserve">Níveis 1–20  ·  Faixa lendária 21–30  ·  Versão 7.16</w:t>
+        <w:t xml:space="preserve">Níveis 1–20  ·  Faixa lendária 21–30  ·  Versão 7.17</w:t>
       </w:r>
     </w:p>
     <w:p>
@@ -6601,6 +6601,21 @@
     </w:p>
     <w:p>
       <w:pPr>
+        <w:spacing w:after="140" w:before="0" w:line="276"/>
+      </w:pPr>
+      <w:r>
+        <w:rPr>
+          <w:b/>
+          <w:bCs/>
+        </w:rPr>
+        <w:t xml:space="preserve">Classe 0 não cura.</w:t>
+      </w:r>
+      <w:r>
+        <w:t xml:space="preserve"> As Formas Cura e Onda ficam de fora dela. A tabela de cura da seção 2 começa na Classe 1, e é ela que diz o que uma cura vale — quem quer curar paga uma Classe.</w:t>
+      </w:r>
+    </w:p>
+    <w:p>
+      <w:pPr>
         <w:pStyle w:val="Heading2"/>
         <w:spacing w:after="160" w:before="340"/>
       </w:pPr>
@@ -19155,7 +19170,7 @@
                 <w:sz w:val="19"/>
                 <w:szCs w:val="19"/>
               </w:rPr>
-              <w:t xml:space="preserve">Cura, Apoio e Onda</w:t>
+              <w:t xml:space="preserve">Apoio</w:t>
             </w:r>
           </w:p>
         </w:tc>
@@ -19218,6 +19233,127 @@
         <w:tc>
           <w:tcPr>
             <w:tcW w:type="dxa" w:w="2430"/>
+            <w:tcMar>
+              <w:top w:type="dxa" w:w="60"/>
+              <w:left w:type="dxa" w:w="110"/>
+              <w:bottom w:type="dxa" w:w="60"/>
+              <w:right w:type="dxa" w:w="110"/>
+            </w:tcMar>
+            <w:vAlign w:val="center"/>
+          </w:tcPr>
+          <w:p>
+            <w:pPr>
+              <w:spacing w:after="40" w:before="40" w:line="240"/>
+              <w:jc w:val="center"/>
+            </w:pPr>
+            <w:r>
+              <w:rPr>
+                <w:b w:val="false"/>
+                <w:bCs w:val="false"/>
+                <w:color w:val="1A1A1A"/>
+                <w:sz w:val="19"/>
+                <w:szCs w:val="19"/>
+              </w:rPr>
+              <w:t xml:space="preserve">18 m</w:t>
+            </w:r>
+          </w:p>
+        </w:tc>
+      </w:tr>
+      <w:tr>
+        <w:trPr>
+          <w:cantSplit/>
+        </w:trPr>
+        <w:tc>
+          <w:tcPr>
+            <w:tcW w:type="dxa" w:w="2160"/>
+            <w:shd w:fill="F7F4F6" w:color="auto" w:val="clear"/>
+            <w:tcMar>
+              <w:top w:type="dxa" w:w="60"/>
+              <w:left w:type="dxa" w:w="110"/>
+              <w:bottom w:type="dxa" w:w="60"/>
+              <w:right w:type="dxa" w:w="110"/>
+            </w:tcMar>
+            <w:vAlign w:val="center"/>
+          </w:tcPr>
+          <w:p>
+            <w:pPr>
+              <w:spacing w:after="40" w:before="40" w:line="240"/>
+              <w:jc w:val="left"/>
+            </w:pPr>
+            <w:r>
+              <w:rPr>
+                <w:b/>
+                <w:bCs/>
+                <w:color w:val="1A1A1A"/>
+                <w:sz w:val="19"/>
+                <w:szCs w:val="19"/>
+              </w:rPr>
+              <w:t xml:space="preserve">Cura e Onda</w:t>
+            </w:r>
+          </w:p>
+        </w:tc>
+        <w:tc>
+          <w:tcPr>
+            <w:tcW w:type="dxa" w:w="1980"/>
+            <w:shd w:fill="F7F4F6" w:color="auto" w:val="clear"/>
+            <w:tcMar>
+              <w:top w:type="dxa" w:w="60"/>
+              <w:left w:type="dxa" w:w="110"/>
+              <w:bottom w:type="dxa" w:w="60"/>
+              <w:right w:type="dxa" w:w="110"/>
+            </w:tcMar>
+            <w:vAlign w:val="center"/>
+          </w:tcPr>
+          <w:p>
+            <w:pPr>
+              <w:spacing w:after="40" w:before="40" w:line="240"/>
+              <w:jc w:val="center"/>
+            </w:pPr>
+            <w:r>
+              <w:rPr>
+                <w:b w:val="false"/>
+                <w:bCs w:val="false"/>
+                <w:color w:val="1A1A1A"/>
+                <w:sz w:val="19"/>
+                <w:szCs w:val="19"/>
+              </w:rPr>
+              <w:t xml:space="preserve">—</w:t>
+            </w:r>
+          </w:p>
+        </w:tc>
+        <w:tc>
+          <w:tcPr>
+            <w:tcW w:type="dxa" w:w="2430"/>
+            <w:shd w:fill="F7F4F6" w:color="auto" w:val="clear"/>
+            <w:tcMar>
+              <w:top w:type="dxa" w:w="60"/>
+              <w:left w:type="dxa" w:w="110"/>
+              <w:bottom w:type="dxa" w:w="60"/>
+              <w:right w:type="dxa" w:w="110"/>
+            </w:tcMar>
+            <w:vAlign w:val="center"/>
+          </w:tcPr>
+          <w:p>
+            <w:pPr>
+              <w:spacing w:after="40" w:before="40" w:line="240"/>
+              <w:jc w:val="center"/>
+            </w:pPr>
+            <w:r>
+              <w:rPr>
+                <w:b w:val="false"/>
+                <w:bCs w:val="false"/>
+                <w:color w:val="1A1A1A"/>
+                <w:sz w:val="19"/>
+                <w:szCs w:val="19"/>
+              </w:rPr>
+              <w:t xml:space="preserve">9 m</w:t>
+            </w:r>
+          </w:p>
+        </w:tc>
+        <w:tc>
+          <w:tcPr>
+            <w:tcW w:type="dxa" w:w="2430"/>
+            <w:shd w:fill="F7F4F6" w:color="auto" w:val="clear"/>
             <w:tcMar>
               <w:top w:type="dxa" w:w="60"/>
               <w:left w:type="dxa" w:w="110"/>

--- a/manual/Fundamento-MANUAL-v7.docx
+++ b/manual/Fundamento-MANUAL-v7.docx
@@ -70,7 +70,7 @@
           <w:sz w:val="20"/>
           <w:szCs w:val="20"/>
         </w:rPr>
-        <w:t xml:space="preserve">Níveis 1–20  ·  Faixa lendária 21–30  ·  Versão 7.17</w:t>
+        <w:t xml:space="preserve">Níveis 1–20  ·  Faixa lendária 21–30  ·  Versão 7.19</w:t>
       </w:r>
     </w:p>
     <w:p>
@@ -36578,7 +36578,7 @@
                 <w:sz w:val="20"/>
                 <w:szCs w:val="20"/>
               </w:rPr>
-              <w:t xml:space="preserve"> é o eixo de controle da sua ficha — quanto da sua energia você não desperdiça. Ele não é do Fundamento: ele mora no sistema em volta, sobe com os seus marcos e vai de 1 a 10. Aqui ele é lido em três lugares e nada mais: </w:t>
+              <w:t xml:space="preserve"> é o eixo de controle da sua ficha — quanto da sua energia você não desperdiça. Ele não é do Fundamento: ele mora no sistema em volta, sobe com os seus marcos e vai de 1 a 10. Aqui ele é lido em quatro lugares e nada mais: </w:t>
             </w:r>
             <w:r>
               <w:rPr>
@@ -36610,7 +36610,7 @@
                 <w:sz w:val="20"/>
                 <w:szCs w:val="20"/>
               </w:rPr>
-              <w:t xml:space="preserve"> e </w:t>
+              <w:t xml:space="preserve">, </w:t>
             </w:r>
             <w:r>
               <w:rPr>
@@ -36619,7 +36619,23 @@
                 <w:sz w:val="20"/>
                 <w:szCs w:val="20"/>
               </w:rPr>
-              <w:t xml:space="preserve">quanto tempo o domínio fica de pé.</w:t>
+              <w:t xml:space="preserve">quanto tempo o domínio fica de pé</w:t>
+            </w:r>
+            <w:r>
+              <w:rPr>
+                <w:sz w:val="20"/>
+                <w:szCs w:val="20"/>
+              </w:rPr>
+              <w:t xml:space="preserve"> e </w:t>
+            </w:r>
+            <w:r>
+              <w:rPr>
+                <w:b/>
+                <w:bCs/>
+                <w:sz w:val="20"/>
+                <w:szCs w:val="20"/>
+              </w:rPr>
+              <w:t xml:space="preserve">quem conquista quando dois domínios se sobrepõem.</w:t>
             </w:r>
           </w:p>
         </w:tc>
@@ -37592,10 +37608,10 @@
           <w:b/>
           <w:bCs/>
         </w:rPr>
-        <w:t xml:space="preserve">Custa a rodada inteira.</w:t>
+        <w:t xml:space="preserve">Custa a rodada inteira</w:t>
       </w:r>
       <w:r>
-        <w:t xml:space="preserve"> A incompleta cobra </w:t>
+        <w:t xml:space="preserve">, e as duas cobram </w:t>
       </w:r>
       <w:r>
         <w:rPr>
@@ -37605,17 +37621,7 @@
         <w:t xml:space="preserve">6 × a sua maior Classe</w:t>
       </w:r>
       <w:r>
-        <w:t xml:space="preserve"> de PE; a completa, </w:t>
-      </w:r>
-      <w:r>
-        <w:rPr>
-          <w:b/>
-          <w:bCs/>
-        </w:rPr>
-        <w:t xml:space="preserve">8 ×</w:t>
-      </w:r>
-      <w:r>
-        <w:t xml:space="preserve">.</w:t>
+        <w:t xml:space="preserve"> de PE. O degrau de cima já se pagou no espaço a mais e nos dois gates.</w:t>
       </w:r>
     </w:p>
     <w:p>
@@ -37882,7 +37888,7 @@
         <w:t xml:space="preserve">O mestre pode declarar que uma barreira cede fora dessa conta</w:t>
       </w:r>
       <w:r>
-        <w:t xml:space="preserve"> — três domínios se atravessando, uma fraqueza que a ficção já estabeleceu, uma cena que pede. É exceção declarada, e não a régua.</w:t>
+        <w:t xml:space="preserve"> — uma fraqueza que a ficção já estabeleceu, uma cena que pede. É exceção declarada, e não a régua.</w:t>
       </w:r>
     </w:p>
     <w:p>
@@ -39037,6 +39043,871 @@
         <w:t xml:space="preserve">. Alcance, repertório, amplificação, uma mecânica nova, controle sobre quem o Acerto pega. O dano, quando existe, mora no Acerto.</w:t>
       </w:r>
     </w:p>
+    <w:p>
+      <w:pPr>
+        <w:spacing w:after="100"/>
+      </w:pPr>
+    </w:p>
+    <w:p>
+      <w:pPr>
+        <w:pStyle w:val="Heading3"/>
+        <w:spacing w:after="120" w:before="240"/>
+      </w:pPr>
+      <w:r>
+        <w:rPr>
+          <w:b/>
+          <w:bCs/>
+          <w:color w:val="1A1A1A"/>
+          <w:sz w:val="23"/>
+          <w:szCs w:val="23"/>
+        </w:rPr>
+        <w:t xml:space="preserve">Dois domínios abertos ao mesmo tempo</w:t>
+      </w:r>
+    </w:p>
+    <w:p>
+      <w:pPr>
+        <w:spacing w:after="140" w:before="0" w:line="276"/>
+      </w:pPr>
+      <w:r>
+        <w:t xml:space="preserve">Só acontece quando as </w:t>
+      </w:r>
+      <w:r>
+        <w:rPr>
+          <w:b/>
+          <w:bCs/>
+        </w:rPr>
+        <w:t xml:space="preserve">áreas se sobrepõem</w:t>
+      </w:r>
+      <w:r>
+        <w:t xml:space="preserve">: você está dentro do domínio dele, ou ele abriu dentro do raio do seu. Abrir domínio longe de um que já está de pé não encosta nele.</w:t>
+      </w:r>
+    </w:p>
+    <w:p>
+      <w:pPr>
+        <w:spacing w:after="140" w:before="0" w:line="276"/>
+      </w:pPr>
+      <w:r>
+        <w:rPr>
+          <w:b/>
+          <w:bCs/>
+        </w:rPr>
+        <w:t xml:space="preserve">Enquanto os dois estiverem de pé, nenhum dos dois acerta garantido.</w:t>
+      </w:r>
+      <w:r>
+        <w:t xml:space="preserve"> Os dois Acertos ficam desligados, e lá dentro sobra o que não dependia deles: feitiço, corpo, e o Efeito de cada um.</w:t>
+      </w:r>
+    </w:p>
+    <w:p>
+      <w:pPr>
+        <w:spacing w:after="80"/>
+      </w:pPr>
+    </w:p>
+    <w:p>
+      <w:pPr>
+        <w:spacing w:after="140" w:before="0" w:line="276"/>
+      </w:pPr>
+      <w:r>
+        <w:rPr>
+          <w:b/>
+          <w:bCs/>
+        </w:rPr>
+        <w:t xml:space="preserve">Quem conquista sai de três perguntas, nesta ordem.</w:t>
+      </w:r>
+      <w:r>
+        <w:t xml:space="preserve"> A primeira que separar decide, e as de baixo nem chegam a ser feitas.</w:t>
+      </w:r>
+    </w:p>
+    <w:tbl>
+      <w:tblPr>
+        <w:tblW w:type="dxa" w:w="9000"/>
+        <w:tblBorders>
+          <w:top w:val="single" w:color="C8C8C8" w:sz="4"/>
+          <w:left w:val="single" w:color="C8C8C8" w:sz="4"/>
+          <w:bottom w:val="single" w:color="C8C8C8" w:sz="4"/>
+          <w:right w:val="single" w:color="C8C8C8" w:sz="4"/>
+          <w:insideH w:val="single" w:color="C8C8C8" w:sz="2"/>
+          <w:insideV w:val="single" w:color="C8C8C8" w:sz="2"/>
+        </w:tblBorders>
+      </w:tblPr>
+      <w:tblGrid>
+        <w:gridCol w:w="630"/>
+        <w:gridCol w:w="4050"/>
+        <w:gridCol w:w="4320"/>
+      </w:tblGrid>
+      <w:tr>
+        <w:trPr>
+          <w:cantSplit/>
+          <w:tblHeader/>
+        </w:trPr>
+        <w:tc>
+          <w:tcPr>
+            <w:tcW w:type="dxa" w:w="630"/>
+            <w:shd w:fill="4E1230" w:color="auto" w:val="clear"/>
+            <w:tcMar>
+              <w:top w:type="dxa" w:w="60"/>
+              <w:left w:type="dxa" w:w="110"/>
+              <w:bottom w:type="dxa" w:w="60"/>
+              <w:right w:type="dxa" w:w="110"/>
+            </w:tcMar>
+            <w:vAlign w:val="center"/>
+          </w:tcPr>
+          <w:p>
+            <w:pPr>
+              <w:spacing w:after="40" w:before="40" w:line="240"/>
+              <w:jc w:val="left"/>
+            </w:pPr>
+          </w:p>
+        </w:tc>
+        <w:tc>
+          <w:tcPr>
+            <w:tcW w:type="dxa" w:w="4050"/>
+            <w:shd w:fill="4E1230" w:color="auto" w:val="clear"/>
+            <w:tcMar>
+              <w:top w:type="dxa" w:w="60"/>
+              <w:left w:type="dxa" w:w="110"/>
+              <w:bottom w:type="dxa" w:w="60"/>
+              <w:right w:type="dxa" w:w="110"/>
+            </w:tcMar>
+            <w:vAlign w:val="center"/>
+          </w:tcPr>
+          <w:p>
+            <w:pPr>
+              <w:spacing w:after="40" w:before="40" w:line="240"/>
+              <w:jc w:val="center"/>
+            </w:pPr>
+            <w:r>
+              <w:rPr>
+                <w:b/>
+                <w:bCs/>
+                <w:color w:val="FFFFFF"/>
+                <w:sz w:val="18"/>
+                <w:szCs w:val="18"/>
+              </w:rPr>
+              <w:t xml:space="preserve">A pergunta</w:t>
+            </w:r>
+          </w:p>
+        </w:tc>
+        <w:tc>
+          <w:tcPr>
+            <w:tcW w:type="dxa" w:w="4320"/>
+            <w:shd w:fill="4E1230" w:color="auto" w:val="clear"/>
+            <w:tcMar>
+              <w:top w:type="dxa" w:w="60"/>
+              <w:left w:type="dxa" w:w="110"/>
+              <w:bottom w:type="dxa" w:w="60"/>
+              <w:right w:type="dxa" w:w="110"/>
+            </w:tcMar>
+            <w:vAlign w:val="center"/>
+          </w:tcPr>
+          <w:p>
+            <w:pPr>
+              <w:spacing w:after="40" w:before="40" w:line="240"/>
+              <w:jc w:val="center"/>
+            </w:pPr>
+            <w:r>
+              <w:rPr>
+                <w:b/>
+                <w:bCs/>
+                <w:color w:val="FFFFFF"/>
+                <w:sz w:val="18"/>
+                <w:szCs w:val="18"/>
+              </w:rPr>
+              <w:t xml:space="preserve">Quem leva</w:t>
+            </w:r>
+          </w:p>
+        </w:tc>
+      </w:tr>
+      <w:tr>
+        <w:trPr>
+          <w:cantSplit/>
+        </w:trPr>
+        <w:tc>
+          <w:tcPr>
+            <w:tcW w:type="dxa" w:w="630"/>
+            <w:tcMar>
+              <w:top w:type="dxa" w:w="60"/>
+              <w:left w:type="dxa" w:w="110"/>
+              <w:bottom w:type="dxa" w:w="60"/>
+              <w:right w:type="dxa" w:w="110"/>
+            </w:tcMar>
+            <w:vAlign w:val="center"/>
+          </w:tcPr>
+          <w:p>
+            <w:pPr>
+              <w:spacing w:after="40" w:before="40" w:line="240"/>
+              <w:jc w:val="center"/>
+            </w:pPr>
+            <w:r>
+              <w:rPr>
+                <w:b/>
+                <w:bCs/>
+                <w:color w:val="1A1A1A"/>
+                <w:sz w:val="19"/>
+                <w:szCs w:val="19"/>
+              </w:rPr>
+              <w:t xml:space="preserve">1</w:t>
+            </w:r>
+          </w:p>
+        </w:tc>
+        <w:tc>
+          <w:tcPr>
+            <w:tcW w:type="dxa" w:w="4050"/>
+            <w:tcMar>
+              <w:top w:type="dxa" w:w="60"/>
+              <w:left w:type="dxa" w:w="110"/>
+              <w:bottom w:type="dxa" w:w="60"/>
+              <w:right w:type="dxa" w:w="110"/>
+            </w:tcMar>
+            <w:vAlign w:val="center"/>
+          </w:tcPr>
+          <w:p>
+            <w:pPr>
+              <w:spacing w:after="40" w:before="40" w:line="240"/>
+              <w:jc w:val="left"/>
+            </w:pPr>
+            <w:r>
+              <w:rPr>
+                <w:b w:val="false"/>
+                <w:bCs w:val="false"/>
+                <w:color w:val="1A1A1A"/>
+                <w:sz w:val="19"/>
+                <w:szCs w:val="19"/>
+              </w:rPr>
+              <w:t xml:space="preserve">Quem tem mais </w:t>
+            </w:r>
+            <w:r>
+              <w:rPr>
+                <w:b w:val="false"/>
+                <w:bCs w:val="false"/>
+                <w:color w:val="1A1A1A"/>
+                <w:sz w:val="19"/>
+                <w:szCs w:val="19"/>
+              </w:rPr>
+              <w:t xml:space="preserve">refino</w:t>
+            </w:r>
+            <w:r>
+              <w:rPr>
+                <w:b w:val="false"/>
+                <w:bCs w:val="false"/>
+                <w:color w:val="1A1A1A"/>
+                <w:sz w:val="19"/>
+                <w:szCs w:val="19"/>
+              </w:rPr>
+              <w:t xml:space="preserve">?</w:t>
+            </w:r>
+          </w:p>
+        </w:tc>
+        <w:tc>
+          <w:tcPr>
+            <w:tcW w:type="dxa" w:w="4320"/>
+            <w:tcMar>
+              <w:top w:type="dxa" w:w="60"/>
+              <w:left w:type="dxa" w:w="110"/>
+              <w:bottom w:type="dxa" w:w="60"/>
+              <w:right w:type="dxa" w:w="110"/>
+            </w:tcMar>
+            <w:vAlign w:val="center"/>
+          </w:tcPr>
+          <w:p>
+            <w:pPr>
+              <w:spacing w:after="40" w:before="40" w:line="240"/>
+              <w:jc w:val="left"/>
+            </w:pPr>
+            <w:r>
+              <w:rPr>
+                <w:b w:val="false"/>
+                <w:bCs w:val="false"/>
+                <w:color w:val="1A1A1A"/>
+                <w:sz w:val="19"/>
+                <w:szCs w:val="19"/>
+              </w:rPr>
+              <w:t xml:space="preserve">o mais refinado conquista, e o domínio do outro cai na hora</w:t>
+            </w:r>
+          </w:p>
+        </w:tc>
+      </w:tr>
+      <w:tr>
+        <w:trPr>
+          <w:cantSplit/>
+        </w:trPr>
+        <w:tc>
+          <w:tcPr>
+            <w:tcW w:type="dxa" w:w="630"/>
+            <w:shd w:fill="F7F4F6" w:color="auto" w:val="clear"/>
+            <w:tcMar>
+              <w:top w:type="dxa" w:w="60"/>
+              <w:left w:type="dxa" w:w="110"/>
+              <w:bottom w:type="dxa" w:w="60"/>
+              <w:right w:type="dxa" w:w="110"/>
+            </w:tcMar>
+            <w:vAlign w:val="center"/>
+          </w:tcPr>
+          <w:p>
+            <w:pPr>
+              <w:spacing w:after="40" w:before="40" w:line="240"/>
+              <w:jc w:val="center"/>
+            </w:pPr>
+            <w:r>
+              <w:rPr>
+                <w:b/>
+                <w:bCs/>
+                <w:color w:val="1A1A1A"/>
+                <w:sz w:val="19"/>
+                <w:szCs w:val="19"/>
+              </w:rPr>
+              <w:t xml:space="preserve">2</w:t>
+            </w:r>
+          </w:p>
+        </w:tc>
+        <w:tc>
+          <w:tcPr>
+            <w:tcW w:type="dxa" w:w="4050"/>
+            <w:shd w:fill="F7F4F6" w:color="auto" w:val="clear"/>
+            <w:tcMar>
+              <w:top w:type="dxa" w:w="60"/>
+              <w:left w:type="dxa" w:w="110"/>
+              <w:bottom w:type="dxa" w:w="60"/>
+              <w:right w:type="dxa" w:w="110"/>
+            </w:tcMar>
+            <w:vAlign w:val="center"/>
+          </w:tcPr>
+          <w:p>
+            <w:pPr>
+              <w:spacing w:after="40" w:before="40" w:line="240"/>
+              <w:jc w:val="left"/>
+            </w:pPr>
+            <w:r>
+              <w:rPr>
+                <w:b w:val="false"/>
+                <w:bCs w:val="false"/>
+                <w:color w:val="1A1A1A"/>
+                <w:sz w:val="19"/>
+                <w:szCs w:val="19"/>
+              </w:rPr>
+              <w:t xml:space="preserve">Refino igual — o Acerto de um dos dois </w:t>
+            </w:r>
+            <w:r>
+              <w:rPr>
+                <w:b w:val="false"/>
+                <w:bCs w:val="false"/>
+                <w:color w:val="1A1A1A"/>
+                <w:sz w:val="19"/>
+                <w:szCs w:val="19"/>
+              </w:rPr>
+              <w:t xml:space="preserve">não causa dano</w:t>
+            </w:r>
+            <w:r>
+              <w:rPr>
+                <w:b w:val="false"/>
+                <w:bCs w:val="false"/>
+                <w:color w:val="1A1A1A"/>
+                <w:sz w:val="19"/>
+                <w:szCs w:val="19"/>
+              </w:rPr>
+              <w:t xml:space="preserve">?</w:t>
+            </w:r>
+          </w:p>
+        </w:tc>
+        <w:tc>
+          <w:tcPr>
+            <w:tcW w:type="dxa" w:w="4320"/>
+            <w:shd w:fill="F7F4F6" w:color="auto" w:val="clear"/>
+            <w:tcMar>
+              <w:top w:type="dxa" w:w="60"/>
+              <w:left w:type="dxa" w:w="110"/>
+              <w:bottom w:type="dxa" w:w="60"/>
+              <w:right w:type="dxa" w:w="110"/>
+            </w:tcMar>
+            <w:vAlign w:val="center"/>
+          </w:tcPr>
+          <w:p>
+            <w:pPr>
+              <w:spacing w:after="40" w:before="40" w:line="240"/>
+              <w:jc w:val="left"/>
+            </w:pPr>
+            <w:r>
+              <w:rPr>
+                <w:b w:val="false"/>
+                <w:bCs w:val="false"/>
+                <w:color w:val="1A1A1A"/>
+                <w:sz w:val="19"/>
+                <w:szCs w:val="19"/>
+              </w:rPr>
+              <w:t xml:space="preserve">esse conquista: um Acerto que não fere se estabelece antes</w:t>
+            </w:r>
+          </w:p>
+        </w:tc>
+      </w:tr>
+      <w:tr>
+        <w:trPr>
+          <w:cantSplit/>
+        </w:trPr>
+        <w:tc>
+          <w:tcPr>
+            <w:tcW w:type="dxa" w:w="630"/>
+            <w:tcMar>
+              <w:top w:type="dxa" w:w="60"/>
+              <w:left w:type="dxa" w:w="110"/>
+              <w:bottom w:type="dxa" w:w="60"/>
+              <w:right w:type="dxa" w:w="110"/>
+            </w:tcMar>
+            <w:vAlign w:val="center"/>
+          </w:tcPr>
+          <w:p>
+            <w:pPr>
+              <w:spacing w:after="40" w:before="40" w:line="240"/>
+              <w:jc w:val="center"/>
+            </w:pPr>
+            <w:r>
+              <w:rPr>
+                <w:b/>
+                <w:bCs/>
+                <w:color w:val="1A1A1A"/>
+                <w:sz w:val="19"/>
+                <w:szCs w:val="19"/>
+              </w:rPr>
+              <w:t xml:space="preserve">3</w:t>
+            </w:r>
+          </w:p>
+        </w:tc>
+        <w:tc>
+          <w:tcPr>
+            <w:tcW w:type="dxa" w:w="4050"/>
+            <w:tcMar>
+              <w:top w:type="dxa" w:w="60"/>
+              <w:left w:type="dxa" w:w="110"/>
+              <w:bottom w:type="dxa" w:w="60"/>
+              <w:right w:type="dxa" w:w="110"/>
+            </w:tcMar>
+            <w:vAlign w:val="center"/>
+          </w:tcPr>
+          <w:p>
+            <w:pPr>
+              <w:spacing w:after="40" w:before="40" w:line="240"/>
+              <w:jc w:val="left"/>
+            </w:pPr>
+            <w:r>
+              <w:rPr>
+                <w:b w:val="false"/>
+                <w:bCs w:val="false"/>
+                <w:color w:val="1A1A1A"/>
+                <w:sz w:val="19"/>
+                <w:szCs w:val="19"/>
+              </w:rPr>
+              <w:t xml:space="preserve">Iguais nas duas</w:t>
+            </w:r>
+          </w:p>
+        </w:tc>
+        <w:tc>
+          <w:tcPr>
+            <w:tcW w:type="dxa" w:w="4320"/>
+            <w:tcMar>
+              <w:top w:type="dxa" w:w="60"/>
+              <w:left w:type="dxa" w:w="110"/>
+              <w:bottom w:type="dxa" w:w="60"/>
+              <w:right w:type="dxa" w:w="110"/>
+            </w:tcMar>
+            <w:vAlign w:val="center"/>
+          </w:tcPr>
+          <w:p>
+            <w:pPr>
+              <w:spacing w:after="40" w:before="40" w:line="240"/>
+              <w:jc w:val="left"/>
+            </w:pPr>
+            <w:r>
+              <w:rPr>
+                <w:b w:val="false"/>
+                <w:bCs w:val="false"/>
+                <w:color w:val="1A1A1A"/>
+                <w:sz w:val="19"/>
+                <w:szCs w:val="19"/>
+              </w:rPr>
+              <w:t xml:space="preserve">ninguém conquista ainda</w:t>
+            </w:r>
+            <w:r>
+              <w:rPr>
+                <w:b w:val="false"/>
+                <w:bCs w:val="false"/>
+                <w:color w:val="1A1A1A"/>
+                <w:sz w:val="19"/>
+                <w:szCs w:val="19"/>
+              </w:rPr>
+              <w:t xml:space="preserve">, e vale a corrida abaixo</w:t>
+            </w:r>
+          </w:p>
+        </w:tc>
+      </w:tr>
+    </w:tbl>
+    <w:p>
+      <w:pPr>
+        <w:spacing w:after="120"/>
+      </w:pPr>
+    </w:p>
+    <w:p>
+      <w:pPr>
+        <w:pStyle w:val="ListParagraph"/>
+        <w:numPr>
+          <w:ilvl w:val="0"/>
+          <w:numId w:val="2"/>
+        </w:numPr>
+        <w:spacing w:after="90" w:line="268"/>
+      </w:pPr>
+      <w:r>
+        <w:rPr>
+          <w:b/>
+          <w:bCs/>
+        </w:rPr>
+        <w:t xml:space="preserve">A corrida.</w:t>
+      </w:r>
+      <w:r>
+        <w:t xml:space="preserve"> Os dois domínios seguem de pé, os dois Acertos seguem desligados, e a luta corre normal. </w:t>
+      </w:r>
+      <w:r>
+        <w:rPr>
+          <w:b/>
+          <w:bCs/>
+        </w:rPr>
+        <w:t xml:space="preserve">O primeiro dos dois que perder o domínio — barreira derrubada por fora, ou o tempo acabou — ou chegar a 0 de vida recebe o Acerto do outro na hora.</w:t>
+      </w:r>
+    </w:p>
+    <w:p>
+      <w:pPr>
+        <w:pStyle w:val="ListParagraph"/>
+        <w:numPr>
+          <w:ilvl w:val="0"/>
+          <w:numId w:val="2"/>
+        </w:numPr>
+        <w:spacing w:after="90" w:line="268"/>
+      </w:pPr>
+      <w:r>
+        <w:rPr>
+          <w:b/>
+          <w:bCs/>
+        </w:rPr>
+        <w:t xml:space="preserve">Quem perde escolhe</w:t>
+      </w:r>
+      <w:r>
+        <w:t xml:space="preserve">, e as duas saídas custam o domínio: </w:t>
+      </w:r>
+      <w:r>
+        <w:rPr>
+          <w:b/>
+          <w:bCs/>
+        </w:rPr>
+        <w:t xml:space="preserve">ficar</w:t>
+      </w:r>
+      <w:r>
+        <w:t xml:space="preserve"> e receber o Acerto do vencedor, ou </w:t>
+      </w:r>
+      <w:r>
+        <w:rPr>
+          <w:b/>
+          <w:bCs/>
+        </w:rPr>
+        <w:t xml:space="preserve">gastar a queda do próprio domínio para abrir um buraco na barreira</w:t>
+      </w:r>
+      <w:r>
+        <w:t xml:space="preserve"> e sair da área. Quem sai não recebe o Acerto, e pagou a expansão inteira por isso.</w:t>
+      </w:r>
+    </w:p>
+    <w:p>
+      <w:pPr>
+        <w:pStyle w:val="ListParagraph"/>
+        <w:numPr>
+          <w:ilvl w:val="0"/>
+          <w:numId w:val="2"/>
+        </w:numPr>
+        <w:spacing w:after="90" w:line="268"/>
+      </w:pPr>
+      <w:r>
+        <w:rPr>
+          <w:b/>
+          <w:bCs/>
+        </w:rPr>
+        <w:t xml:space="preserve">Nas duas saídas o Rescaldo dispara</w:t>
+      </w:r>
+      <w:r>
+        <w:t xml:space="preserve">, dos dois lados. O domínio acabou, e ele acaba de qualquer jeito.</w:t>
+      </w:r>
+    </w:p>
+    <w:p>
+      <w:pPr>
+        <w:spacing w:after="100"/>
+      </w:pPr>
+    </w:p>
+    <w:p>
+      <w:pPr>
+        <w:spacing w:after="140" w:before="0" w:line="276"/>
+      </w:pPr>
+      <w:r>
+        <w:rPr>
+          <w:b/>
+          <w:bCs/>
+        </w:rPr>
+        <w:t xml:space="preserve">Um domínio incompleto entra na disputa e não pode vencer.</w:t>
+      </w:r>
+      <w:r>
+        <w:t xml:space="preserve"> Ele não fecha barreira, então não tem barreira para conquistar nem para perder. O que ele faz é o que a sobreposição já faz: </w:t>
+      </w:r>
+      <w:r>
+        <w:rPr>
+          <w:b/>
+          <w:bCs/>
+        </w:rPr>
+        <w:t xml:space="preserve">desliga o Acerto do completo e abre a brecha de fuga</w:t>
+      </w:r>
+      <w:r>
+        <w:t xml:space="preserve"> — e o Acerto dele, que rola, continua rolando. É a resposta mais cara que existe a um domínio, e a única que também é um domínio.</w:t>
+      </w:r>
+    </w:p>
+    <w:p>
+      <w:pPr>
+        <w:spacing w:after="80"/>
+      </w:pPr>
+    </w:p>
+    <w:tbl>
+      <w:tblPr>
+        <w:tblW w:type="dxa" w:w="9000"/>
+        <w:tblBorders>
+          <w:top w:val="nil"/>
+          <w:left w:val="nil"/>
+          <w:bottom w:val="nil"/>
+          <w:right w:val="nil"/>
+          <w:insideH w:val="nil"/>
+          <w:insideV w:val="nil"/>
+        </w:tblBorders>
+      </w:tblPr>
+      <w:tblGrid>
+        <w:gridCol w:w="9000"/>
+      </w:tblGrid>
+      <w:tr>
+        <w:trPr>
+          <w:cantSplit/>
+        </w:trPr>
+        <w:tc>
+          <w:tcPr>
+            <w:tcW w:type="dxa" w:w="9000"/>
+            <w:tcBorders>
+              <w:top w:val="nil"/>
+              <w:left w:val="single" w:color="4E1230" w:sz="18"/>
+              <w:bottom w:val="nil"/>
+              <w:right w:val="nil"/>
+            </w:tcBorders>
+            <w:shd w:fill="F4F1EC" w:color="auto" w:val="clear"/>
+            <w:tcMar>
+              <w:top w:type="dxa" w:w="160"/>
+              <w:left w:type="dxa" w:w="220"/>
+              <w:bottom w:type="dxa" w:w="160"/>
+              <w:right w:type="dxa" w:w="220"/>
+            </w:tcMar>
+          </w:tcPr>
+          <w:p>
+            <w:pPr>
+              <w:spacing w:after="100" w:before="20"/>
+            </w:pPr>
+            <w:r>
+              <w:rPr>
+                <w:rFonts w:ascii="Georgia" w:cs="Georgia" w:eastAsia="Georgia" w:hAnsi="Georgia"/>
+                <w:b/>
+                <w:bCs/>
+                <w:color w:val="4E1230"/>
+                <w:sz w:val="18"/>
+                <w:szCs w:val="18"/>
+              </w:rPr>
+              <w:t xml:space="preserve">A SEGUNDA PERGUNTA É UMA TROCA, E ELA NÃO PAGA ESCREVER ACERTO INÚTIL</w:t>
+            </w:r>
+          </w:p>
+          <w:p>
+            <w:pPr>
+              <w:spacing w:after="110" w:line="268"/>
+            </w:pPr>
+            <w:r>
+              <w:rPr>
+                <w:sz w:val="20"/>
+                <w:szCs w:val="20"/>
+              </w:rPr>
+              <w:t xml:space="preserve">Um Acerto que causa dano rende em </w:t>
+            </w:r>
+            <w:r>
+              <w:rPr>
+                <w:b/>
+                <w:bCs/>
+                <w:sz w:val="20"/>
+                <w:szCs w:val="20"/>
+              </w:rPr>
+              <w:t xml:space="preserve">todo</w:t>
+            </w:r>
+            <w:r>
+              <w:rPr>
+                <w:sz w:val="20"/>
+                <w:szCs w:val="20"/>
+              </w:rPr>
+              <w:t xml:space="preserve"> uso do seu domínio — na abertura e no começo de cada turno seu. O desempate da pergunta 2 só rende contra </w:t>
+            </w:r>
+            <w:r>
+              <w:rPr>
+                <w:b/>
+                <w:bCs/>
+                <w:sz w:val="20"/>
+                <w:szCs w:val="20"/>
+              </w:rPr>
+              <w:t xml:space="preserve">outro domínio, de refino igual ao seu</w:t>
+            </w:r>
+            <w:r>
+              <w:rPr>
+                <w:sz w:val="20"/>
+                <w:szCs w:val="20"/>
+              </w:rPr>
+              <w:t xml:space="preserve">.</w:t>
+            </w:r>
+          </w:p>
+          <w:p>
+            <w:pPr>
+              <w:spacing w:after="20" w:line="268"/>
+            </w:pPr>
+            <w:r>
+              <w:rPr>
+                <w:sz w:val="20"/>
+                <w:szCs w:val="20"/>
+              </w:rPr>
+              <w:t xml:space="preserve">Quem escreve um Acerto que não fere está comprando o desempate com o que a Melhoria </w:t>
+            </w:r>
+            <w:r>
+              <w:rPr>
+                <w:b/>
+                <w:bCs/>
+                <w:sz w:val="20"/>
+                <w:szCs w:val="20"/>
+              </w:rPr>
+              <w:t xml:space="preserve">Inescapável</w:t>
+            </w:r>
+            <w:r>
+              <w:rPr>
+                <w:sz w:val="20"/>
+                <w:szCs w:val="20"/>
+              </w:rPr>
+              <w:t xml:space="preserve"> cobraria, e não ganhando de graça. É a mesma troca que o Hakari e o Higuruma fizeram na tabela acima.</w:t>
+            </w:r>
+          </w:p>
+        </w:tc>
+      </w:tr>
+    </w:tbl>
+    <w:p>
+      <w:pPr>
+        <w:spacing w:after="100"/>
+      </w:pPr>
+    </w:p>
+    <w:tbl>
+      <w:tblPr>
+        <w:tblW w:type="dxa" w:w="9000"/>
+        <w:tblBorders>
+          <w:top w:val="nil"/>
+          <w:left w:val="nil"/>
+          <w:bottom w:val="nil"/>
+          <w:right w:val="nil"/>
+          <w:insideH w:val="nil"/>
+          <w:insideV w:val="nil"/>
+        </w:tblBorders>
+      </w:tblPr>
+      <w:tblGrid>
+        <w:gridCol w:w="9000"/>
+      </w:tblGrid>
+      <w:tr>
+        <w:trPr>
+          <w:cantSplit/>
+        </w:trPr>
+        <w:tc>
+          <w:tcPr>
+            <w:tcW w:type="dxa" w:w="9000"/>
+            <w:tcBorders>
+              <w:top w:val="nil"/>
+              <w:left w:val="single" w:color="4E1230" w:sz="18"/>
+              <w:bottom w:val="nil"/>
+              <w:right w:val="nil"/>
+            </w:tcBorders>
+            <w:shd w:fill="F4F1EC" w:color="auto" w:val="clear"/>
+            <w:tcMar>
+              <w:top w:type="dxa" w:w="160"/>
+              <w:left w:type="dxa" w:w="220"/>
+              <w:bottom w:type="dxa" w:w="160"/>
+              <w:right w:type="dxa" w:w="220"/>
+            </w:tcMar>
+          </w:tcPr>
+          <w:p>
+            <w:pPr>
+              <w:spacing w:after="100" w:before="20"/>
+            </w:pPr>
+            <w:r>
+              <w:rPr>
+                <w:rFonts w:ascii="Georgia" w:cs="Georgia" w:eastAsia="Georgia" w:hAnsi="Georgia"/>
+                <w:b/>
+                <w:bCs/>
+                <w:color w:val="4E1230"/>
+                <w:sz w:val="18"/>
+                <w:szCs w:val="18"/>
+              </w:rPr>
+              <w:t xml:space="preserve">TRÊS OU MAIS DOMÍNIOS: CAEM TODOS</w:t>
+            </w:r>
+          </w:p>
+          <w:p>
+            <w:pPr>
+              <w:spacing w:after="110" w:line="268"/>
+            </w:pPr>
+            <w:r>
+              <w:rPr>
+                <w:sz w:val="20"/>
+                <w:szCs w:val="20"/>
+              </w:rPr>
+              <w:t xml:space="preserve">Dois domínios se empurram. </w:t>
+            </w:r>
+            <w:r>
+              <w:rPr>
+                <w:b/>
+                <w:bCs/>
+                <w:sz w:val="20"/>
+                <w:szCs w:val="20"/>
+              </w:rPr>
+              <w:t xml:space="preserve">Três ou mais não se acomodam:</w:t>
+            </w:r>
+            <w:r>
+              <w:rPr>
+                <w:sz w:val="20"/>
+                <w:szCs w:val="20"/>
+              </w:rPr>
+              <w:t xml:space="preserve"> as condições que cada barreira exige por dentro e por fora não fecham juntas, e </w:t>
+            </w:r>
+            <w:r>
+              <w:rPr>
+                <w:b/>
+                <w:bCs/>
+                <w:sz w:val="20"/>
+                <w:szCs w:val="20"/>
+              </w:rPr>
+              <w:t xml:space="preserve">todas as barreiras caem</w:t>
+            </w:r>
+            <w:r>
+              <w:rPr>
+                <w:sz w:val="20"/>
+                <w:szCs w:val="20"/>
+              </w:rPr>
+              <w:t xml:space="preserve">.</w:t>
+            </w:r>
+          </w:p>
+          <w:p>
+            <w:pPr>
+              <w:spacing w:after="20" w:line="268"/>
+            </w:pPr>
+            <w:r>
+              <w:rPr>
+                <w:sz w:val="20"/>
+                <w:szCs w:val="20"/>
+              </w:rPr>
+              <w:t xml:space="preserve">Ninguém conquista, ninguém recebe Acerto, e o Rescaldo pega todo mundo que abriu.</w:t>
+            </w:r>
+          </w:p>
+        </w:tc>
+      </w:tr>
+    </w:tbl>
     <w:p>
       <w:pPr>
         <w:pStyle w:val="Heading1"/>

--- a/manual/Fundamento-MANUAL-v7.docx
+++ b/manual/Fundamento-MANUAL-v7.docx
@@ -70,7 +70,7 @@
           <w:sz w:val="20"/>
           <w:szCs w:val="20"/>
         </w:rPr>
-        <w:t xml:space="preserve">Níveis 1–20  ·  Faixa lendária 21–30  ·  Versão 7.19</w:t>
+        <w:t xml:space="preserve">Níveis 1–20  ·  Faixa lendária 21–30  ·  Versão 7.20</w:t>
       </w:r>
     </w:p>
     <w:p>
@@ -17764,7 +17764,7 @@
                 <w:sz w:val="19"/>
                 <w:szCs w:val="19"/>
               </w:rPr>
-              <w:t xml:space="preserve">Um aliado a até 9 m. Os dados viram cura.</w:t>
+              <w:t xml:space="preserve">Um aliado a até 9 m. Os dados viram cura. Pode escolher alvo hostil.</w:t>
             </w:r>
           </w:p>
         </w:tc>
@@ -17792,7 +17792,7 @@
                 <w:sz w:val="19"/>
                 <w:szCs w:val="19"/>
               </w:rPr>
-              <w:t xml:space="preserve">Automático</w:t>
+              <w:t xml:space="preserve">Automático no aliado, acerto no hostil</w:t>
             </w:r>
           </w:p>
         </w:tc>
@@ -20324,6 +20324,22 @@
       </w:r>
       <w:r>
         <w:t xml:space="preserve"> cura em área sem dividir.</w:t>
+      </w:r>
+    </w:p>
+    <w:p>
+      <w:pPr>
+        <w:spacing w:after="140" w:before="0" w:line="276"/>
+      </w:pPr>
+      <w:r>
+        <w:t xml:space="preserve">A Forma Cura pode escolher um alvo hostil em vez de um aliado. Nesse alvo ela deixa de ser automática e pede rolagem de acerto, como qualquer feitiço de dano. Contra uma maldição os dados viram dano, com 50% a mais; contra qualquer outra coisa ela não faz nada. É energia positiva machucando maldição, e ela precisa da aptidão Energia Reversa para funcionar — sem ela, apontar este feitiço num inimigo não produz nada.</w:t>
+      </w:r>
+    </w:p>
+    <w:p>
+      <w:pPr>
+        <w:spacing w:after="140" w:before="0" w:line="276"/>
+      </w:pPr>
+      <w:r>
+        <w:t xml:space="preserve">Os 50% não são bônus. A cura já rende dois terços do dano da mesma Classe, e somar metade em cima devolve exatamente a linha cheia: um Classe 5 assim causa 67, que é o dano daquela Classe. E esta rota nunca é a melhor escolha, porque ela custa a Média da Forma e um Projétil custa nada e fere qualquer coisa.</w:t>
       </w:r>
     </w:p>
     <w:tbl>

--- a/manual/Fundamento-MANUAL-v7.docx
+++ b/manual/Fundamento-MANUAL-v7.docx
@@ -70,7 +70,7 @@
           <w:sz w:val="20"/>
           <w:szCs w:val="20"/>
         </w:rPr>
-        <w:t xml:space="preserve">Níveis 1–20  ·  Faixa lendária 21–30  ·  Versão 7.20</w:t>
+        <w:t xml:space="preserve">Níveis 1–20  ·  Faixa lendária 21–30  ·  Versão 7.21</w:t>
       </w:r>
     </w:p>
     <w:p>
@@ -49092,7 +49092,7 @@
                 <w:sz w:val="19"/>
                 <w:szCs w:val="19"/>
               </w:rPr>
-              <w:t xml:space="preserve">5</w:t>
+              <w:t xml:space="preserve">2</w:t>
             </w:r>
           </w:p>
         </w:tc>
@@ -49120,7 +49120,7 @@
                 <w:sz w:val="19"/>
                 <w:szCs w:val="19"/>
               </w:rPr>
-              <w:t xml:space="preserve">~90</w:t>
+              <w:t xml:space="preserve">~38</w:t>
             </w:r>
           </w:p>
         </w:tc>
@@ -49148,7 +49148,7 @@
                 <w:sz w:val="19"/>
                 <w:szCs w:val="19"/>
               </w:rPr>
-              <w:t xml:space="preserve">300 a 360</w:t>
+              <w:t xml:space="preserve">125 a 150</w:t>
             </w:r>
           </w:p>
         </w:tc>
@@ -49176,7 +49176,7 @@
                 <w:sz w:val="19"/>
                 <w:szCs w:val="19"/>
               </w:rPr>
-              <w:t xml:space="preserve">15</w:t>
+              <w:t xml:space="preserve">6</w:t>
             </w:r>
           </w:p>
         </w:tc>
@@ -49204,7 +49204,7 @@
                 <w:sz w:val="19"/>
                 <w:szCs w:val="19"/>
               </w:rPr>
-              <w:t xml:space="preserve">40</w:t>
+              <w:t xml:space="preserve">—</w:t>
             </w:r>
           </w:p>
         </w:tc>
@@ -49232,7 +49232,7 @@
                 <w:sz w:val="19"/>
                 <w:szCs w:val="19"/>
               </w:rPr>
-              <w:t xml:space="preserve">8</w:t>
+              <w:t xml:space="preserve">—</w:t>
             </w:r>
           </w:p>
         </w:tc>
@@ -49266,7 +49266,7 @@
                 <w:sz w:val="19"/>
                 <w:szCs w:val="19"/>
               </w:rPr>
-              <w:t xml:space="preserve">10</w:t>
+              <w:t xml:space="preserve">5</w:t>
             </w:r>
           </w:p>
         </w:tc>
@@ -49295,7 +49295,7 @@
                 <w:sz w:val="19"/>
                 <w:szCs w:val="19"/>
               </w:rPr>
-              <w:t xml:space="preserve">~130</w:t>
+              <w:t xml:space="preserve">~90</w:t>
             </w:r>
           </w:p>
         </w:tc>
@@ -49324,7 +49324,7 @@
                 <w:sz w:val="19"/>
                 <w:szCs w:val="19"/>
               </w:rPr>
-              <w:t xml:space="preserve">430 a 520</w:t>
+              <w:t xml:space="preserve">300 a 360</w:t>
             </w:r>
           </w:p>
         </w:tc>
@@ -49353,7 +49353,7 @@
                 <w:sz w:val="19"/>
                 <w:szCs w:val="19"/>
               </w:rPr>
-              <w:t xml:space="preserve">26</w:t>
+              <w:t xml:space="preserve">15</w:t>
             </w:r>
           </w:p>
         </w:tc>
@@ -49382,7 +49382,7 @@
                 <w:sz w:val="19"/>
                 <w:szCs w:val="19"/>
               </w:rPr>
-              <w:t xml:space="preserve">70</w:t>
+              <w:t xml:space="preserve">40</w:t>
             </w:r>
           </w:p>
         </w:tc>
@@ -49411,7 +49411,7 @@
                 <w:sz w:val="19"/>
                 <w:szCs w:val="19"/>
               </w:rPr>
-              <w:t xml:space="preserve">14</w:t>
+              <w:t xml:space="preserve">8</w:t>
             </w:r>
           </w:p>
         </w:tc>
@@ -49444,7 +49444,7 @@
                 <w:sz w:val="19"/>
                 <w:szCs w:val="19"/>
               </w:rPr>
-              <w:t xml:space="preserve">15</w:t>
+              <w:t xml:space="preserve">10</w:t>
             </w:r>
           </w:p>
         </w:tc>
@@ -49472,7 +49472,7 @@
                 <w:sz w:val="19"/>
                 <w:szCs w:val="19"/>
               </w:rPr>
-              <w:t xml:space="preserve">~180</w:t>
+              <w:t xml:space="preserve">~130</w:t>
             </w:r>
           </w:p>
         </w:tc>
@@ -49500,7 +49500,7 @@
                 <w:sz w:val="19"/>
                 <w:szCs w:val="19"/>
               </w:rPr>
-              <w:t xml:space="preserve">600 a 720</w:t>
+              <w:t xml:space="preserve">430 a 520</w:t>
             </w:r>
           </w:p>
         </w:tc>
@@ -49528,7 +49528,7 @@
                 <w:sz w:val="19"/>
                 <w:szCs w:val="19"/>
               </w:rPr>
-              <w:t xml:space="preserve">38</w:t>
+              <w:t xml:space="preserve">26</w:t>
             </w:r>
           </w:p>
         </w:tc>
@@ -49556,7 +49556,7 @@
                 <w:sz w:val="19"/>
                 <w:szCs w:val="19"/>
               </w:rPr>
-              <w:t xml:space="preserve">110</w:t>
+              <w:t xml:space="preserve">70</w:t>
             </w:r>
           </w:p>
         </w:tc>
@@ -49584,7 +49584,7 @@
                 <w:sz w:val="19"/>
                 <w:szCs w:val="19"/>
               </w:rPr>
-              <w:t xml:space="preserve">20</w:t>
+              <w:t xml:space="preserve">14</w:t>
             </w:r>
           </w:p>
         </w:tc>
@@ -49618,152 +49618,152 @@
                 <w:sz w:val="19"/>
                 <w:szCs w:val="19"/>
               </w:rPr>
+              <w:t xml:space="preserve">15</w:t>
+            </w:r>
+          </w:p>
+        </w:tc>
+        <w:tc>
+          <w:tcPr>
+            <w:tcW w:type="dxa" w:w="1890"/>
+            <w:shd w:fill="F7F4F6" w:color="auto" w:val="clear"/>
+            <w:tcMar>
+              <w:top w:type="dxa" w:w="60"/>
+              <w:left w:type="dxa" w:w="110"/>
+              <w:bottom w:type="dxa" w:w="60"/>
+              <w:right w:type="dxa" w:w="110"/>
+            </w:tcMar>
+            <w:vAlign w:val="center"/>
+          </w:tcPr>
+          <w:p>
+            <w:pPr>
+              <w:spacing w:after="40" w:before="40" w:line="240"/>
+              <w:jc w:val="center"/>
+            </w:pPr>
+            <w:r>
+              <w:rPr>
+                <w:b w:val="false"/>
+                <w:bCs w:val="false"/>
+                <w:color w:val="1A1A1A"/>
+                <w:sz w:val="19"/>
+                <w:szCs w:val="19"/>
+              </w:rPr>
+              <w:t xml:space="preserve">~180</w:t>
+            </w:r>
+          </w:p>
+        </w:tc>
+        <w:tc>
+          <w:tcPr>
+            <w:tcW w:type="dxa" w:w="1800"/>
+            <w:shd w:fill="F7F4F6" w:color="auto" w:val="clear"/>
+            <w:tcMar>
+              <w:top w:type="dxa" w:w="60"/>
+              <w:left w:type="dxa" w:w="110"/>
+              <w:bottom w:type="dxa" w:w="60"/>
+              <w:right w:type="dxa" w:w="110"/>
+            </w:tcMar>
+            <w:vAlign w:val="center"/>
+          </w:tcPr>
+          <w:p>
+            <w:pPr>
+              <w:spacing w:after="40" w:before="40" w:line="240"/>
+              <w:jc w:val="center"/>
+            </w:pPr>
+            <w:r>
+              <w:rPr>
+                <w:b w:val="false"/>
+                <w:bCs w:val="false"/>
+                <w:color w:val="1A1A1A"/>
+                <w:sz w:val="19"/>
+                <w:szCs w:val="19"/>
+              </w:rPr>
+              <w:t xml:space="preserve">600 a 720</w:t>
+            </w:r>
+          </w:p>
+        </w:tc>
+        <w:tc>
+          <w:tcPr>
+            <w:tcW w:type="dxa" w:w="1350"/>
+            <w:shd w:fill="F7F4F6" w:color="auto" w:val="clear"/>
+            <w:tcMar>
+              <w:top w:type="dxa" w:w="60"/>
+              <w:left w:type="dxa" w:w="110"/>
+              <w:bottom w:type="dxa" w:w="60"/>
+              <w:right w:type="dxa" w:w="110"/>
+            </w:tcMar>
+            <w:vAlign w:val="center"/>
+          </w:tcPr>
+          <w:p>
+            <w:pPr>
+              <w:spacing w:after="40" w:before="40" w:line="240"/>
+              <w:jc w:val="center"/>
+            </w:pPr>
+            <w:r>
+              <w:rPr>
+                <w:b w:val="false"/>
+                <w:bCs w:val="false"/>
+                <w:color w:val="1A1A1A"/>
+                <w:sz w:val="19"/>
+                <w:szCs w:val="19"/>
+              </w:rPr>
+              <w:t xml:space="preserve">38</w:t>
+            </w:r>
+          </w:p>
+        </w:tc>
+        <w:tc>
+          <w:tcPr>
+            <w:tcW w:type="dxa" w:w="1260"/>
+            <w:shd w:fill="F7F4F6" w:color="auto" w:val="clear"/>
+            <w:tcMar>
+              <w:top w:type="dxa" w:w="60"/>
+              <w:left w:type="dxa" w:w="110"/>
+              <w:bottom w:type="dxa" w:w="60"/>
+              <w:right w:type="dxa" w:w="110"/>
+            </w:tcMar>
+            <w:vAlign w:val="center"/>
+          </w:tcPr>
+          <w:p>
+            <w:pPr>
+              <w:spacing w:after="40" w:before="40" w:line="240"/>
+              <w:jc w:val="center"/>
+            </w:pPr>
+            <w:r>
+              <w:rPr>
+                <w:b w:val="false"/>
+                <w:bCs w:val="false"/>
+                <w:color w:val="1A1A1A"/>
+                <w:sz w:val="19"/>
+                <w:szCs w:val="19"/>
+              </w:rPr>
+              <w:t xml:space="preserve">110</w:t>
+            </w:r>
+          </w:p>
+        </w:tc>
+        <w:tc>
+          <w:tcPr>
+            <w:tcW w:type="dxa" w:w="1170"/>
+            <w:shd w:fill="F7F4F6" w:color="auto" w:val="clear"/>
+            <w:tcMar>
+              <w:top w:type="dxa" w:w="60"/>
+              <w:left w:type="dxa" w:w="110"/>
+              <w:bottom w:type="dxa" w:w="60"/>
+              <w:right w:type="dxa" w:w="110"/>
+            </w:tcMar>
+            <w:vAlign w:val="center"/>
+          </w:tcPr>
+          <w:p>
+            <w:pPr>
+              <w:spacing w:after="40" w:before="40" w:line="240"/>
+              <w:jc w:val="center"/>
+            </w:pPr>
+            <w:r>
+              <w:rPr>
+                <w:b w:val="false"/>
+                <w:bCs w:val="false"/>
+                <w:color w:val="1A1A1A"/>
+                <w:sz w:val="19"/>
+                <w:szCs w:val="19"/>
+              </w:rPr>
               <w:t xml:space="preserve">20</w:t>
-            </w:r>
-          </w:p>
-        </w:tc>
-        <w:tc>
-          <w:tcPr>
-            <w:tcW w:type="dxa" w:w="1890"/>
-            <w:shd w:fill="F7F4F6" w:color="auto" w:val="clear"/>
-            <w:tcMar>
-              <w:top w:type="dxa" w:w="60"/>
-              <w:left w:type="dxa" w:w="110"/>
-              <w:bottom w:type="dxa" w:w="60"/>
-              <w:right w:type="dxa" w:w="110"/>
-            </w:tcMar>
-            <w:vAlign w:val="center"/>
-          </w:tcPr>
-          <w:p>
-            <w:pPr>
-              <w:spacing w:after="40" w:before="40" w:line="240"/>
-              <w:jc w:val="center"/>
-            </w:pPr>
-            <w:r>
-              <w:rPr>
-                <w:b w:val="false"/>
-                <w:bCs w:val="false"/>
-                <w:color w:val="1A1A1A"/>
-                <w:sz w:val="19"/>
-                <w:szCs w:val="19"/>
-              </w:rPr>
-              <w:t xml:space="preserve">~220</w:t>
-            </w:r>
-          </w:p>
-        </w:tc>
-        <w:tc>
-          <w:tcPr>
-            <w:tcW w:type="dxa" w:w="1800"/>
-            <w:shd w:fill="F7F4F6" w:color="auto" w:val="clear"/>
-            <w:tcMar>
-              <w:top w:type="dxa" w:w="60"/>
-              <w:left w:type="dxa" w:w="110"/>
-              <w:bottom w:type="dxa" w:w="60"/>
-              <w:right w:type="dxa" w:w="110"/>
-            </w:tcMar>
-            <w:vAlign w:val="center"/>
-          </w:tcPr>
-          <w:p>
-            <w:pPr>
-              <w:spacing w:after="40" w:before="40" w:line="240"/>
-              <w:jc w:val="center"/>
-            </w:pPr>
-            <w:r>
-              <w:rPr>
-                <w:b w:val="false"/>
-                <w:bCs w:val="false"/>
-                <w:color w:val="1A1A1A"/>
-                <w:sz w:val="19"/>
-                <w:szCs w:val="19"/>
-              </w:rPr>
-              <w:t xml:space="preserve">730 a 880</w:t>
-            </w:r>
-          </w:p>
-        </w:tc>
-        <w:tc>
-          <w:tcPr>
-            <w:tcW w:type="dxa" w:w="1350"/>
-            <w:shd w:fill="F7F4F6" w:color="auto" w:val="clear"/>
-            <w:tcMar>
-              <w:top w:type="dxa" w:w="60"/>
-              <w:left w:type="dxa" w:w="110"/>
-              <w:bottom w:type="dxa" w:w="60"/>
-              <w:right w:type="dxa" w:w="110"/>
-            </w:tcMar>
-            <w:vAlign w:val="center"/>
-          </w:tcPr>
-          <w:p>
-            <w:pPr>
-              <w:spacing w:after="40" w:before="40" w:line="240"/>
-              <w:jc w:val="center"/>
-            </w:pPr>
-            <w:r>
-              <w:rPr>
-                <w:b w:val="false"/>
-                <w:bCs w:val="false"/>
-                <w:color w:val="1A1A1A"/>
-                <w:sz w:val="19"/>
-                <w:szCs w:val="19"/>
-              </w:rPr>
-              <w:t xml:space="preserve">49</w:t>
-            </w:r>
-          </w:p>
-        </w:tc>
-        <w:tc>
-          <w:tcPr>
-            <w:tcW w:type="dxa" w:w="1260"/>
-            <w:shd w:fill="F7F4F6" w:color="auto" w:val="clear"/>
-            <w:tcMar>
-              <w:top w:type="dxa" w:w="60"/>
-              <w:left w:type="dxa" w:w="110"/>
-              <w:bottom w:type="dxa" w:w="60"/>
-              <w:right w:type="dxa" w:w="110"/>
-            </w:tcMar>
-            <w:vAlign w:val="center"/>
-          </w:tcPr>
-          <w:p>
-            <w:pPr>
-              <w:spacing w:after="40" w:before="40" w:line="240"/>
-              <w:jc w:val="center"/>
-            </w:pPr>
-            <w:r>
-              <w:rPr>
-                <w:b w:val="false"/>
-                <w:bCs w:val="false"/>
-                <w:color w:val="1A1A1A"/>
-                <w:sz w:val="19"/>
-                <w:szCs w:val="19"/>
-              </w:rPr>
-              <w:t xml:space="preserve">150</w:t>
-            </w:r>
-          </w:p>
-        </w:tc>
-        <w:tc>
-          <w:tcPr>
-            <w:tcW w:type="dxa" w:w="1170"/>
-            <w:shd w:fill="F7F4F6" w:color="auto" w:val="clear"/>
-            <w:tcMar>
-              <w:top w:type="dxa" w:w="60"/>
-              <w:left w:type="dxa" w:w="110"/>
-              <w:bottom w:type="dxa" w:w="60"/>
-              <w:right w:type="dxa" w:w="110"/>
-            </w:tcMar>
-            <w:vAlign w:val="center"/>
-          </w:tcPr>
-          <w:p>
-            <w:pPr>
-              <w:spacing w:after="40" w:before="40" w:line="240"/>
-              <w:jc w:val="center"/>
-            </w:pPr>
-            <w:r>
-              <w:rPr>
-                <w:b w:val="false"/>
-                <w:bCs w:val="false"/>
-                <w:color w:val="1A1A1A"/>
-                <w:sz w:val="19"/>
-                <w:szCs w:val="19"/>
-              </w:rPr>
-              <w:t xml:space="preserve">26</w:t>
             </w:r>
           </w:p>
         </w:tc>
@@ -49796,7 +49796,7 @@
                 <w:sz w:val="19"/>
                 <w:szCs w:val="19"/>
               </w:rPr>
-              <w:t xml:space="preserve">25</w:t>
+              <w:t xml:space="preserve">20</w:t>
             </w:r>
           </w:p>
         </w:tc>
@@ -49824,7 +49824,7 @@
                 <w:sz w:val="19"/>
                 <w:szCs w:val="19"/>
               </w:rPr>
-              <w:t xml:space="preserve">~275</w:t>
+              <w:t xml:space="preserve">~220</w:t>
             </w:r>
           </w:p>
         </w:tc>
@@ -49852,7 +49852,7 @@
                 <w:sz w:val="19"/>
                 <w:szCs w:val="19"/>
               </w:rPr>
-              <w:t xml:space="preserve">910 a 1100</w:t>
+              <w:t xml:space="preserve">730 a 880</w:t>
             </w:r>
           </w:p>
         </w:tc>
@@ -49880,7 +49880,7 @@
                 <w:sz w:val="19"/>
                 <w:szCs w:val="19"/>
               </w:rPr>
-              <w:t xml:space="preserve">61</w:t>
+              <w:t xml:space="preserve">49</w:t>
             </w:r>
           </w:p>
         </w:tc>
@@ -49908,7 +49908,7 @@
                 <w:sz w:val="19"/>
                 <w:szCs w:val="19"/>
               </w:rPr>
-              <w:t xml:space="preserve">190</w:t>
+              <w:t xml:space="preserve">150</w:t>
             </w:r>
           </w:p>
         </w:tc>
@@ -49936,7 +49936,7 @@
                 <w:sz w:val="19"/>
                 <w:szCs w:val="19"/>
               </w:rPr>
-              <w:t xml:space="preserve">32</w:t>
+              <w:t xml:space="preserve">26</w:t>
             </w:r>
           </w:p>
         </w:tc>
@@ -49970,6 +49970,184 @@
                 <w:sz w:val="19"/>
                 <w:szCs w:val="19"/>
               </w:rPr>
+              <w:t xml:space="preserve">25</w:t>
+            </w:r>
+          </w:p>
+        </w:tc>
+        <w:tc>
+          <w:tcPr>
+            <w:tcW w:type="dxa" w:w="1890"/>
+            <w:shd w:fill="F7F4F6" w:color="auto" w:val="clear"/>
+            <w:tcMar>
+              <w:top w:type="dxa" w:w="60"/>
+              <w:left w:type="dxa" w:w="110"/>
+              <w:bottom w:type="dxa" w:w="60"/>
+              <w:right w:type="dxa" w:w="110"/>
+            </w:tcMar>
+            <w:vAlign w:val="center"/>
+          </w:tcPr>
+          <w:p>
+            <w:pPr>
+              <w:spacing w:after="40" w:before="40" w:line="240"/>
+              <w:jc w:val="center"/>
+            </w:pPr>
+            <w:r>
+              <w:rPr>
+                <w:b w:val="false"/>
+                <w:bCs w:val="false"/>
+                <w:color w:val="1A1A1A"/>
+                <w:sz w:val="19"/>
+                <w:szCs w:val="19"/>
+              </w:rPr>
+              <w:t xml:space="preserve">~275</w:t>
+            </w:r>
+          </w:p>
+        </w:tc>
+        <w:tc>
+          <w:tcPr>
+            <w:tcW w:type="dxa" w:w="1800"/>
+            <w:shd w:fill="F7F4F6" w:color="auto" w:val="clear"/>
+            <w:tcMar>
+              <w:top w:type="dxa" w:w="60"/>
+              <w:left w:type="dxa" w:w="110"/>
+              <w:bottom w:type="dxa" w:w="60"/>
+              <w:right w:type="dxa" w:w="110"/>
+            </w:tcMar>
+            <w:vAlign w:val="center"/>
+          </w:tcPr>
+          <w:p>
+            <w:pPr>
+              <w:spacing w:after="40" w:before="40" w:line="240"/>
+              <w:jc w:val="center"/>
+            </w:pPr>
+            <w:r>
+              <w:rPr>
+                <w:b w:val="false"/>
+                <w:bCs w:val="false"/>
+                <w:color w:val="1A1A1A"/>
+                <w:sz w:val="19"/>
+                <w:szCs w:val="19"/>
+              </w:rPr>
+              <w:t xml:space="preserve">910 a 1100</w:t>
+            </w:r>
+          </w:p>
+        </w:tc>
+        <w:tc>
+          <w:tcPr>
+            <w:tcW w:type="dxa" w:w="1350"/>
+            <w:shd w:fill="F7F4F6" w:color="auto" w:val="clear"/>
+            <w:tcMar>
+              <w:top w:type="dxa" w:w="60"/>
+              <w:left w:type="dxa" w:w="110"/>
+              <w:bottom w:type="dxa" w:w="60"/>
+              <w:right w:type="dxa" w:w="110"/>
+            </w:tcMar>
+            <w:vAlign w:val="center"/>
+          </w:tcPr>
+          <w:p>
+            <w:pPr>
+              <w:spacing w:after="40" w:before="40" w:line="240"/>
+              <w:jc w:val="center"/>
+            </w:pPr>
+            <w:r>
+              <w:rPr>
+                <w:b w:val="false"/>
+                <w:bCs w:val="false"/>
+                <w:color w:val="1A1A1A"/>
+                <w:sz w:val="19"/>
+                <w:szCs w:val="19"/>
+              </w:rPr>
+              <w:t xml:space="preserve">61</w:t>
+            </w:r>
+          </w:p>
+        </w:tc>
+        <w:tc>
+          <w:tcPr>
+            <w:tcW w:type="dxa" w:w="1260"/>
+            <w:shd w:fill="F7F4F6" w:color="auto" w:val="clear"/>
+            <w:tcMar>
+              <w:top w:type="dxa" w:w="60"/>
+              <w:left w:type="dxa" w:w="110"/>
+              <w:bottom w:type="dxa" w:w="60"/>
+              <w:right w:type="dxa" w:w="110"/>
+            </w:tcMar>
+            <w:vAlign w:val="center"/>
+          </w:tcPr>
+          <w:p>
+            <w:pPr>
+              <w:spacing w:after="40" w:before="40" w:line="240"/>
+              <w:jc w:val="center"/>
+            </w:pPr>
+            <w:r>
+              <w:rPr>
+                <w:b w:val="false"/>
+                <w:bCs w:val="false"/>
+                <w:color w:val="1A1A1A"/>
+                <w:sz w:val="19"/>
+                <w:szCs w:val="19"/>
+              </w:rPr>
+              <w:t xml:space="preserve">190</w:t>
+            </w:r>
+          </w:p>
+        </w:tc>
+        <w:tc>
+          <w:tcPr>
+            <w:tcW w:type="dxa" w:w="1170"/>
+            <w:shd w:fill="F7F4F6" w:color="auto" w:val="clear"/>
+            <w:tcMar>
+              <w:top w:type="dxa" w:w="60"/>
+              <w:left w:type="dxa" w:w="110"/>
+              <w:bottom w:type="dxa" w:w="60"/>
+              <w:right w:type="dxa" w:w="110"/>
+            </w:tcMar>
+            <w:vAlign w:val="center"/>
+          </w:tcPr>
+          <w:p>
+            <w:pPr>
+              <w:spacing w:after="40" w:before="40" w:line="240"/>
+              <w:jc w:val="center"/>
+            </w:pPr>
+            <w:r>
+              <w:rPr>
+                <w:b w:val="false"/>
+                <w:bCs w:val="false"/>
+                <w:color w:val="1A1A1A"/>
+                <w:sz w:val="19"/>
+                <w:szCs w:val="19"/>
+              </w:rPr>
+              <w:t xml:space="preserve">32</w:t>
+            </w:r>
+          </w:p>
+        </w:tc>
+      </w:tr>
+      <w:tr>
+        <w:trPr>
+          <w:cantSplit/>
+        </w:trPr>
+        <w:tc>
+          <w:tcPr>
+            <w:tcW w:type="dxa" w:w="1530"/>
+            <w:tcMar>
+              <w:top w:type="dxa" w:w="60"/>
+              <w:left w:type="dxa" w:w="110"/>
+              <w:bottom w:type="dxa" w:w="60"/>
+              <w:right w:type="dxa" w:w="110"/>
+            </w:tcMar>
+            <w:vAlign w:val="center"/>
+          </w:tcPr>
+          <w:p>
+            <w:pPr>
+              <w:spacing w:after="40" w:before="40" w:line="240"/>
+              <w:jc w:val="center"/>
+            </w:pPr>
+            <w:r>
+              <w:rPr>
+                <w:b/>
+                <w:bCs/>
+                <w:color w:val="1A1A1A"/>
+                <w:sz w:val="19"/>
+                <w:szCs w:val="19"/>
+              </w:rPr>
               <w:t xml:space="preserve">30</w:t>
             </w:r>
           </w:p>
@@ -49977,7 +50155,6 @@
         <w:tc>
           <w:tcPr>
             <w:tcW w:type="dxa" w:w="1890"/>
-            <w:shd w:fill="F7F4F6" w:color="auto" w:val="clear"/>
             <w:tcMar>
               <w:top w:type="dxa" w:w="60"/>
               <w:left w:type="dxa" w:w="110"/>
@@ -50006,7 +50183,6 @@
         <w:tc>
           <w:tcPr>
             <w:tcW w:type="dxa" w:w="1800"/>
-            <w:shd w:fill="F7F4F6" w:color="auto" w:val="clear"/>
             <w:tcMar>
               <w:top w:type="dxa" w:w="60"/>
               <w:left w:type="dxa" w:w="110"/>
@@ -50035,7 +50211,6 @@
         <w:tc>
           <w:tcPr>
             <w:tcW w:type="dxa" w:w="1350"/>
-            <w:shd w:fill="F7F4F6" w:color="auto" w:val="clear"/>
             <w:tcMar>
               <w:top w:type="dxa" w:w="60"/>
               <w:left w:type="dxa" w:w="110"/>
@@ -50064,7 +50239,6 @@
         <w:tc>
           <w:tcPr>
             <w:tcW w:type="dxa" w:w="1260"/>
-            <w:shd w:fill="F7F4F6" w:color="auto" w:val="clear"/>
             <w:tcMar>
               <w:top w:type="dxa" w:w="60"/>
               <w:left w:type="dxa" w:w="110"/>
@@ -50093,7 +50267,6 @@
         <w:tc>
           <w:tcPr>
             <w:tcW w:type="dxa" w:w="1170"/>
-            <w:shd w:fill="F7F4F6" w:color="auto" w:val="clear"/>
             <w:tcMar>
               <w:top w:type="dxa" w:w="60"/>
               <w:left w:type="dxa" w:w="110"/>
@@ -50132,6 +50305,22 @@
       </w:pPr>
       <w:r>
         <w:t xml:space="preserve">A conta supõe quatro personagens: um focado em bater, dois medianos, um de apoio.</w:t>
+      </w:r>
+    </w:p>
+    <w:p>
+      <w:pPr>
+        <w:spacing w:after="140" w:before="0" w:line="276"/>
+      </w:pPr>
+      <w:r>
+        <w:t xml:space="preserve">A faixa mais baixa não tem capanga, e isso é decisão: com o corpo que a proporção daria, dois deles cairiam na primeira rodada de um grupo que causa 38 por rodada — aí ele é uma rolagem a mais e não um corpo. Do nível 2 ao 4 o encontro é um inimigo só.</w:t>
+      </w:r>
+    </w:p>
+    <w:p>
+      <w:pPr>
+        <w:spacing w:after="140" w:before="0" w:line="276"/>
+      </w:pPr>
+      <w:r>
+        <w:t xml:space="preserve">Cada linha vale para a faixa de Classe dela, e não só para aquele nível: a do 2 cobre o nível 2 ao 4, a do 5 cobre até o 8, a do 10 até o 12, e assim por diante. Dentro da faixa o grupo ganha vida e o inimigo não, então o encontro afrouxa — se quiser manter o aperto no fim da faixa, acrescente capangas.</w:t>
       </w:r>
     </w:p>
     <w:p>

--- a/manual/Fundamento-MANUAL-v7.docx
+++ b/manual/Fundamento-MANUAL-v7.docx
@@ -70,7 +70,7 @@
           <w:sz w:val="20"/>
           <w:szCs w:val="20"/>
         </w:rPr>
-        <w:t xml:space="preserve">Níveis 1–20  ·  Faixa lendária 21–30  ·  Versão 7.22</w:t>
+        <w:t xml:space="preserve">Níveis 1–20  ·  Faixa lendária 21–30  ·  Versão 7.23</w:t>
       </w:r>
     </w:p>
     <w:p>
@@ -49410,7 +49410,7 @@
                 <w:sz w:val="19"/>
                 <w:szCs w:val="19"/>
               </w:rPr>
-              <w:t xml:space="preserve">125 a 150</w:t>
+              <w:t xml:space="preserve">105 a 125</w:t>
             </w:r>
           </w:p>
         </w:tc>
@@ -49438,7 +49438,7 @@
                 <w:sz w:val="19"/>
                 <w:szCs w:val="19"/>
               </w:rPr>
-              <w:t xml:space="preserve">6</w:t>
+              <w:t xml:space="preserve">17</w:t>
             </w:r>
           </w:p>
         </w:tc>
@@ -49586,7 +49586,7 @@
                 <w:sz w:val="19"/>
                 <w:szCs w:val="19"/>
               </w:rPr>
-              <w:t xml:space="preserve">300 a 360</w:t>
+              <w:t xml:space="preserve">250 a 290</w:t>
             </w:r>
           </w:p>
         </w:tc>
@@ -49615,7 +49615,7 @@
                 <w:sz w:val="19"/>
                 <w:szCs w:val="19"/>
               </w:rPr>
-              <w:t xml:space="preserve">15</w:t>
+              <w:t xml:space="preserve">39</w:t>
             </w:r>
           </w:p>
         </w:tc>
@@ -49644,7 +49644,7 @@
                 <w:sz w:val="19"/>
                 <w:szCs w:val="19"/>
               </w:rPr>
-              <w:t xml:space="preserve">40</w:t>
+              <w:t xml:space="preserve">67</w:t>
             </w:r>
           </w:p>
         </w:tc>
@@ -49673,7 +49673,7 @@
                 <w:sz w:val="19"/>
                 <w:szCs w:val="19"/>
               </w:rPr>
-              <w:t xml:space="preserve">8</w:t>
+              <w:t xml:space="preserve">13</w:t>
             </w:r>
           </w:p>
         </w:tc>
@@ -49762,7 +49762,7 @@
                 <w:sz w:val="19"/>
                 <w:szCs w:val="19"/>
               </w:rPr>
-              <w:t xml:space="preserve">430 a 520</w:t>
+              <w:t xml:space="preserve">360 a 420</w:t>
             </w:r>
           </w:p>
         </w:tc>
@@ -49790,7 +49790,7 @@
                 <w:sz w:val="19"/>
                 <w:szCs w:val="19"/>
               </w:rPr>
-              <w:t xml:space="preserve">26</w:t>
+              <w:t xml:space="preserve">75</w:t>
             </w:r>
           </w:p>
         </w:tc>
@@ -49818,7 +49818,7 @@
                 <w:sz w:val="19"/>
                 <w:szCs w:val="19"/>
               </w:rPr>
-              <w:t xml:space="preserve">70</w:t>
+              <w:t xml:space="preserve">97</w:t>
             </w:r>
           </w:p>
         </w:tc>
@@ -49846,7 +49846,7 @@
                 <w:sz w:val="19"/>
                 <w:szCs w:val="19"/>
               </w:rPr>
-              <w:t xml:space="preserve">14</w:t>
+              <w:t xml:space="preserve">25</w:t>
             </w:r>
           </w:p>
         </w:tc>
@@ -49938,7 +49938,7 @@
                 <w:sz w:val="19"/>
                 <w:szCs w:val="19"/>
               </w:rPr>
-              <w:t xml:space="preserve">600 a 720</w:t>
+              <w:t xml:space="preserve">500 a 580</w:t>
             </w:r>
           </w:p>
         </w:tc>
@@ -49967,7 +49967,7 @@
                 <w:sz w:val="19"/>
                 <w:szCs w:val="19"/>
               </w:rPr>
-              <w:t xml:space="preserve">38</w:t>
+              <w:t xml:space="preserve">111</w:t>
             </w:r>
           </w:p>
         </w:tc>
@@ -49996,7 +49996,7 @@
                 <w:sz w:val="19"/>
                 <w:szCs w:val="19"/>
               </w:rPr>
-              <w:t xml:space="preserve">110</w:t>
+              <w:t xml:space="preserve">135</w:t>
             </w:r>
           </w:p>
         </w:tc>
@@ -50025,7 +50025,7 @@
                 <w:sz w:val="19"/>
                 <w:szCs w:val="19"/>
               </w:rPr>
-              <w:t xml:space="preserve">20</w:t>
+              <w:t xml:space="preserve">37</w:t>
             </w:r>
           </w:p>
         </w:tc>
@@ -50114,7 +50114,7 @@
                 <w:sz w:val="19"/>
                 <w:szCs w:val="19"/>
               </w:rPr>
-              <w:t xml:space="preserve">730 a 880</w:t>
+              <w:t xml:space="preserve">600 a 720</w:t>
             </w:r>
           </w:p>
         </w:tc>
@@ -50142,63 +50142,63 @@
                 <w:sz w:val="19"/>
                 <w:szCs w:val="19"/>
               </w:rPr>
+              <w:t xml:space="preserve">147</w:t>
+            </w:r>
+          </w:p>
+        </w:tc>
+        <w:tc>
+          <w:tcPr>
+            <w:tcW w:type="dxa" w:w="1260"/>
+            <w:tcMar>
+              <w:top w:type="dxa" w:w="60"/>
+              <w:left w:type="dxa" w:w="110"/>
+              <w:bottom w:type="dxa" w:w="60"/>
+              <w:right w:type="dxa" w:w="110"/>
+            </w:tcMar>
+            <w:vAlign w:val="center"/>
+          </w:tcPr>
+          <w:p>
+            <w:pPr>
+              <w:spacing w:after="40" w:before="40" w:line="240"/>
+              <w:jc w:val="center"/>
+            </w:pPr>
+            <w:r>
+              <w:rPr>
+                <w:b w:val="false"/>
+                <w:bCs w:val="false"/>
+                <w:color w:val="251727"/>
+                <w:sz w:val="19"/>
+                <w:szCs w:val="19"/>
+              </w:rPr>
+              <w:t xml:space="preserve">165</w:t>
+            </w:r>
+          </w:p>
+        </w:tc>
+        <w:tc>
+          <w:tcPr>
+            <w:tcW w:type="dxa" w:w="1170"/>
+            <w:tcMar>
+              <w:top w:type="dxa" w:w="60"/>
+              <w:left w:type="dxa" w:w="110"/>
+              <w:bottom w:type="dxa" w:w="60"/>
+              <w:right w:type="dxa" w:w="110"/>
+            </w:tcMar>
+            <w:vAlign w:val="center"/>
+          </w:tcPr>
+          <w:p>
+            <w:pPr>
+              <w:spacing w:after="40" w:before="40" w:line="240"/>
+              <w:jc w:val="center"/>
+            </w:pPr>
+            <w:r>
+              <w:rPr>
+                <w:b w:val="false"/>
+                <w:bCs w:val="false"/>
+                <w:color w:val="251727"/>
+                <w:sz w:val="19"/>
+                <w:szCs w:val="19"/>
+              </w:rPr>
               <w:t xml:space="preserve">49</w:t>
-            </w:r>
-          </w:p>
-        </w:tc>
-        <w:tc>
-          <w:tcPr>
-            <w:tcW w:type="dxa" w:w="1260"/>
-            <w:tcMar>
-              <w:top w:type="dxa" w:w="60"/>
-              <w:left w:type="dxa" w:w="110"/>
-              <w:bottom w:type="dxa" w:w="60"/>
-              <w:right w:type="dxa" w:w="110"/>
-            </w:tcMar>
-            <w:vAlign w:val="center"/>
-          </w:tcPr>
-          <w:p>
-            <w:pPr>
-              <w:spacing w:after="40" w:before="40" w:line="240"/>
-              <w:jc w:val="center"/>
-            </w:pPr>
-            <w:r>
-              <w:rPr>
-                <w:b w:val="false"/>
-                <w:bCs w:val="false"/>
-                <w:color w:val="251727"/>
-                <w:sz w:val="19"/>
-                <w:szCs w:val="19"/>
-              </w:rPr>
-              <w:t xml:space="preserve">150</w:t>
-            </w:r>
-          </w:p>
-        </w:tc>
-        <w:tc>
-          <w:tcPr>
-            <w:tcW w:type="dxa" w:w="1170"/>
-            <w:tcMar>
-              <w:top w:type="dxa" w:w="60"/>
-              <w:left w:type="dxa" w:w="110"/>
-              <w:bottom w:type="dxa" w:w="60"/>
-              <w:right w:type="dxa" w:w="110"/>
-            </w:tcMar>
-            <w:vAlign w:val="center"/>
-          </w:tcPr>
-          <w:p>
-            <w:pPr>
-              <w:spacing w:after="40" w:before="40" w:line="240"/>
-              <w:jc w:val="center"/>
-            </w:pPr>
-            <w:r>
-              <w:rPr>
-                <w:b w:val="false"/>
-                <w:bCs w:val="false"/>
-                <w:color w:val="251727"/>
-                <w:sz w:val="19"/>
-                <w:szCs w:val="19"/>
-              </w:rPr>
-              <w:t xml:space="preserve">26</w:t>
             </w:r>
           </w:p>
         </w:tc>
@@ -50290,7 +50290,7 @@
                 <w:sz w:val="19"/>
                 <w:szCs w:val="19"/>
               </w:rPr>
-              <w:t xml:space="preserve">910 a 1100</w:t>
+              <w:t xml:space="preserve">760 a 890</w:t>
             </w:r>
           </w:p>
         </w:tc>
@@ -50319,65 +50319,65 @@
                 <w:sz w:val="19"/>
                 <w:szCs w:val="19"/>
               </w:rPr>
+              <w:t xml:space="preserve">183</w:t>
+            </w:r>
+          </w:p>
+        </w:tc>
+        <w:tc>
+          <w:tcPr>
+            <w:tcW w:type="dxa" w:w="1260"/>
+            <w:shd w:fill="FADDEA" w:color="auto" w:val="clear"/>
+            <w:tcMar>
+              <w:top w:type="dxa" w:w="60"/>
+              <w:left w:type="dxa" w:w="110"/>
+              <w:bottom w:type="dxa" w:w="60"/>
+              <w:right w:type="dxa" w:w="110"/>
+            </w:tcMar>
+            <w:vAlign w:val="center"/>
+          </w:tcPr>
+          <w:p>
+            <w:pPr>
+              <w:spacing w:after="40" w:before="40" w:line="240"/>
+              <w:jc w:val="center"/>
+            </w:pPr>
+            <w:r>
+              <w:rPr>
+                <w:b w:val="false"/>
+                <w:bCs w:val="false"/>
+                <w:color w:val="251727"/>
+                <w:sz w:val="19"/>
+                <w:szCs w:val="19"/>
+              </w:rPr>
+              <w:t xml:space="preserve">206</w:t>
+            </w:r>
+          </w:p>
+        </w:tc>
+        <w:tc>
+          <w:tcPr>
+            <w:tcW w:type="dxa" w:w="1170"/>
+            <w:shd w:fill="FADDEA" w:color="auto" w:val="clear"/>
+            <w:tcMar>
+              <w:top w:type="dxa" w:w="60"/>
+              <w:left w:type="dxa" w:w="110"/>
+              <w:bottom w:type="dxa" w:w="60"/>
+              <w:right w:type="dxa" w:w="110"/>
+            </w:tcMar>
+            <w:vAlign w:val="center"/>
+          </w:tcPr>
+          <w:p>
+            <w:pPr>
+              <w:spacing w:after="40" w:before="40" w:line="240"/>
+              <w:jc w:val="center"/>
+            </w:pPr>
+            <w:r>
+              <w:rPr>
+                <w:b w:val="false"/>
+                <w:bCs w:val="false"/>
+                <w:color w:val="251727"/>
+                <w:sz w:val="19"/>
+                <w:szCs w:val="19"/>
+              </w:rPr>
               <w:t xml:space="preserve">61</w:t>
-            </w:r>
-          </w:p>
-        </w:tc>
-        <w:tc>
-          <w:tcPr>
-            <w:tcW w:type="dxa" w:w="1260"/>
-            <w:shd w:fill="FADDEA" w:color="auto" w:val="clear"/>
-            <w:tcMar>
-              <w:top w:type="dxa" w:w="60"/>
-              <w:left w:type="dxa" w:w="110"/>
-              <w:bottom w:type="dxa" w:w="60"/>
-              <w:right w:type="dxa" w:w="110"/>
-            </w:tcMar>
-            <w:vAlign w:val="center"/>
-          </w:tcPr>
-          <w:p>
-            <w:pPr>
-              <w:spacing w:after="40" w:before="40" w:line="240"/>
-              <w:jc w:val="center"/>
-            </w:pPr>
-            <w:r>
-              <w:rPr>
-                <w:b w:val="false"/>
-                <w:bCs w:val="false"/>
-                <w:color w:val="251727"/>
-                <w:sz w:val="19"/>
-                <w:szCs w:val="19"/>
-              </w:rPr>
-              <w:t xml:space="preserve">190</w:t>
-            </w:r>
-          </w:p>
-        </w:tc>
-        <w:tc>
-          <w:tcPr>
-            <w:tcW w:type="dxa" w:w="1170"/>
-            <w:shd w:fill="FADDEA" w:color="auto" w:val="clear"/>
-            <w:tcMar>
-              <w:top w:type="dxa" w:w="60"/>
-              <w:left w:type="dxa" w:w="110"/>
-              <w:bottom w:type="dxa" w:w="60"/>
-              <w:right w:type="dxa" w:w="110"/>
-            </w:tcMar>
-            <w:vAlign w:val="center"/>
-          </w:tcPr>
-          <w:p>
-            <w:pPr>
-              <w:spacing w:after="40" w:before="40" w:line="240"/>
-              <w:jc w:val="center"/>
-            </w:pPr>
-            <w:r>
-              <w:rPr>
-                <w:b w:val="false"/>
-                <w:bCs w:val="false"/>
-                <w:color w:val="251727"/>
-                <w:sz w:val="19"/>
-                <w:szCs w:val="19"/>
-              </w:rPr>
-              <w:t xml:space="preserve">32</w:t>
             </w:r>
           </w:p>
         </w:tc>
@@ -50466,7 +50466,7 @@
                 <w:sz w:val="19"/>
                 <w:szCs w:val="19"/>
               </w:rPr>
-              <w:t xml:space="preserve">1050 a 1260</w:t>
+              <w:t xml:space="preserve">870 a 1020</w:t>
             </w:r>
           </w:p>
         </w:tc>
@@ -50494,7 +50494,7 @@
                 <w:sz w:val="19"/>
                 <w:szCs w:val="19"/>
               </w:rPr>
-              <w:t xml:space="preserve">72</w:t>
+              <w:t xml:space="preserve">219</w:t>
             </w:r>
           </w:p>
         </w:tc>
@@ -50522,7 +50522,7 @@
                 <w:sz w:val="19"/>
                 <w:szCs w:val="19"/>
               </w:rPr>
-              <w:t xml:space="preserve">220</w:t>
+              <w:t xml:space="preserve">236</w:t>
             </w:r>
           </w:p>
         </w:tc>
@@ -50550,7 +50550,7 @@
                 <w:sz w:val="19"/>
                 <w:szCs w:val="19"/>
               </w:rPr>
-              <w:t xml:space="preserve">38</w:t>
+              <w:t xml:space="preserve">73</w:t>
             </w:r>
           </w:p>
         </w:tc>
@@ -50574,7 +50574,15 @@
         <w:spacing w:after="140" w:before="0" w:line="276"/>
       </w:pPr>
       <w:r>
-        <w:t xml:space="preserve">A faixa mais baixa não tem capanga, e isso é decisão: com o corpo que a proporção daria, dois deles cairiam na primeira rodada de um grupo que causa 38 por rodada — aí ele é uma rolagem a mais e não um corpo. Do nível 2 ao 4 o encontro é um inimigo só.</w:t>
+        <w:t xml:space="preserve">A faixa mais baixa não tem capanga, e isso é decisão: do nível 2 ao 4 o encontro é um inimigo só. Nenhum sistema trata o corpo pequeno do fundo da escala como um corpo grande encolhido, e aqui ele também não é.</w:t>
+      </w:r>
+    </w:p>
+    <w:p>
+      <w:pPr>
+        <w:spacing w:after="140" w:before="0" w:line="276"/>
+      </w:pPr>
+      <w:r>
+        <w:t xml:space="preserve">Quatro capangas equivalem a um chefe, e é assim que a coluna se lê: os quatro juntos têm a vida do chefe, e cada um bate o golpe dele. Trocar o corpo único por vários não muda o tamanho do encontro — muda quantas rolagens ele custa e quando o dano do inimigo começa a cair.</w:t>
       </w:r>
     </w:p>
     <w:p>
@@ -50590,7 +50598,15 @@
         <w:spacing w:after="140" w:before="0" w:line="276"/>
       </w:pPr>
       <w:r>
-        <w:t xml:space="preserve">Chefe sozinho precisa de três a quatro vezes o dano de rodada do grupo, porque ele perde a ação três vezes por rodada. Se não quiser inflar o número, use capangas ou uma barreira que absorva antes da vida.</w:t>
+        <w:t xml:space="preserve">Chefe sozinho precisa de cerca de três vezes o dano de rodada do grupo em vida, e é isso que faz a luta contra ele durar três rodadas. Se não quiser inflar o número, use capangas ou uma barreira que absorva antes da vida.</w:t>
+      </w:r>
+    </w:p>
+    <w:p>
+      <w:pPr>
+        <w:spacing w:after="140" w:before="0" w:line="276"/>
+      </w:pPr>
+      <w:r>
+        <w:t xml:space="preserve">O dano dele por rodada é 90% da vida de um personagem daquele nível — ele não derruba o grupo, mas derruba alguém, e derruba mais de um se concentrar. Ele perde a ação três vezes por rodada contra um grupo de quatro, e age três vezes enquanto eles agem quatro: o golpe é um terço da linha.</w:t>
       </w:r>
     </w:p>
     <w:p>

--- a/manual/Fundamento-MANUAL-v7.docx
+++ b/manual/Fundamento-MANUAL-v7.docx
@@ -70,7 +70,7 @@
           <w:sz w:val="20"/>
           <w:szCs w:val="20"/>
         </w:rPr>
-        <w:t xml:space="preserve">Níveis 1–20  ·  Faixa lendária 21–30  ·  Versão 7.23</w:t>
+        <w:t xml:space="preserve">Níveis 1–20  ·  Faixa lendária 21–30  ·  Versão 7.24</w:t>
       </w:r>
     </w:p>
     <w:p>
@@ -20331,6 +20331,34 @@
         <w:spacing w:after="140" w:before="0" w:line="276"/>
       </w:pPr>
       <w:r>
+        <w:t xml:space="preserve">As duas linhas saem de fórmula e não de escolha: a cura cheia é </w:t>
+      </w:r>
+      <w:r>
+        <w:rPr>
+          <w:b/>
+          <w:bCs/>
+        </w:rPr>
+        <w:t xml:space="preserve">2 × Classe</w:t>
+      </w:r>
+      <w:r>
+        <w:t xml:space="preserve"> dados e a Onda é </w:t>
+      </w:r>
+      <w:r>
+        <w:rPr>
+          <w:b/>
+          <w:bCs/>
+        </w:rPr>
+        <w:t xml:space="preserve">1,5 × Classe</w:t>
+      </w:r>
+      <w:r>
+        <w:t xml:space="preserve">, arredondando para baixo. A cura cheia fica sempre em dois terços do dano da mesma Classe.</w:t>
+      </w:r>
+    </w:p>
+    <w:p>
+      <w:pPr>
+        <w:spacing w:after="140" w:before="0" w:line="276"/>
+      </w:pPr>
+      <w:r>
         <w:t xml:space="preserve">A Forma Cura pode escolher um alvo hostil em vez de um aliado. Nesse alvo ela deixa de ser automática e pede rolagem de acerto, como qualquer feitiço de dano. Contra uma maldição os dados viram dano, com 50% a mais; contra qualquer outra coisa ela não faz nada. É energia positiva machucando maldição, e ela precisa da aptidão Energia Reversa para funcionar — sem ela, apontar este feitiço num inimigo não produz nada.</w:t>
       </w:r>
     </w:p>
@@ -20355,12 +20383,14 @@
         </w:tblBorders>
       </w:tblPr>
       <w:tblGrid>
-        <w:gridCol w:w="2160"/>
-        <w:gridCol w:w="1350"/>
-        <w:gridCol w:w="1350"/>
-        <w:gridCol w:w="1350"/>
-        <w:gridCol w:w="1350"/>
-        <w:gridCol w:w="1440"/>
+        <w:gridCol w:w="1980"/>
+        <w:gridCol w:w="990"/>
+        <w:gridCol w:w="990"/>
+        <w:gridCol w:w="990"/>
+        <w:gridCol w:w="990"/>
+        <w:gridCol w:w="990"/>
+        <w:gridCol w:w="990"/>
+        <w:gridCol w:w="1080"/>
       </w:tblGrid>
       <w:tr>
         <w:trPr>
@@ -20369,7 +20399,7 @@
         </w:trPr>
         <w:tc>
           <w:tcPr>
-            <w:tcW w:type="dxa" w:w="2160"/>
+            <w:tcW w:type="dxa" w:w="1980"/>
             <w:shd w:fill="2B1B2E" w:color="auto" w:val="clear"/>
             <w:tcMar>
               <w:top w:type="dxa" w:w="60"/>
@@ -20398,7 +20428,7 @@
         </w:tc>
         <w:tc>
           <w:tcPr>
-            <w:tcW w:type="dxa" w:w="1350"/>
+            <w:tcW w:type="dxa" w:w="990"/>
             <w:shd w:fill="2B1B2E" w:color="auto" w:val="clear"/>
             <w:tcMar>
               <w:top w:type="dxa" w:w="60"/>
@@ -20427,7 +20457,7 @@
         </w:tc>
         <w:tc>
           <w:tcPr>
-            <w:tcW w:type="dxa" w:w="1350"/>
+            <w:tcW w:type="dxa" w:w="990"/>
             <w:shd w:fill="2B1B2E" w:color="auto" w:val="clear"/>
             <w:tcMar>
               <w:top w:type="dxa" w:w="60"/>
@@ -20456,7 +20486,7 @@
         </w:tc>
         <w:tc>
           <w:tcPr>
-            <w:tcW w:type="dxa" w:w="1350"/>
+            <w:tcW w:type="dxa" w:w="990"/>
             <w:shd w:fill="2B1B2E" w:color="auto" w:val="clear"/>
             <w:tcMar>
               <w:top w:type="dxa" w:w="60"/>
@@ -20485,7 +20515,7 @@
         </w:tc>
         <w:tc>
           <w:tcPr>
-            <w:tcW w:type="dxa" w:w="1350"/>
+            <w:tcW w:type="dxa" w:w="990"/>
             <w:shd w:fill="2B1B2E" w:color="auto" w:val="clear"/>
             <w:tcMar>
               <w:top w:type="dxa" w:w="60"/>
@@ -20514,7 +20544,7 @@
         </w:tc>
         <w:tc>
           <w:tcPr>
-            <w:tcW w:type="dxa" w:w="1440"/>
+            <w:tcW w:type="dxa" w:w="990"/>
             <w:shd w:fill="2B1B2E" w:color="auto" w:val="clear"/>
             <w:tcMar>
               <w:top w:type="dxa" w:w="60"/>
@@ -20538,6 +20568,64 @@
                 <w:szCs w:val="18"/>
               </w:rPr>
               <w:t xml:space="preserve">5</w:t>
+            </w:r>
+          </w:p>
+        </w:tc>
+        <w:tc>
+          <w:tcPr>
+            <w:tcW w:type="dxa" w:w="990"/>
+            <w:shd w:fill="2B1B2E" w:color="auto" w:val="clear"/>
+            <w:tcMar>
+              <w:top w:type="dxa" w:w="60"/>
+              <w:left w:type="dxa" w:w="110"/>
+              <w:bottom w:type="dxa" w:w="60"/>
+              <w:right w:type="dxa" w:w="110"/>
+            </w:tcMar>
+            <w:vAlign w:val="center"/>
+          </w:tcPr>
+          <w:p>
+            <w:pPr>
+              <w:spacing w:after="40" w:before="40" w:line="240"/>
+              <w:jc w:val="center"/>
+            </w:pPr>
+            <w:r>
+              <w:rPr>
+                <w:b/>
+                <w:bCs/>
+                <w:color w:val="FFFFFF"/>
+                <w:sz w:val="18"/>
+                <w:szCs w:val="18"/>
+              </w:rPr>
+              <w:t xml:space="preserve">6</w:t>
+            </w:r>
+          </w:p>
+        </w:tc>
+        <w:tc>
+          <w:tcPr>
+            <w:tcW w:type="dxa" w:w="1080"/>
+            <w:shd w:fill="2B1B2E" w:color="auto" w:val="clear"/>
+            <w:tcMar>
+              <w:top w:type="dxa" w:w="60"/>
+              <w:left w:type="dxa" w:w="110"/>
+              <w:bottom w:type="dxa" w:w="60"/>
+              <w:right w:type="dxa" w:w="110"/>
+            </w:tcMar>
+            <w:vAlign w:val="center"/>
+          </w:tcPr>
+          <w:p>
+            <w:pPr>
+              <w:spacing w:after="40" w:before="40" w:line="240"/>
+              <w:jc w:val="center"/>
+            </w:pPr>
+            <w:r>
+              <w:rPr>
+                <w:b/>
+                <w:bCs/>
+                <w:color w:val="FFFFFF"/>
+                <w:sz w:val="18"/>
+                <w:szCs w:val="18"/>
+              </w:rPr>
+              <w:t xml:space="preserve">7</w:t>
             </w:r>
           </w:p>
         </w:tc>
@@ -20548,7 +20636,7 @@
         </w:trPr>
         <w:tc>
           <w:tcPr>
-            <w:tcW w:type="dxa" w:w="2160"/>
+            <w:tcW w:type="dxa" w:w="1980"/>
             <w:tcMar>
               <w:top w:type="dxa" w:w="60"/>
               <w:left w:type="dxa" w:w="110"/>
@@ -20576,7 +20664,7 @@
         </w:tc>
         <w:tc>
           <w:tcPr>
-            <w:tcW w:type="dxa" w:w="1350"/>
+            <w:tcW w:type="dxa" w:w="990"/>
             <w:tcMar>
               <w:top w:type="dxa" w:w="60"/>
               <w:left w:type="dxa" w:w="110"/>
@@ -20604,7 +20692,7 @@
         </w:tc>
         <w:tc>
           <w:tcPr>
-            <w:tcW w:type="dxa" w:w="1350"/>
+            <w:tcW w:type="dxa" w:w="990"/>
             <w:tcMar>
               <w:top w:type="dxa" w:w="60"/>
               <w:left w:type="dxa" w:w="110"/>
@@ -20632,7 +20720,7 @@
         </w:tc>
         <w:tc>
           <w:tcPr>
-            <w:tcW w:type="dxa" w:w="1350"/>
+            <w:tcW w:type="dxa" w:w="990"/>
             <w:tcMar>
               <w:top w:type="dxa" w:w="60"/>
               <w:left w:type="dxa" w:w="110"/>
@@ -20660,7 +20748,7 @@
         </w:tc>
         <w:tc>
           <w:tcPr>
-            <w:tcW w:type="dxa" w:w="1350"/>
+            <w:tcW w:type="dxa" w:w="990"/>
             <w:tcMar>
               <w:top w:type="dxa" w:w="60"/>
               <w:left w:type="dxa" w:w="110"/>
@@ -20688,7 +20776,7 @@
         </w:tc>
         <w:tc>
           <w:tcPr>
-            <w:tcW w:type="dxa" w:w="1440"/>
+            <w:tcW w:type="dxa" w:w="990"/>
             <w:tcMar>
               <w:top w:type="dxa" w:w="60"/>
               <w:left w:type="dxa" w:w="110"/>
@@ -20711,6 +20799,62 @@
                 <w:szCs w:val="19"/>
               </w:rPr>
               <w:t xml:space="preserve">10d8 = 45</w:t>
+            </w:r>
+          </w:p>
+        </w:tc>
+        <w:tc>
+          <w:tcPr>
+            <w:tcW w:type="dxa" w:w="990"/>
+            <w:tcMar>
+              <w:top w:type="dxa" w:w="60"/>
+              <w:left w:type="dxa" w:w="110"/>
+              <w:bottom w:type="dxa" w:w="60"/>
+              <w:right w:type="dxa" w:w="110"/>
+            </w:tcMar>
+            <w:vAlign w:val="center"/>
+          </w:tcPr>
+          <w:p>
+            <w:pPr>
+              <w:spacing w:after="40" w:before="40" w:line="240"/>
+              <w:jc w:val="center"/>
+            </w:pPr>
+            <w:r>
+              <w:rPr>
+                <w:b w:val="false"/>
+                <w:bCs w:val="false"/>
+                <w:color w:val="251727"/>
+                <w:sz w:val="19"/>
+                <w:szCs w:val="19"/>
+              </w:rPr>
+              <w:t xml:space="preserve">12d8 = 54</w:t>
+            </w:r>
+          </w:p>
+        </w:tc>
+        <w:tc>
+          <w:tcPr>
+            <w:tcW w:type="dxa" w:w="1080"/>
+            <w:tcMar>
+              <w:top w:type="dxa" w:w="60"/>
+              <w:left w:type="dxa" w:w="110"/>
+              <w:bottom w:type="dxa" w:w="60"/>
+              <w:right w:type="dxa" w:w="110"/>
+            </w:tcMar>
+            <w:vAlign w:val="center"/>
+          </w:tcPr>
+          <w:p>
+            <w:pPr>
+              <w:spacing w:after="40" w:before="40" w:line="240"/>
+              <w:jc w:val="center"/>
+            </w:pPr>
+            <w:r>
+              <w:rPr>
+                <w:b w:val="false"/>
+                <w:bCs w:val="false"/>
+                <w:color w:val="251727"/>
+                <w:sz w:val="19"/>
+                <w:szCs w:val="19"/>
+              </w:rPr>
+              <w:t xml:space="preserve">14d8 = 63</w:t>
             </w:r>
           </w:p>
         </w:tc>
@@ -20721,7 +20865,7 @@
         </w:trPr>
         <w:tc>
           <w:tcPr>
-            <w:tcW w:type="dxa" w:w="2160"/>
+            <w:tcW w:type="dxa" w:w="1980"/>
             <w:shd w:fill="FADDEA" w:color="auto" w:val="clear"/>
             <w:tcMar>
               <w:top w:type="dxa" w:w="60"/>
@@ -20750,7 +20894,7 @@
         </w:tc>
         <w:tc>
           <w:tcPr>
-            <w:tcW w:type="dxa" w:w="1350"/>
+            <w:tcW w:type="dxa" w:w="990"/>
             <w:shd w:fill="FADDEA" w:color="auto" w:val="clear"/>
             <w:tcMar>
               <w:top w:type="dxa" w:w="60"/>
@@ -20779,7 +20923,7 @@
         </w:tc>
         <w:tc>
           <w:tcPr>
-            <w:tcW w:type="dxa" w:w="1350"/>
+            <w:tcW w:type="dxa" w:w="990"/>
             <w:shd w:fill="FADDEA" w:color="auto" w:val="clear"/>
             <w:tcMar>
               <w:top w:type="dxa" w:w="60"/>
@@ -20808,7 +20952,7 @@
         </w:tc>
         <w:tc>
           <w:tcPr>
-            <w:tcW w:type="dxa" w:w="1350"/>
+            <w:tcW w:type="dxa" w:w="990"/>
             <w:shd w:fill="FADDEA" w:color="auto" w:val="clear"/>
             <w:tcMar>
               <w:top w:type="dxa" w:w="60"/>
@@ -20837,7 +20981,7 @@
         </w:tc>
         <w:tc>
           <w:tcPr>
-            <w:tcW w:type="dxa" w:w="1350"/>
+            <w:tcW w:type="dxa" w:w="990"/>
             <w:shd w:fill="FADDEA" w:color="auto" w:val="clear"/>
             <w:tcMar>
               <w:top w:type="dxa" w:w="60"/>
@@ -20866,7 +21010,7 @@
         </w:tc>
         <w:tc>
           <w:tcPr>
-            <w:tcW w:type="dxa" w:w="1440"/>
+            <w:tcW w:type="dxa" w:w="990"/>
             <w:shd w:fill="FADDEA" w:color="auto" w:val="clear"/>
             <w:tcMar>
               <w:top w:type="dxa" w:w="60"/>
@@ -20890,6 +21034,64 @@
                 <w:szCs w:val="19"/>
               </w:rPr>
               <w:t xml:space="preserve">7d8 = 31</w:t>
+            </w:r>
+          </w:p>
+        </w:tc>
+        <w:tc>
+          <w:tcPr>
+            <w:tcW w:type="dxa" w:w="990"/>
+            <w:shd w:fill="FADDEA" w:color="auto" w:val="clear"/>
+            <w:tcMar>
+              <w:top w:type="dxa" w:w="60"/>
+              <w:left w:type="dxa" w:w="110"/>
+              <w:bottom w:type="dxa" w:w="60"/>
+              <w:right w:type="dxa" w:w="110"/>
+            </w:tcMar>
+            <w:vAlign w:val="center"/>
+          </w:tcPr>
+          <w:p>
+            <w:pPr>
+              <w:spacing w:after="40" w:before="40" w:line="240"/>
+              <w:jc w:val="center"/>
+            </w:pPr>
+            <w:r>
+              <w:rPr>
+                <w:b w:val="false"/>
+                <w:bCs w:val="false"/>
+                <w:color w:val="251727"/>
+                <w:sz w:val="19"/>
+                <w:szCs w:val="19"/>
+              </w:rPr>
+              <w:t xml:space="preserve">9d8 = 40</w:t>
+            </w:r>
+          </w:p>
+        </w:tc>
+        <w:tc>
+          <w:tcPr>
+            <w:tcW w:type="dxa" w:w="1080"/>
+            <w:shd w:fill="FADDEA" w:color="auto" w:val="clear"/>
+            <w:tcMar>
+              <w:top w:type="dxa" w:w="60"/>
+              <w:left w:type="dxa" w:w="110"/>
+              <w:bottom w:type="dxa" w:w="60"/>
+              <w:right w:type="dxa" w:w="110"/>
+            </w:tcMar>
+            <w:vAlign w:val="center"/>
+          </w:tcPr>
+          <w:p>
+            <w:pPr>
+              <w:spacing w:after="40" w:before="40" w:line="240"/>
+              <w:jc w:val="center"/>
+            </w:pPr>
+            <w:r>
+              <w:rPr>
+                <w:b w:val="false"/>
+                <w:bCs w:val="false"/>
+                <w:color w:val="251727"/>
+                <w:sz w:val="19"/>
+                <w:szCs w:val="19"/>
+              </w:rPr>
+              <w:t xml:space="preserve">10d8 = 45</w:t>
             </w:r>
           </w:p>
         </w:tc>
@@ -20900,7 +21102,7 @@
         </w:trPr>
         <w:tc>
           <w:tcPr>
-            <w:tcW w:type="dxa" w:w="2160"/>
+            <w:tcW w:type="dxa" w:w="1980"/>
             <w:tcMar>
               <w:top w:type="dxa" w:w="60"/>
               <w:left w:type="dxa" w:w="110"/>
@@ -20928,7 +21130,7 @@
         </w:tc>
         <w:tc>
           <w:tcPr>
-            <w:tcW w:type="dxa" w:w="1350"/>
+            <w:tcW w:type="dxa" w:w="990"/>
             <w:tcMar>
               <w:top w:type="dxa" w:w="60"/>
               <w:left w:type="dxa" w:w="110"/>
@@ -20956,7 +21158,7 @@
         </w:tc>
         <w:tc>
           <w:tcPr>
-            <w:tcW w:type="dxa" w:w="1350"/>
+            <w:tcW w:type="dxa" w:w="990"/>
             <w:tcMar>
               <w:top w:type="dxa" w:w="60"/>
               <w:left w:type="dxa" w:w="110"/>
@@ -20984,7 +21186,7 @@
         </w:tc>
         <w:tc>
           <w:tcPr>
-            <w:tcW w:type="dxa" w:w="1350"/>
+            <w:tcW w:type="dxa" w:w="990"/>
             <w:tcMar>
               <w:top w:type="dxa" w:w="60"/>
               <w:left w:type="dxa" w:w="110"/>
@@ -21012,7 +21214,7 @@
         </w:tc>
         <w:tc>
           <w:tcPr>
-            <w:tcW w:type="dxa" w:w="1350"/>
+            <w:tcW w:type="dxa" w:w="990"/>
             <w:tcMar>
               <w:top w:type="dxa" w:w="60"/>
               <w:left w:type="dxa" w:w="110"/>
@@ -21040,7 +21242,7 @@
         </w:tc>
         <w:tc>
           <w:tcPr>
-            <w:tcW w:type="dxa" w:w="1440"/>
+            <w:tcW w:type="dxa" w:w="990"/>
             <w:tcMar>
               <w:top w:type="dxa" w:w="60"/>
               <w:left w:type="dxa" w:w="110"/>
@@ -21063,6 +21265,62 @@
                 <w:szCs w:val="19"/>
               </w:rPr>
               <w:t xml:space="preserve">67</w:t>
+            </w:r>
+          </w:p>
+        </w:tc>
+        <w:tc>
+          <w:tcPr>
+            <w:tcW w:type="dxa" w:w="990"/>
+            <w:tcMar>
+              <w:top w:type="dxa" w:w="60"/>
+              <w:left w:type="dxa" w:w="110"/>
+              <w:bottom w:type="dxa" w:w="60"/>
+              <w:right w:type="dxa" w:w="110"/>
+            </w:tcMar>
+            <w:vAlign w:val="center"/>
+          </w:tcPr>
+          <w:p>
+            <w:pPr>
+              <w:spacing w:after="40" w:before="40" w:line="240"/>
+              <w:jc w:val="center"/>
+            </w:pPr>
+            <w:r>
+              <w:rPr>
+                <w:b w:val="false"/>
+                <w:bCs w:val="false"/>
+                <w:color w:val="251727"/>
+                <w:sz w:val="19"/>
+                <w:szCs w:val="19"/>
+              </w:rPr>
+              <w:t xml:space="preserve">81</w:t>
+            </w:r>
+          </w:p>
+        </w:tc>
+        <w:tc>
+          <w:tcPr>
+            <w:tcW w:type="dxa" w:w="1080"/>
+            <w:tcMar>
+              <w:top w:type="dxa" w:w="60"/>
+              <w:left w:type="dxa" w:w="110"/>
+              <w:bottom w:type="dxa" w:w="60"/>
+              <w:right w:type="dxa" w:w="110"/>
+            </w:tcMar>
+            <w:vAlign w:val="center"/>
+          </w:tcPr>
+          <w:p>
+            <w:pPr>
+              <w:spacing w:after="40" w:before="40" w:line="240"/>
+              <w:jc w:val="center"/>
+            </w:pPr>
+            <w:r>
+              <w:rPr>
+                <w:b w:val="false"/>
+                <w:bCs w:val="false"/>
+                <w:color w:val="251727"/>
+                <w:sz w:val="19"/>
+                <w:szCs w:val="19"/>
+              </w:rPr>
+              <w:t xml:space="preserve">94</w:t>
             </w:r>
           </w:p>
         </w:tc>

--- a/manual/Fundamento-MANUAL-v7.docx
+++ b/manual/Fundamento-MANUAL-v7.docx
@@ -70,7 +70,7 @@
           <w:sz w:val="20"/>
           <w:szCs w:val="20"/>
         </w:rPr>
-        <w:t xml:space="preserve">Níveis 1–20  ·  Faixa lendária 21–30  ·  Versão 7.24</w:t>
+        <w:t xml:space="preserve">Níveis 1–20  ·  Faixa lendária 21–30  ·  Versão 7.25</w:t>
       </w:r>
     </w:p>
     <w:p>
@@ -49668,7 +49668,7 @@
                 <w:sz w:val="19"/>
                 <w:szCs w:val="19"/>
               </w:rPr>
-              <w:t xml:space="preserve">105 a 125</w:t>
+              <w:t xml:space="preserve">105 a 123</w:t>
             </w:r>
           </w:p>
         </w:tc>
@@ -49724,7 +49724,7 @@
                 <w:sz w:val="19"/>
                 <w:szCs w:val="19"/>
               </w:rPr>
-              <w:t xml:space="preserve">—</w:t>
+              <w:t xml:space="preserve">28</w:t>
             </w:r>
           </w:p>
         </w:tc>
@@ -49752,7 +49752,7 @@
                 <w:sz w:val="19"/>
                 <w:szCs w:val="19"/>
               </w:rPr>
-              <w:t xml:space="preserve">—</w:t>
+              <w:t xml:space="preserve">6</w:t>
             </w:r>
           </w:p>
         </w:tc>
@@ -50825,14 +50825,6 @@
       </w:pPr>
       <w:r>
         <w:t xml:space="preserve">A conta supõe quatro personagens: um focado em bater, dois medianos, um de apoio.</w:t>
-      </w:r>
-    </w:p>
-    <w:p>
-      <w:pPr>
-        <w:spacing w:after="140" w:before="0" w:line="276"/>
-      </w:pPr>
-      <w:r>
-        <w:t xml:space="preserve">A faixa mais baixa não tem capanga, e isso é decisão: do nível 2 ao 4 o encontro é um inimigo só. Nenhum sistema trata o corpo pequeno do fundo da escala como um corpo grande encolhido, e aqui ele também não é.</w:t>
       </w:r>
     </w:p>
     <w:p>

--- a/manual/Fundamento-MANUAL-v7.docx
+++ b/manual/Fundamento-MANUAL-v7.docx
@@ -32643,7 +32643,7 @@
                 <w:sz w:val="19"/>
                 <w:szCs w:val="19"/>
               </w:rPr>
-              <w:t xml:space="preserve">Depois de usar, o próximo feitiço que você conjurar nesta cena custa o dobro de energia.</w:t>
+              <w:t>Depois de usar, o próximo feitiço que você conjurar nesta cena custa 2 × a Classe deste feitiço de energia a mais, mesmo que ele seja de Classe 0.</w:t>
             </w:r>
           </w:p>
         </w:tc>

--- a/manual/Fundamento-MANUAL-v7.docx
+++ b/manual/Fundamento-MANUAL-v7.docx
@@ -70,7 +70,7 @@
           <w:sz w:val="20"/>
           <w:szCs w:val="20"/>
         </w:rPr>
-        <w:t xml:space="preserve">Níveis 1–20  ·  Faixa lendária 21–30  ·  Versão 7.25</w:t>
+        <w:t xml:space="preserve">Níveis 1–20  ·  Faixa lendária 21–30  ·  Versão 7.26</w:t>
       </w:r>
     </w:p>
     <w:p>
@@ -17526,7 +17526,7 @@
                 <w:sz w:val="19"/>
                 <w:szCs w:val="19"/>
               </w:rPr>
-              <w:t xml:space="preserve">4,5 m saindo de você</w:t>
+              <w:t xml:space="preserve">4,5 m saindo de você. A largura do cone em qualquer ponto é igual à distância daquele ponto até você.</w:t>
             </w:r>
           </w:p>
         </w:tc>
@@ -17646,7 +17646,7 @@
                 <w:sz w:val="19"/>
                 <w:szCs w:val="19"/>
               </w:rPr>
-              <w:t xml:space="preserve">18 m por 1,5 m</w:t>
+              <w:t xml:space="preserve">18 m por 1,5 m. Quando o comprimento chega ao topo da escada, Maior passa a subir a largura: 1,5 m → 3 m → 4,5 m.</w:t>
             </w:r>
           </w:p>
         </w:tc>
@@ -25113,7 +25113,7 @@
                 <w:sz w:val="19"/>
                 <w:szCs w:val="19"/>
               </w:rPr>
-              <w:t xml:space="preserve">Deixa uma parede ou escudo com 10 × Classe de pontos de vida, por 1 minuto.</w:t>
+              <w:t xml:space="preserve">Deixa uma parede ou escudo com 10 × Classe de pontos de vida, por 1 minuto. Ocupa os mesmos quadrados que a Linha da Classe dele, arrumados como você quiser, cada um partilhando um lado com outro. Altura mínima 2 quadrados. Colocado num ponto a até o alcance do feitiço.</w:t>
             </w:r>
           </w:p>
         </w:tc>
@@ -27369,7 +27369,7 @@
                 <w:sz w:val="19"/>
                 <w:szCs w:val="19"/>
               </w:rPr>
-              <w:t xml:space="preserve">Até o fim do próximo turno do alvo, o feitiço dele custa o dobro de energia e sai com a CD 2 menor.</w:t>
+              <w:t xml:space="preserve">Até o fim do próximo turno do alvo, ele não usa Reação, e o feitiço dele sai com a CD 2 menor.</w:t>
             </w:r>
           </w:p>
         </w:tc>
@@ -32643,7 +32643,7 @@
                 <w:sz w:val="19"/>
                 <w:szCs w:val="19"/>
               </w:rPr>
-              <w:t>Depois de usar, o próximo feitiço que você conjurar nesta cena custa 2 × a Classe deste feitiço de energia a mais, mesmo que ele seja de Classe 0.</w:t>
+              <w:t xml:space="preserve">Depois de usar, o próximo feitiço que você conjurar nesta cena custa 2 × a Classe deste feitiço de energia a mais, mesmo que ele seja de Classe 0.</w:t>
             </w:r>
           </w:p>
         </w:tc>
@@ -49724,7 +49724,7 @@
                 <w:sz w:val="19"/>
                 <w:szCs w:val="19"/>
               </w:rPr>
-              <w:t xml:space="preserve">28</w:t>
+              <w:t xml:space="preserve">9</w:t>
             </w:r>
           </w:p>
         </w:tc>
@@ -49752,7 +49752,7 @@
                 <w:sz w:val="19"/>
                 <w:szCs w:val="19"/>
               </w:rPr>
-              <w:t xml:space="preserve">6</w:t>
+              <w:t xml:space="preserve">4</w:t>
             </w:r>
           </w:p>
         </w:tc>
@@ -49902,7 +49902,7 @@
                 <w:sz w:val="19"/>
                 <w:szCs w:val="19"/>
               </w:rPr>
-              <w:t xml:space="preserve">67</w:t>
+              <w:t xml:space="preserve">22</w:t>
             </w:r>
           </w:p>
         </w:tc>
@@ -49931,7 +49931,7 @@
                 <w:sz w:val="19"/>
                 <w:szCs w:val="19"/>
               </w:rPr>
-              <w:t xml:space="preserve">13</w:t>
+              <w:t xml:space="preserve">10</w:t>
             </w:r>
           </w:p>
         </w:tc>
@@ -50076,7 +50076,7 @@
                 <w:sz w:val="19"/>
                 <w:szCs w:val="19"/>
               </w:rPr>
-              <w:t xml:space="preserve">97</w:t>
+              <w:t xml:space="preserve">32</w:t>
             </w:r>
           </w:p>
         </w:tc>
@@ -50104,7 +50104,7 @@
                 <w:sz w:val="19"/>
                 <w:szCs w:val="19"/>
               </w:rPr>
-              <w:t xml:space="preserve">25</w:t>
+              <w:t xml:space="preserve">19</w:t>
             </w:r>
           </w:p>
         </w:tc>
@@ -50254,7 +50254,7 @@
                 <w:sz w:val="19"/>
                 <w:szCs w:val="19"/>
               </w:rPr>
-              <w:t xml:space="preserve">135</w:t>
+              <w:t xml:space="preserve">45</w:t>
             </w:r>
           </w:p>
         </w:tc>
@@ -50283,7 +50283,7 @@
                 <w:sz w:val="19"/>
                 <w:szCs w:val="19"/>
               </w:rPr>
-              <w:t xml:space="preserve">37</w:t>
+              <w:t xml:space="preserve">28</w:t>
             </w:r>
           </w:p>
         </w:tc>
@@ -50428,7 +50428,7 @@
                 <w:sz w:val="19"/>
                 <w:szCs w:val="19"/>
               </w:rPr>
-              <w:t xml:space="preserve">165</w:t>
+              <w:t xml:space="preserve">55</w:t>
             </w:r>
           </w:p>
         </w:tc>
@@ -50456,7 +50456,7 @@
                 <w:sz w:val="19"/>
                 <w:szCs w:val="19"/>
               </w:rPr>
-              <w:t xml:space="preserve">49</w:t>
+              <w:t xml:space="preserve">37</w:t>
             </w:r>
           </w:p>
         </w:tc>
@@ -50606,7 +50606,7 @@
                 <w:sz w:val="19"/>
                 <w:szCs w:val="19"/>
               </w:rPr>
-              <w:t xml:space="preserve">206</w:t>
+              <w:t xml:space="preserve">68</w:t>
             </w:r>
           </w:p>
         </w:tc>
@@ -50635,7 +50635,7 @@
                 <w:sz w:val="19"/>
                 <w:szCs w:val="19"/>
               </w:rPr>
-              <w:t xml:space="preserve">61</w:t>
+              <w:t xml:space="preserve">46</w:t>
             </w:r>
           </w:p>
         </w:tc>
@@ -50780,7 +50780,7 @@
                 <w:sz w:val="19"/>
                 <w:szCs w:val="19"/>
               </w:rPr>
-              <w:t xml:space="preserve">236</w:t>
+              <w:t xml:space="preserve">78</w:t>
             </w:r>
           </w:p>
         </w:tc>
@@ -50808,7 +50808,7 @@
                 <w:sz w:val="19"/>
                 <w:szCs w:val="19"/>
               </w:rPr>
-              <w:t xml:space="preserve">73</w:t>
+              <w:t xml:space="preserve">55</w:t>
             </w:r>
           </w:p>
         </w:tc>
@@ -50832,7 +50832,7 @@
         <w:spacing w:after="140" w:before="0" w:line="276"/>
       </w:pPr>
       <w:r>
-        <w:t xml:space="preserve">Quatro capangas equivalem a um chefe, e é assim que a coluna se lê: os quatro juntos têm a vida do chefe, e cada um bate o golpe dele. Trocar o corpo único por vários não muda o tamanho do encontro — muda quantas rolagens ele custa e quando o dano do inimigo começa a cair.</w:t>
+        <w:t xml:space="preserve">Oito capangas equivalem a um chefe, e é assim que a coluna se lê: cada um tem de vida o dano do grupo por rodada dividido por quatro, arredondado para baixo — cai num golpe de um personagem —, e bate um quarto do dano do chefe. Os oito vêm juntos, com a vida num pool só, e no máximo três deles atacam o mesmo alvo por rodada, do segundo em diante com o golpe pela metade. Trocar o corpo único pelo esquadrão não muda o tamanho do encontro — muda quantas rolagens ele custa e quando o dano do inimigo começa a cair.</w:t>
       </w:r>
     </w:p>
     <w:p>

--- a/manual/Fundamento-MANUAL-v7.docx
+++ b/manual/Fundamento-MANUAL-v7.docx
@@ -70,7 +70,7 @@
           <w:sz w:val="20"/>
           <w:szCs w:val="20"/>
         </w:rPr>
-        <w:t xml:space="preserve">Níveis 1–20  ·  Faixa lendária 21–30  ·  Versão 7.26</w:t>
+        <w:t xml:space="preserve">Níveis 1–20  ·  Faixa lendária 21–30  ·  Versão 7.27</w:t>
       </w:r>
     </w:p>
     <w:p>
@@ -1174,7 +1174,7 @@
                 <w:sz w:val="20"/>
                 <w:szCs w:val="20"/>
               </w:rPr>
-              <w:t xml:space="preserve"> custa 2 e faz o feitiço ignorar até 6 de Redução de Dano. A Restrição </w:t>
+              <w:t xml:space="preserve"> custa 2 e faz o feitiço ignorar até 4 de Redução de Dano. A Restrição </w:t>
             </w:r>
             <w:r>
               <w:rPr>
@@ -16532,7 +16532,7 @@
                 <w:sz w:val="19"/>
                 <w:szCs w:val="19"/>
               </w:rPr>
-              <w:t xml:space="preserve">5d8 = 22, ignorando até 6 de Redução de Dano (3 × Classe)</w:t>
+              <w:t xml:space="preserve">5d8 = 22, ignorando até 4 de Redução de Dano (2 × Classe)</w:t>
             </w:r>
           </w:p>
         </w:tc>
@@ -24270,7 +24270,7 @@
                 <w:sz w:val="19"/>
                 <w:szCs w:val="19"/>
               </w:rPr>
-              <w:t xml:space="preserve">Ignora até 3 × Classe de Redução de Dano. O que passar disso continua valendo.</w:t>
+              <w:t xml:space="preserve">Ignora até 2 × Classe de Redução de Dano.</w:t>
             </w:r>
           </w:p>
         </w:tc>
@@ -27277,7 +27277,7 @@
                 <w:sz w:val="19"/>
                 <w:szCs w:val="19"/>
               </w:rPr>
-              <w:t xml:space="preserve">O alvo fica com −2 em Testes de Resistência até o fim do próximo turno dele.</w:t>
+              <w:t xml:space="preserve">O alvo fica com −2 em um Teste de Resistência até o fim do próximo turno dele.</w:t>
             </w:r>
           </w:p>
         </w:tc>
@@ -27731,7 +27731,7 @@
                 <w:sz w:val="19"/>
                 <w:szCs w:val="19"/>
               </w:rPr>
-              <w:t xml:space="preserve">O dano do alvo cai um quarto até o fim do próximo turno dele.</w:t>
+              <w:t xml:space="preserve">O dano do alvo cai Xd4 até o fim do próximo turno dele, com X sendo metade do seu atributo de técnica.</w:t>
             </w:r>
           </w:p>
         </w:tc>
@@ -36384,7 +36384,7 @@
         <w:t xml:space="preserve">Melhorias</w:t>
       </w:r>
       <w:r>
-        <w:t xml:space="preserve">, nos preços da sua maior Classe. Melhoria que escala com Classe — como Fura, que ignora 3 × Classe de RD — também usa a sua maior Classe.</w:t>
+        <w:t xml:space="preserve">, nos preços da sua maior Classe. Melhoria que escala com Classe — como Fura, que ignora 2 × Classe de RD — também usa a sua maior Classe.</w:t>
       </w:r>
     </w:p>
     <w:p>
@@ -36676,7 +36676,7 @@
                 <w:sz w:val="20"/>
                 <w:szCs w:val="20"/>
               </w:rPr>
-              <w:t xml:space="preserve">, ignorando 15 de Redução de Dano (3 × Classe 5). Rodada inteira, 25 de PE.</w:t>
+              <w:t xml:space="preserve">, ignorando 10 de Redução de Dano (2 × Classe 5). Rodada inteira, 25 de PE.</w:t>
             </w:r>
           </w:p>
         </w:tc>
@@ -42862,7 +42862,7 @@
                 <w:sz w:val="19"/>
                 <w:szCs w:val="19"/>
               </w:rPr>
-              <w:t xml:space="preserve">6d8 = 27, fura 6 de RD. O Atrasar pagou a Fura inteira</w:t>
+              <w:t xml:space="preserve">6d8 = 27, fura 4 de RD. O Atrasar pagou a Fura inteira</w:t>
             </w:r>
           </w:p>
         </w:tc>
@@ -44201,7 +44201,7 @@
                 <w:sz w:val="19"/>
                 <w:szCs w:val="19"/>
               </w:rPr>
-              <w:t xml:space="preserve">8d8 = 36, fura 12 de RD, +2 na CD</w:t>
+              <w:t xml:space="preserve">8d8 = 36, fura 8 de RD, +2 na CD</w:t>
             </w:r>
           </w:p>
         </w:tc>
@@ -46153,7 +46153,7 @@
                 <w:sz w:val="19"/>
                 <w:szCs w:val="19"/>
               </w:rPr>
-              <w:t xml:space="preserve">24d8 = 108 furando 15 de RD</w:t>
+              <w:t xml:space="preserve">24d8 = 108 furando 10 de RD</w:t>
             </w:r>
           </w:p>
         </w:tc>
